--- a/Studies/The-Ontology-of-Coexistence/Presenters-Companion-Ontology-of-Existence.docx
+++ b/Studies/The-Ontology-of-Coexistence/Presenters-Companion-Ontology-of-Existence.docx
@@ -35,7 +35,7 @@
         <w:rPr>
           <w:b/>
         </w:rPr>
-        <w:t>27-slide</w:t>
+        <w:t>28-slide</w:t>
       </w:r>
       <w:r>
         <w:t xml:space="preserve"> presentation based on §1 of </w:t>
@@ -1477,16 +1477,7 @@
     </w:p>
     <w:p>
       <w:r>
-        <w:t xml:space="preserve">Complementarity second. Nothing in nature exists in isolation, and each unit is a whole along with its environment. Now the consequence people find surprising: essentiality in every order is what value </w:t>
-      </w:r>
-      <w:r>
-        <w:rPr>
-          <w:i/>
-        </w:rPr>
-        <w:t>is</w:t>
-      </w:r>
-      <w:r>
-        <w:t>, in the broad sense — the usefulness through which a unit is complementary to others. That means value is ontological here. It is not assigned by an observer, and it is not a human invention layered on top of physics.</w:t>
+        <w:t>Complementarity second. Nothing in nature exists in isolation, and each unit is a whole along with its environment. Now the consequence people find surprising: value, in the universal sense, is essentiality and participation in orderliness — the definite conduct through which a unit complements others. Usefulness is that essentiality as it appears in objects; it is not the whole of value. Value is ontological here. It is not assigned by an observer, and it is not a human invention layered on top of physics.</w:t>
       </w:r>
     </w:p>
     <w:p>
@@ -1551,7 +1542,7 @@
     </w:p>
     <w:p>
       <w:r>
-        <w:t>Recognition below the human order is not reflective cognition; the heat, particle-distance, and atomic-combination examples are the study's own (§1.2). Value as the usefulness through which a unit is complementary to others: §1.4.</w:t>
+        <w:t>Recognition below the human order is not reflective cognition; the heat, particle-distance, and atomic-combination examples are the study's own (§1.2). Value as essentiality and participation in orderliness: §1.4.</w:t>
       </w:r>
     </w:p>
     <w:p>
@@ -1694,6 +1685,11 @@
       </w:r>
     </w:p>
     <w:p>
+      <w:r>
+        <w:t>The same unit is known in three complementary aspects, not three worlds. Inherent truth is what the unit is. Positional truth is how it stands among others. Existential truth is that it exists in Omnipresence.</w:t>
+      </w:r>
+    </w:p>
+    <w:p>
       <w:pPr>
         <w:pStyle w:val="Heading2"/>
       </w:pPr>
@@ -1703,7 +1699,7 @@
     </w:p>
     <w:p>
       <w:r>
-        <w:t>Four aspects: MVD, pp. 11, 42, 47, 50–51; SB pp. 55, 71, 86. “Each unit is a whole along with its environment… orderliness with its ness… moves towards ‘development’ in its natural state and ‘decline’ in its excited state.” — SB, pp. 13–14</w:t>
+        <w:t>Four aspects: MVD, pp. 11, 42, 47, 50–51; SB pp. 55, 71, 86. Three complementary truths: YAT; MVD pp. 88, 97; study §1.3. “Each unit is a whole along with its environment… orderliness with its ness… moves towards ‘development’ in its natural state and ‘decline’ in its excited state.” — SB, pp. 13–14</w:t>
       </w:r>
     </w:p>
     <w:p>
@@ -1907,7 +1903,7 @@
     </w:p>
     <w:p>
       <w:r>
-        <w:t xml:space="preserve">The slide names five value families: object, </w:t>
+        <w:t xml:space="preserve">The slide names the thirty values: four </w:t>
       </w:r>
       <w:r>
         <w:rPr>
@@ -1916,7 +1912,7 @@
         <w:t>jeevan</w:t>
       </w:r>
       <w:r>
-        <w:t xml:space="preserve">, human, established, and civic — the last is </w:t>
+        <w:t xml:space="preserve"> values, six human values, nine established values, nine expressed values, and two object values. Established values become evident when human relationships are recognised and fulfilled — trust, respect, affection, care, and so on. Expressed values — </w:t>
       </w:r>
       <w:r>
         <w:rPr>
@@ -1925,62 +1921,44 @@
         <w:t>shishta-mulya</w:t>
       </w:r>
       <w:r>
-        <w:t xml:space="preserve"> in the source. Object values are two, utility and art, so the same list is often counted as six types: utility, art, </w:t>
+        <w:t xml:space="preserve"> — are their corresponding powers in motion. The English translation of MVD renders those as civic values; they are relationship-expression, not a separate family of right-use of body, mind, and wealth.</w:t>
+      </w:r>
+    </w:p>
+    <w:p>
+      <w:r>
+        <w:t>At the human order the path runs: knowing, then believing, then recognising, then fulfilling. Awakening does not invent new faculties. It aligns this chain with coexistence.</w:t>
+      </w:r>
+    </w:p>
+    <w:p>
+      <w:pPr>
+        <w:pStyle w:val="Heading2"/>
+      </w:pPr>
+      <w:r>
+        <w:t>Primary-text background</w:t>
+      </w:r>
+    </w:p>
+    <w:p>
+      <w:r>
+        <w:t>“Every entity of nature recognises another; that is why it fulfils…” — JV, p. 69</w:t>
+      </w:r>
+    </w:p>
+    <w:p>
+      <w:r>
+        <w:t>Relationship / contact definitions: MVD, pp. 61–62. Values and mutuality: SB, pp. 50, 53, 61; MVD, p. 27. Motherly care example: JV, pp. 137–138.</w:t>
+      </w:r>
+    </w:p>
+    <w:p>
+      <w:r>
+        <w:t xml:space="preserve">The thirty-value canon follows the study's §1.4 table and </w:t>
       </w:r>
       <w:r>
         <w:rPr>
           <w:i/>
         </w:rPr>
-        <w:t>jeevan</w:t>
-      </w:r>
-      <w:r>
-        <w:t>, human, established, and civic. Established values are the ones that become evident when human relationships are recognised and fulfilled — trust, respect, affection, care, and so on. Civic values are how all of that is expressed in social participation.</w:t>
-      </w:r>
-    </w:p>
-    <w:p>
-      <w:r>
-        <w:t>At the human order the path runs: knowing, then believing, then recognising, then fulfilling. Awakening does not invent new faculties. It aligns this chain with coexistence.</w:t>
-      </w:r>
-    </w:p>
-    <w:p>
-      <w:pPr>
-        <w:pStyle w:val="Heading2"/>
-      </w:pPr>
-      <w:r>
-        <w:t>Primary-text background</w:t>
-      </w:r>
-    </w:p>
-    <w:p>
-      <w:r>
-        <w:t>“Every entity of nature recognises another; that is why it fulfils…” — JV, p. 69</w:t>
-      </w:r>
-    </w:p>
-    <w:p>
-      <w:r>
-        <w:t>Relationship / contact definitions: MVD, pp. 61–62. Values and mutuality: SB, pp. 50, 53, 61; MVD, p. 27. Motherly care example: JV, pp. 137–138.</w:t>
-      </w:r>
-    </w:p>
-    <w:p>
-      <w:r>
-        <w:t xml:space="preserve">The five families follow the study's §1.4 table: object, </w:t>
-      </w:r>
-      <w:r>
-        <w:rPr>
-          <w:i/>
-        </w:rPr>
-        <w:t>jeevan</w:t>
-      </w:r>
-      <w:r>
-        <w:t>, human, established, civic (</w:t>
-      </w:r>
-      <w:r>
-        <w:rPr>
-          <w:i/>
-        </w:rPr>
-        <w:t>shishta</w:t>
-      </w:r>
-      <w:r>
-        <w:t xml:space="preserve">). The MVD English translation uses </w:t>
+        <w:t>Paribhasha Samhita</w:t>
+      </w:r>
+      <w:r>
+        <w:t xml:space="preserve"> pp. 151, 154, matching Axiology §1.3. The English translation of MVD uses </w:t>
       </w:r>
       <w:r>
         <w:rPr>
@@ -1998,7 +1976,7 @@
         <w:t>shishta-mulya</w:t>
       </w:r>
       <w:r>
-        <w:t xml:space="preserve">; “expression values” is an explanatory rendering, not a separate sixth family, and “relationship values” is a loose label for established values rather than a family of its own. The primary texts distribute these explanations across passages on production, relationship, </w:t>
+        <w:t xml:space="preserve">; this companion treats them as the expressed pair of the established values. The primary texts distribute these explanations across passages on production, relationship, </w:t>
       </w:r>
       <w:r>
         <w:rPr>
@@ -3244,7 +3222,16 @@
     </w:p>
     <w:p>
       <w:r>
-        <w:t>On one side: the body — living composition, sense organs, brain, physical expression; decomposable. On the other: the sentient unit — constitutionally complete; faculties inherent; continuing when the joint form ends.</w:t>
+        <w:t>On one side: the body — living composition, sense organs, the brain (</w:t>
+      </w:r>
+      <w:r>
+        <w:rPr>
+          <w:i/>
+        </w:rPr>
+        <w:t>medhas</w:t>
+      </w:r>
+      <w:r>
+        <w:t>), physical expression; decomposable. The brain receives and translates signals; it is the medium, not the knower. On the other: the sentient unit — constitutionally complete; faculties inherent; continuing when the joint form ends.</w:t>
       </w:r>
     </w:p>
     <w:p>
@@ -3288,7 +3275,16 @@
     </w:p>
     <w:p>
       <w:r>
-        <w:t xml:space="preserve">The brain is a physical interface for expression within the joint form; the knower is always </w:t>
+        <w:t>The brain (</w:t>
+      </w:r>
+      <w:r>
+        <w:rPr>
+          <w:i/>
+        </w:rPr>
+        <w:t>medhas</w:t>
+      </w:r>
+      <w:r>
+        <w:t xml:space="preserve">) is a physical interface for expression within the joint form; the knower is always </w:t>
       </w:r>
       <w:r>
         <w:rPr>
@@ -3350,7 +3346,12 @@
     </w:p>
     <w:p>
       <w:r>
-        <w:t>Each works outward and inward. Hope selects and tastes. Thought analyses and deliberates. Desire visualises and contemplates. Resolve resolves and receives clear understanding. The core self authenticates and realises.</w:t>
+        <w:t>Each works outward and inward. Hope selects and tastes. Thought analyses and deliberates. Desire visualises and contemplates — and directly apprehends. Resolve resolves and comprehends. The core self authenticates and realises.</w:t>
+      </w:r>
+    </w:p>
+    <w:p>
+      <w:r>
+        <w:t>Guidance can descend from the core self through the faculties — higher-conformance — or sensory drive can push inward from the body — lower-conformance. Cognisance regulates sensitivity when the higher direction holds.</w:t>
       </w:r>
     </w:p>
     <w:p>
@@ -3373,7 +3374,7 @@
     </w:p>
     <w:p>
       <w:r>
-        <w:t xml:space="preserve">MVD, p. 78; JV, p. 92; MVD, pp. 13, 126, 278–279, 286–287. </w:t>
+        <w:t xml:space="preserve">MVD, p. 78; JV, p. 92; MVD, pp. 13, 82–83, 126, 207–208, 278–279, 286–287. </w:t>
       </w:r>
       <w:r>
         <w:rPr>
@@ -3382,7 +3383,43 @@
         <w:t>Koshas</w:t>
       </w:r>
       <w:r>
-        <w:t>: MVD, pp. 49–50. Body mistaken for self: SB, pp. 91–92; JV, p. 93.</w:t>
+        <w:t xml:space="preserve">: MVD, pp. 49–50. Body mistaken for self: SB, pp. 91–92; JV, p. 93. The study renders the reflective activity of </w:t>
+      </w:r>
+      <w:r>
+        <w:rPr>
+          <w:i/>
+        </w:rPr>
+        <w:t>buddhi</w:t>
+      </w:r>
+      <w:r>
+        <w:t xml:space="preserve"> as comprehension (</w:t>
+      </w:r>
+      <w:r>
+        <w:rPr>
+          <w:i/>
+        </w:rPr>
+        <w:t>bodh</w:t>
+      </w:r>
+      <w:r>
+        <w:t xml:space="preserve">) and of </w:t>
+      </w:r>
+      <w:r>
+        <w:rPr>
+          <w:i/>
+        </w:rPr>
+        <w:t>chitta</w:t>
+      </w:r>
+      <w:r>
+        <w:t xml:space="preserve"> as direct apprehension (</w:t>
+      </w:r>
+      <w:r>
+        <w:rPr>
+          <w:i/>
+        </w:rPr>
+        <w:t>sakshatkar</w:t>
+      </w:r>
+      <w:r>
+        <w:t>).</w:t>
       </w:r>
     </w:p>
     <w:p>
@@ -4266,7 +4303,7 @@
     </w:p>
     <w:p>
       <w:r>
-        <w:t>On the right: how knowing happens within the sentient unit. Hope tastes and selects. Thought deliberates. Desire contemplates. Resolve clarifies and resolves. The core self realises — through truth. When each level is acted in alignment, it is felt as happiness, peace, contentment, and bliss.</w:t>
+        <w:t>On the right: how knowing happens within the sentient unit. Hope tastes and selects. Thought deliberates. Desire contemplates and directly apprehends. Resolve comprehends and resolves. The core self realises — through truth. When each level is acted in alignment, it is felt as happiness, peace, contentment, and bliss.</w:t>
       </w:r>
     </w:p>
     <w:p>
@@ -4293,7 +4330,7 @@
         <w:t>dharma</w:t>
       </w:r>
       <w:r>
-        <w:t xml:space="preserve">); JV, p. 120 (understanding as enlightenment of existence, </w:t>
+        <w:t xml:space="preserve">); JV, p. 120 (understanding of existence, </w:t>
       </w:r>
       <w:r>
         <w:rPr>

--- a/Studies/The-Ontology-of-Coexistence/Presenters-Companion-Ontology-of-Existence.docx
+++ b/Studies/The-Ontology-of-Coexistence/Presenters-Companion-Ontology-of-Existence.docx
@@ -3346,7 +3346,7 @@
     </w:p>
     <w:p>
       <w:r>
-        <w:t>Each works outward and inward. Hope selects and tastes. Thought analyses and deliberates. Desire visualises and contemplates — and directly apprehends. Resolve resolves and comprehends. The core self authenticates and realises.</w:t>
+        <w:t>Each works outward and inward. Hope selects and tastes. Thought analyses and deliberates. Desire visualises and contemplates — and directly apprehends. Resolve resolves and comprehends. The core self authenticates and realises. Tasting at hope has three orientations: sensory, value-based, and goal-based. Awakening changes which of these governs what is accepted. Projection of realisation is authenticity, resolve, visualisation, analysis, and selection into living conduct.</w:t>
       </w:r>
     </w:p>
     <w:p>
@@ -3419,7 +3419,7 @@
         <w:t>sakshatkar</w:t>
       </w:r>
       <w:r>
-        <w:t>).</w:t>
+        <w:t>). Tasting forms: PS pp. 40–41; Axiology §1.2.</w:t>
       </w:r>
     </w:p>
     <w:p>

--- a/Studies/The-Ontology-of-Coexistence/Presenters-Companion-Ontology-of-Existence.docx
+++ b/Studies/The-Ontology-of-Coexistence/Presenters-Companion-Ontology-of-Existence.docx
@@ -35,7 +35,7 @@
         <w:rPr>
           <w:b/>
         </w:rPr>
-        <w:t>28-slide</w:t>
+        <w:t>29-slide</w:t>
       </w:r>
       <w:r>
         <w:t xml:space="preserve"> presentation based on §1 of </w:t>
@@ -92,7 +92,16 @@
         <w:t>Adhyatmvad</w:t>
       </w:r>
       <w:r>
-        <w:t xml:space="preserve"> (AVD) — translations by Rakesh Gupta where applicable; KD section 3 working English as noted in the study.</w:t>
+        <w:t xml:space="preserve"> (AVD), and the Hindi </w:t>
+      </w:r>
+      <w:r>
+        <w:rPr>
+          <w:i/>
+        </w:rPr>
+        <w:t>Paribhasha Samhita</w:t>
+      </w:r>
+      <w:r>
+        <w:t xml:space="preserve"> (PS). Translation and edition conventions follow the study; KD section 3 is working English. PS citations use printed pages, eight below the PDF position, in the third edition (2012), printing dated 14 January 2016. The official source collection and page-level references are linked in the [study bibliography](The-Ontology-of-Coexistence.html#references).</w:t>
       </w:r>
     </w:p>
     <w:p>
@@ -141,16 +150,7 @@
         <w:t>satta</w:t>
       </w:r>
       <w:r>
-        <w:t xml:space="preserve">; the study, this guide, </w:t>
-      </w:r>
-      <w:r>
-        <w:rPr>
-          <w:b/>
-        </w:rPr>
-        <w:t>and now the slides</w:t>
-      </w:r>
-      <w:r>
-        <w:t xml:space="preserve"> use “Omnipresence” in prose and preserve the translation's word inside quotations only. Both names point to the same </w:t>
+        <w:t xml:space="preserve">; the study, this guide, and the slides use “Omnipresence” in prose and preserve the translation's word inside quotations only. Both names point to the same </w:t>
       </w:r>
       <w:r>
         <w:rPr>
@@ -177,7 +177,7 @@
         <w:t>gyan</w:t>
       </w:r>
       <w:r>
-        <w:t xml:space="preserve"> taxonomy is no longer a deck slide; vocabulary discipline lives in the study's Editorial Notes. The epistemic payoff is the epistemic ladder (slide 24) and realisation (slide 25); method and evidence close the “how known” question (slides 27 and 28).</w:t>
+        <w:t xml:space="preserve"> taxonomy is no longer a deck slide; vocabulary discipline lives in the study's Editorial Notes. The epistemic payoff is the epistemic ladder (slide 24) and realisation (slide 25); presentation, communication, expression, and art connect understanding with conduct (slide 26); method and evidence close the “how known” question (slides 28 and 29).</w:t>
       </w:r>
     </w:p>
     <w:p>
@@ -251,7 +251,7 @@
     </w:p>
     <w:p>
       <w:r>
-        <w:t>Coverage claims are scoped to the translated corpus (MVD, SB, JV) plus KD as cited; relationship and value structure and cyclical economics may be fuller in untranslated Hindi works.</w:t>
+        <w:t>Coverage claims are scoped to the translated corpus (MVD, SB, JV), KD as cited, and the selected Hindi PS definitions identified in this guide. Other Hindi works may develop these subjects further.</w:t>
       </w:r>
     </w:p>
     <w:p>
@@ -439,7 +439,7 @@
     </w:p>
     <w:p>
       <w:r>
-        <w:t>Third: how sentient living becomes awakened conduct — the human as a joint form of body and sentient unit, the faculties of that sentient unit, the four harmonies it can reach, and why the higher three are reached only through action actually performed: evaluation, realisation, and participation in humane order.</w:t>
+        <w:t>Third: how sentient living becomes awakened conduct. We examine the human joint form, jeevan's faculties and harmonies, evaluation, realisation, and the expression of understanding through humane conduct.</w:t>
       </w:r>
     </w:p>
     <w:p>
@@ -641,7 +641,7 @@
     </w:p>
     <w:p>
       <w:r>
-        <w:t>In MD's reading, complementarity and value are built into existence; justice, family, and undivided society express how reality is — not conventions imposed on a value-neutral world. Slide 25 shows the ontology terminating in resolution, prosperity, fearlessness, and coexistence.</w:t>
+        <w:t>In MD's reading, complementarity and value are built into existence; justice, family, and undivided society express how reality is — not conventions imposed on a value-neutral world. Slide 27 shows the human goals of resolution, prosperity, fearlessness, and coexistence.</w:t>
       </w:r>
     </w:p>
     <w:p>
@@ -823,7 +823,16 @@
     </w:p>
     <w:p>
       <w:r>
-        <w:t xml:space="preserve">Hold on to two of those words, because the next slide is built on them. </w:t>
+        <w:t xml:space="preserve">Two words make this relation clearer. </w:t>
+      </w:r>
+      <w:r>
+        <w:rPr>
+          <w:i/>
+        </w:rPr>
+        <w:t>Permeating</w:t>
+      </w:r>
+      <w:r>
+        <w:t xml:space="preserve"> concerns the unit: the pervasive reality passes through every unit, which remains saturated in it. </w:t>
       </w:r>
       <w:r>
         <w:rPr>
@@ -832,16 +841,7 @@
         <w:t>Transparent</w:t>
       </w:r>
       <w:r>
-        <w:t xml:space="preserve"> and </w:t>
-      </w:r>
-      <w:r>
-        <w:rPr>
-          <w:i/>
-        </w:rPr>
-        <w:t>permeating</w:t>
-      </w:r>
-      <w:r>
-        <w:t>. The texts say transparence, permeability, and pervasiveness taken together are what show the ground to be one indivisible reality. Permeating is the strong one: the ground does not merely surround a unit from outside, it passes through it. That will matter in about ninety seconds.</w:t>
+        <w:t xml:space="preserve"> concerns mutuality: units become manifest to one another through imaging, which provides a basis of recognition. Transparency, permeability, and pervasiveness together evidence one indivisible reality.</w:t>
       </w:r>
     </w:p>
     <w:p>
@@ -899,6 +899,11 @@
       </w:r>
       <w:r>
         <w:t xml:space="preserve"> as Space: SB, pp. 57, 59, 79. Never-separated: SB, p. 70; JV, p. 18.</w:t>
+      </w:r>
+    </w:p>
+    <w:p>
+      <w:r>
+        <w:t>MVD p. 32 locates permeation in insentient and sentient units and transparency in their mutuality. PS p. 114 connects this with images and recognition. The ground remains actionless; imaging and recognition do not make it a knowing subject.</w:t>
       </w:r>
     </w:p>
     <w:p>
@@ -1042,70 +1047,32 @@
     </w:p>
     <w:p>
       <w:r>
-        <w:t>How are ground and units related? The texts have one word for it: saturation. Every formful unit is soaked, submerged, and surrounded in Omnipresence.</w:t>
-      </w:r>
-    </w:p>
-    <w:p>
-      <w:r>
-        <w:t>Now, why is that true rather than merely asserted? Because the ground is permeating — the word from the last slide. Take a unit and divide it. Divide the fragments. Divide those. However far you go, every fragment is still soaked, still submerged, still surrounded. There is no cut you can make that leaves a piece standing outside the ground.</w:t>
-      </w:r>
-    </w:p>
-    <w:p>
-      <w:r>
-        <w:t>Two things follow immediately, and they are worth stating slowly.</w:t>
-      </w:r>
-    </w:p>
-    <w:p>
-      <w:r>
-        <w:t>One: a unit cannot be annihilated. To annihilate it you would need a fragment separated from what it is saturated in, and no division produces that.</w:t>
-      </w:r>
-    </w:p>
-    <w:p>
-      <w:r>
-        <w:t xml:space="preserve">Two: saturation is a condition, not an event. There is no moment at which units existed on their own and were later joined to the ground. If someone asks you </w:t>
-      </w:r>
-      <w:r>
-        <w:rPr>
-          <w:i/>
-        </w:rPr>
-        <w:t>when</w:t>
-      </w:r>
-      <w:r>
-        <w:t xml:space="preserve"> saturation happened, the answer is that the question does not apply.</w:t>
-      </w:r>
-    </w:p>
-    <w:p>
-      <w:r>
-        <w:t>Here is the part I want you to notice, because it is easy to read past. Soaked, submerged, surrounded are not three words for one relation. Each carries its own entailment, and the three cards on the slide follow them in order.</w:t>
-      </w:r>
-    </w:p>
-    <w:p>
-      <w:r>
-        <w:t xml:space="preserve">Soaked gives forcefulness. Being soaked </w:t>
-      </w:r>
-      <w:r>
-        <w:rPr>
-          <w:i/>
-        </w:rPr>
-        <w:t>is</w:t>
-      </w:r>
-      <w:r>
-        <w:t xml:space="preserve"> forcefulness — the unit is the bearer of definite relative power. On the force side of the same bond, the texts call this basic impulsion.</w:t>
-      </w:r>
-    </w:p>
-    <w:p>
-      <w:r>
-        <w:t>Submerged gives energy-fullness. The ground is on every side of the unit, so the unit is never devoid of the energy evident in its activity. The texts state the relation as a bare identity: unit-ness plus energy-fullness is activeness. And activity is never one thing at a time — always effort, motion, and result together.</w:t>
-      </w:r>
-    </w:p>
-    <w:p>
-      <w:r>
-        <w:t>Surrounded gives regulation. Because the formless reality stands between units, each is held at a definite distance from the others. That is where law and orderliness come from — not from a statute issued from outside. We will come back to this on slide 22.</w:t>
-      </w:r>
-    </w:p>
-    <w:p>
-      <w:r>
-        <w:t>Recognition and participation in orderliness follow from the same bond, and slide 8 takes them up in their own right. And please hear the caution: this is a claim about what existence is like, not a proposed laboratory transfer mechanism. Nor does saturation destine any unit to become sentient.</w:t>
+        <w:t>Saturation names the inseparability of units and Omnipresence. Every formful unit is soaked, submerged, and surrounded in the same pervasive reality.</w:t>
+      </w:r>
+    </w:p>
+    <w:p>
+      <w:r>
+        <w:t>Because that reality is permeating, dividing a unit leaves every fragment saturated in it. There is no fragment outside the ground. This is why the texts connect saturation with non-annihilation, and why saturation names an ever-present condition.</w:t>
+      </w:r>
+    </w:p>
+    <w:p>
+      <w:r>
+        <w:t>The three descriptions have overlapping connections. Soakedness is evidenced as energy-fullness and forcefulness. The unit bears energy and definite relative power. The texts explicitly locate the root of its manifestness, or prakashmanata, in force-endowment while saturated in Omnipresence.</w:t>
+      </w:r>
+    </w:p>
+    <w:p>
+      <w:r>
+        <w:t>Submersion is expressed in activeness and recognition in mutuality. Units are present in the same pervasive reality and are imaged to one another. The formula linking unit-ness and energy-fullness with activeness belongs to this connected account.</w:t>
+      </w:r>
+    </w:p>
+    <w:p>
+      <w:r>
+        <w:t>Surroundedness is evidenced as regulation. Units remain in definite relations and regulate their activities through their own mediative organisation. Slide 22 develops this.</w:t>
+      </w:r>
+    </w:p>
+    <w:p>
+      <w:r>
+        <w:t>These descriptions belong together. The source passages connect them in more than one way, so each card should be read as part of one saturation. Slide 8 develops imaging and recognition. This is the darshan's ontological account; a quantitative physical mechanism would require further evidence.</w:t>
       </w:r>
     </w:p>
     <w:p>
@@ -1156,6 +1123,11 @@
       </w:r>
     </w:p>
     <w:p>
+      <w:r>
+        <w:t>SB p. 57 associates soakedness with forcefulness, submersion with activeness, and surroundedness with regulation. PS p. 114 associates soakedness with energy-endowment, submersion with mutual recognition, and surroundedness with regulation. These overlap rather than establishing exclusive compartments. SB p. 248 grounds manifestness in force-endowment under saturation. PS p. 121 identifies the image as a basis of mutual recognition. See study §§1.1–1.3 and Editorial Notes.</w:t>
+      </w:r>
+    </w:p>
+    <w:p>
       <w:pPr>
         <w:pStyle w:val="Heading2"/>
       </w:pPr>
@@ -1247,12 +1219,12 @@
         <w:rPr>
           <w:b/>
         </w:rPr>
-        <w:t>Q: Why insist the three words differ? Isn't this over-reading a translation?</w:t>
-      </w:r>
-    </w:p>
-    <w:p>
-      <w:r>
-        <w:t>It is the texts' own division: SB p. 57 attaches forcefulness to being soaked, and SB p. 79 attaches regulation specifically to surroundedness. The study sets out the three entailments in §1.2 and flags that MD gives them as ontological entailment, not mechanism.</w:t>
+        <w:t>Q: Does each saturation term have exactly one consequence?</w:t>
+      </w:r>
+    </w:p>
+    <w:p>
+      <w:r>
+        <w:t>The primary descriptions overlap. SB p. 57 connects submersion with activeness, while PS p. 114 connects it with recognition in mutuality. The study preserves both connections and the shared regulation account without assigning one exclusive consequence to each term.</w:t>
       </w:r>
     </w:p>
     <w:p>
@@ -1472,7 +1444,7 @@
     </w:p>
     <w:p>
       <w:r>
-        <w:t>Recognition first. A unit recognises another by responding according to definite constitution, distance, force, and relation. No cognition is involved — please do not hear "recognition" as a mental act. Heat is accepted and redistributed by matter. Particles hold definite distance in an atom. Atoms combine in definite ways and not others. That is recognition in the insentient orders, and the texts name the equipment for it: capacity, ability, receptivity.</w:t>
+        <w:t>Recognition first. Units are imaged to one another in mutual facing. The image, called pratibimb, provides a basis of mutual recognition. This includes insentient units. Their relative powers also exert effects: heat exchange and particle relations illustrate responsiveness. Imaging and influence have distinct roles in the same mutuality. Neither implies that an insentient unit understands as a person does. Human understanding involves the knowing activities of jeevan.</w:t>
       </w:r>
     </w:p>
     <w:p>
@@ -1552,7 +1524,7 @@
     </w:p>
     <w:p>
       <w:r>
-        <w:t>Note for the presenter: this slide was added because the deck previously carried recognition, complementarity, and the drive-to-fulfil-them as scattered clauses — recognition had been reduced to a single line in slide 6's footer. The study's §1.2 reference notes carry the thread heavily even though its prose mentions "complementarity" only a few times; this slide makes the through-line explicit and slides 10, 12, 13, 16, and 21 now name it where it is doing the work.</w:t>
+        <w:t>PS p. 121 defines image and imaging through mutual recognition. SB pp. 248–252 distinguishes imaging from the influences of relative powers. Its account extends from insentient mutuality to animal recognition of essential nature and human exchange of values and evaluation of dharma. These are the source connections behind the revised study §§1.2–1.3.</w:t>
       </w:r>
     </w:p>
     <w:p>
@@ -1599,7 +1571,7 @@
     </w:p>
     <w:p>
       <w:r>
-        <w:t>The texts use it technically: definite responsiveness to another unit according to constitution, distance, force, and relation. It carries no claim of awareness. The study is careful that knowing and believing are additional activities that appear only in sentient nature (§1.2).</w:t>
+        <w:t>The texts give an account of mutual imaging as well as definite responsiveness. PS p. 121 names the image as a basis of recognition, and SB pp. 248–252 distinguishes imaging from influence. Neither attributes human understanding to a particle. Knowing and believing belong to sentient nature (§§1.2–1.3).</w:t>
       </w:r>
     </w:p>
     <w:p>
@@ -1656,12 +1628,12 @@
     </w:p>
     <w:p>
       <w:r>
-        <w:t>Form is real boundary and configuration. Take the peepal tree on the slide: one bounded living form with trunk, branches, leaves, and roots.</w:t>
-      </w:r>
-    </w:p>
-    <w:p>
-      <w:r>
-        <w:t>Properties — capacities and relative effects. In the peepal: nutrition, growth, repair, seed production, degeneration under definite conditions.</w:t>
+        <w:t>Form is the real configuration of the unit: shape, volume, and density. The constituted unit is bimb. Its image in mutual facing is pratibimb, and being imaged is pratibimban. Take the peepal tree: one bounded living form with trunk, branches, leaves, and roots.</w:t>
+      </w:r>
+    </w:p>
+    <w:p>
+      <w:r>
+        <w:t>Properties are relative powers inseparable from their bearer. In the peepal, nutrition, repair, seed production, and degeneration become effective under definite conditions.</w:t>
       </w:r>
     </w:p>
     <w:p>
@@ -1676,7 +1648,7 @@
     </w:p>
     <w:p>
       <w:r>
-        <w:t>Form is real; what another unit encounters is its definite presentation in mutual facing. In non-sentient nature these aspects are definite. Misreading arises mainly in human living, when the sentient unit mistakes the body for the self.</w:t>
+        <w:t>The whole unit is manifest, or prakashman, with all four aspects. Imaging is central to prakash. This is a claim about how units are manifest to one another; completed human understanding also requires knowing their relations and fulfilment. An image alone does not deliver that understanding. Animal recognition of essential nature becomes evident in friendliness and opposition; human living brings the exchange of values and evaluation of dharma.</w:t>
       </w:r>
     </w:p>
     <w:p>
@@ -1734,6 +1706,11 @@
       </w:r>
       <w:r>
         <w:t xml:space="preserve"> are relational in manifestation; bearer and capacities remain real.</w:t>
+      </w:r>
+    </w:p>
+    <w:p>
+      <w:r>
+        <w:t>Imaging and prakash: MVD p. 45. Bimb, pratibimb, and pratibimban: PS pp. 121, 135. Being manifest with all four aspects: PS p. 119. Imaging, influence, animal recognition, and human evaluation: SB pp. 248–252. Bearer/property distinction: SB pp. 256–257. SB p. 179 describes entities as manifest, communicated, and expressed according to state, motion, plane, and order. Slide 26 develops the human definitions. The study’s Editorial Notes retain the contextual heated-body definition of prakash in PS p. 119 alongside MVD’s broader imaging formulation.</w:t>
       </w:r>
     </w:p>
     <w:p>
@@ -3351,7 +3328,7 @@
     </w:p>
     <w:p>
       <w:r>
-        <w:t>Guidance can descend from the core self through the faculties — higher-conformance — or sensory drive can push inward from the body — lower-conformance. Cognisance regulates sensitivity when the higher direction holds.</w:t>
+        <w:t>Here, reflection means pratyavartan, the inward activity of knowing. It differs from pratibimban, the imaging between units introduced on slides 8 and 9. Guidance can descend from the core self through the faculties, while sensory drive can press inward from the body. In awakening, cognisance regulates sensitivity.</w:t>
       </w:r>
     </w:p>
     <w:p>
@@ -3529,7 +3506,7 @@
     </w:p>
     <w:p>
       <w:r>
-        <w:t>Now hold all four in view, because they are what the knowledge order is actually after. This is the answer to “what is a human life for?” in this system — and notice that only the first of the four is reachable by sensory living. Happiness, the harmony of hope and thought, an animal can have. Peace, contentment, and bliss it cannot even see.</w:t>
+        <w:t>These four harmonies belong to the knowledge-order account of awakening. Animal living expresses hope to live through its bodily medium. We should therefore keep animal sensory satisfaction distinct from the human development of these harmonies. Within the human account, bliss is borne at buddhi through harmony with atma. Realisation at atma is named ultimate bliss, or paramanand, whose effect reaches the remaining faculties.</w:t>
       </w:r>
     </w:p>
     <w:p>
@@ -3539,7 +3516,7 @@
     </w:p>
     <w:p>
       <w:r>
-        <w:t>The next two slides ask how a human being actually gets from the first harmony to the other three.</w:t>
+        <w:t>The next two slides examine how understanding comes to guide evaluation, work, and relationships.</w:t>
       </w:r>
     </w:p>
     <w:p>
@@ -3553,6 +3530,11 @@
     <w:p>
       <w:r>
         <w:t>JV, p. 138 (four harmonies). JV, p. 61 (values ladder / five levels). KD §3.12, pp. 110–113 (projection–reflection). SB pairs values with practical routes through justice, orderliness, and realisation. MVD, p. 77 (channelling energies toward awakening).</w:t>
+      </w:r>
+    </w:p>
+    <w:p>
+      <w:r>
+        <w:t>Study §1.8 locates happiness at mun, peace at vritti, contentment at chitta, and bliss at buddhi, each through harmony with the inward faculty. MVD pp. 100–101 distinguishes ultimate bliss at realised atma; MVD pp. 328–346 enumerates the faculty activities. The knowledge-order ladder should not be extended to animals merely from the presence of the same faculties.</w:t>
       </w:r>
     </w:p>
     <w:p>
@@ -3630,7 +3612,21 @@
     </w:p>
     <w:p>
       <w:r>
-        <w:t xml:space="preserve">Take the animal case first, because it sets up the human one. An animal </w:t>
+        <w:t>Take the animal case first. An animal jeevan has all five faculties, but its bodily medium limits their expression. Its dharma is hope to live, expressed through sensory selection under species-conformance. The human medium supports the full range of activity and the possibility of awakening.</w:t>
+      </w:r>
+    </w:p>
+    <w:p>
+      <w:r>
+        <w:t xml:space="preserve">Now the human case. The human body </w:t>
+      </w:r>
+      <w:r>
+        <w:rPr>
+          <w:i/>
+        </w:rPr>
+        <w:t>can</w:t>
+      </w:r>
+      <w:r>
+        <w:t xml:space="preserve"> express all ten activities — that is what the developed nervous system is for. And yet, by default, human </w:t>
       </w:r>
       <w:r>
         <w:rPr>
@@ -3639,29 +3635,6 @@
         <w:t>jeevan</w:t>
       </w:r>
       <w:r>
-        <w:t xml:space="preserve"> is complete — it has all five faculties. But its bodily medium is limited, so its activity remains within sensory satisfaction under species-conformance, and it reaches the first harmony and stops. Peace, contentment, and bliss are not failures on its part; they are simply not available through that body.</w:t>
-      </w:r>
-    </w:p>
-    <w:p>
-      <w:r>
-        <w:t xml:space="preserve">Now the human case. The human body </w:t>
-      </w:r>
-      <w:r>
-        <w:rPr>
-          <w:i/>
-        </w:rPr>
-        <w:t>can</w:t>
-      </w:r>
-      <w:r>
-        <w:t xml:space="preserve"> express all ten activities — that is what the developed nervous system is for. And yet, by default, human </w:t>
-      </w:r>
-      <w:r>
-        <w:rPr>
-          <w:i/>
-        </w:rPr>
-        <w:t>jeevan</w:t>
-      </w:r>
-      <w:r>
         <w:t xml:space="preserve"> goes on evaluating by exactly the same sensory criteria the animal used. The equipment changed; the habit did not. That is the fork this slide names, and it answers one practical question — what makes me happy?</w:t>
       </w:r>
     </w:p>
@@ -3783,7 +3756,7 @@
           <w:b/>
           <w:sz w:val="36"/>
         </w:rPr>
-        <w:t>The Structure of Karma — Why Knowing Is Not Enough</w:t>
+        <w:t>The Structure of Karma</w:t>
       </w:r>
     </w:p>
     <w:p>
@@ -3824,21 +3797,12 @@
         <w:t>knowingly</w:t>
       </w:r>
       <w:r>
-        <w:t xml:space="preserve"> — where the higher harmonies are on offer and nothing delivers them automatically. And here is the part people resist: understanding does not deliver them either. Study is necessary. It is not sufficient. You can recognise the higher faculties, grasp the whole account, hold it clearly — and still not have peace, contentment, or bliss, because those are harmonies of the unit in </w:t>
-      </w:r>
-      <w:r>
-        <w:rPr>
-          <w:i/>
-        </w:rPr>
-        <w:t>activity</w:t>
-      </w:r>
-      <w:r>
-        <w:t>, and there is no activity in knowing about activity.</w:t>
-      </w:r>
-    </w:p>
-    <w:p>
-      <w:r>
-        <w:t>What delivers them is performed action — specifically, action that fulfils relationships. Recognise the higher faculties; study until you understand; then act so that what you owe in each relationship is actually fulfilled. That third step is not optional decoration on the first two. It is where the harmony happens.</w:t>
+        <w:t xml:space="preserve"> — where the higher harmonies are on offer and nothing delivers them automatically. Study introduces the account; understanding must become coherent activity. Knowing is itself an activity of jeevan, and its authenticity is evidenced in work and behaviour. Book knowledge alone does not establish that completed coherence.</w:t>
+      </w:r>
+    </w:p>
+    <w:p>
+      <w:r>
+        <w:t>Understanding is evidenced as relationships are fulfilled. We study, practise, evaluate the result, and bring work and behaviour into alignment with what we understand. The harmony within jeevan and its evidence in living belong together.</w:t>
       </w:r>
     </w:p>
     <w:p>
@@ -3875,7 +3839,7 @@
     </w:p>
     <w:p>
       <w:r>
-        <w:t>So: understanding alone changes nothing. It is the doing that yields the fruit. Book knowledge is half the work — the other half is conduct that fulfils relationships.</w:t>
+        <w:t>The intended result is accomplished through doing. Understanding guides that doing, and its authenticity is evidenced in conduct that fulfils relationships.</w:t>
       </w:r>
     </w:p>
     <w:p>
@@ -4303,12 +4267,12 @@
     </w:p>
     <w:p>
       <w:r>
-        <w:t>On the right: how knowing happens within the sentient unit. Hope tastes and selects. Thought deliberates. Desire contemplates and directly apprehends. Resolve comprehends and resolves. The core self realises — through truth. When each level is acted in alignment, it is felt as happiness, peace, contentment, and bliss.</w:t>
-      </w:r>
-    </w:p>
-    <w:p>
-      <w:r>
-        <w:t>The ladders meet at the top: coexistence known and lived is felt as bliss. Human error belongs to confused evaluation, not to fuzziness in the reality reflected.</w:t>
+        <w:t>On the right: how knowing happens within the sentient unit. Hope tastes and selects. Thought deliberates. Desire contemplates and directly apprehends. Resolve comprehends and resolves. The core self realises through truth. Happiness, peace, contentment, and bliss name harmonies between paired faculties. Realisation at the core is named ultimate bliss.</w:t>
+      </w:r>
+    </w:p>
+    <w:p>
+      <w:r>
+        <w:t>Every unit is already manifest with all four aspects. The left-hand steps describe widening human understanding of that unit; they do not describe successive additions to its image. Inward reflection deepens knowing, and projection makes understanding evident through conduct. Bliss names the harmony of buddhi and atma; coexistence realised at atma is ultimate bliss.</w:t>
       </w:r>
     </w:p>
     <w:p>
@@ -4373,7 +4337,7 @@
     </w:p>
     <w:p>
       <w:r>
-        <w:t>The triad's bases are verbatim JV. The four-aspect widening is a faithful reading of the definitions; present it as the structure of the definitions.</w:t>
+        <w:t>The ladder is an analytical arrangement of the definitions and their contexts, as explained in the study. All four aspects belong to the manifest unit. Imaging supplies a basis of recognition, while human understanding develops through jeevan’s knowing activities; the rungs should not be taught as a source-enumerated sequence of images.</w:t>
       </w:r>
     </w:p>
     <w:p>
@@ -4413,7 +4377,7 @@
     </w:p>
     <w:p>
       <w:r>
-        <w:t>Realisation is bliss. Truth itself is abundance — coexistence; realisation of abundance is bliss; bliss is the living of the sentient unit. What is realised is the ground the unit was always saturated in.</w:t>
+        <w:t>Realisation at atma is named ultimate bliss. Bliss names the harmony of buddhi and atma. What is known is existence as coexistence: nature saturated in Omnipresence. Understanding becomes evident as authenticity in work, behaviour, and participation. The next slide examines how it is presented, communicated, and expressed.</w:t>
       </w:r>
     </w:p>
     <w:p>
@@ -4437,6 +4401,11 @@
     <w:p>
       <w:r>
         <w:t>SB, p. 116 and MVD, p. 126 (threefold knowledge); KD §§3.17–3.18 (knowledge, knower, and known); MVD, pp. 14–15, 286–287. Study §1.13.</w:t>
+      </w:r>
+    </w:p>
+    <w:p>
+      <w:r>
+        <w:t>MVD pp. 100–101 distinguishes ultimate bliss at atma; MVD p. 328 connects realisation-based expression, communication, and exposition with ultimate bliss. Study §§1.8 and 1.13 preserves both this placement and bliss as buddhi–atma harmony.</w:t>
       </w:r>
     </w:p>
     <w:p>
@@ -4515,6 +4484,131 @@
       </w:pPr>
       <w:r>
         <w:t>Slide 26</w:t>
+      </w:r>
+    </w:p>
+    <w:p>
+      <w:r>
+        <w:rPr>
+          <w:b/>
+          <w:sz w:val="36"/>
+        </w:rPr>
+        <w:t>Understanding in Expression</w:t>
+      </w:r>
+    </w:p>
+    <w:p>
+      <w:pPr>
+        <w:pStyle w:val="Heading2"/>
+      </w:pPr>
+      <w:r>
+        <w:t>Delivering the slide</w:t>
+      </w:r>
+    </w:p>
+    <w:p>
+      <w:r>
+        <w:t>How does understanding become available in living? The primary texts use three connected terms: presentation, communication, and expression.</w:t>
+      </w:r>
+    </w:p>
+    <w:p>
+      <w:r>
+        <w:t>Presentation, prakashan, makes actuality evident through an accomplished and meaningful form. Something understood takes a form another can attend to.</w:t>
+      </w:r>
+    </w:p>
+    <w:p>
+      <w:r>
+        <w:t>Communication, sampreshana, indicates completeness. The definition names constitutional completeness, activity completeness, and conduct completeness. Communication serves understanding and enabling another to understand. Words direct attention to the activity of units and its inherent meaning, including their properties, essential nature, and dharma.</w:t>
+      </w:r>
+    </w:p>
+    <w:p>
+      <w:r>
+        <w:t>Expression, abhivyakti, is the mental, verbal, and bodily activity through which our existence is evidenced for all-round resolution, called abhyudaya. Understanding is expressed in speech, work, and humane behaviour.</w:t>
+      </w:r>
+    </w:p>
+    <w:p>
+      <w:r>
+        <w:t>Art, kala, concerns how these activities take an accomplished form. It makes qualities evident and expression meaningful, bringing usefulness together with beauty. In making an object, art value enhances usefulness. In communicating understanding, art serves intelligibility and the purpose of resolution.</w:t>
+      </w:r>
+    </w:p>
+    <w:p>
+      <w:r>
+        <w:t>These activities belong together in the participation of jeevan through the body. They carry understanding into the awakened human tradition on the next slide.</w:t>
+      </w:r>
+    </w:p>
+    <w:p>
+      <w:pPr>
+        <w:pStyle w:val="Heading2"/>
+      </w:pPr>
+      <w:r>
+        <w:t>Primary-text background</w:t>
+      </w:r>
+    </w:p>
+    <w:p>
+      <w:r>
+        <w:t>The general scope is unit expression according to state, motion, developmental plane, and order (SB p. 179), and all units’ expressions as activity saturated in Omnipresence (MVD p. 109). The human definitions are PS p. 119 for prakashan, p. 206 for sampreshana, and p. 22 for abhivyakti. The definition of abhivyakti itself includes prakashan and the participation of hope, thought, desire, resolve, experience, and bodily activity.</w:t>
+      </w:r>
+    </w:p>
+    <w:p>
+      <w:r>
+        <w:t>MVD pp. 109–110 connects form activity, word activity, inherent meaning, and communication as understanding and enabling understanding. MVD p. 328 brings realisation-based expression, communication, and exposition together under ultimate bliss. These connections support a coherent account without assigning each term exclusively to one faculty pair.</w:t>
+      </w:r>
+    </w:p>
+    <w:p>
+      <w:r>
+        <w:t>PS p. 56 defines kala through making qualities evident and expression meaningful, and the joint accomplishment of usefulness and beauty. Its object-value application, kala-mulya, concerns enhancing usefulness; the general definition also concerns communication and conduct. All PS page numbers are printed pages in the edition identified at the start of this companion. Study §1.13 and Editorial Notes give the connected reading and contextual qualifications.</w:t>
+      </w:r>
+    </w:p>
+    <w:p>
+      <w:pPr>
+        <w:pStyle w:val="Heading2"/>
+      </w:pPr>
+      <w:r>
+        <w:t>Likely questions from the audience</w:t>
+      </w:r>
+    </w:p>
+    <w:p>
+      <w:r>
+        <w:rPr>
+          <w:b/>
+        </w:rPr>
+        <w:t>Q: Does each term add a new layer to the unit’s image?</w:t>
+      </w:r>
+    </w:p>
+    <w:p>
+      <w:r>
+        <w:t>The sources do not establish three successive layers or an exhaustive partition of manifestness. The terms overlap, and abhivyakti’s definition includes prakashan. Their human definitions specify meaningful presentation, indication of completeness, and expression for all-round resolution.</w:t>
+      </w:r>
+    </w:p>
+    <w:p>
+      <w:r>
+        <w:rPr>
+          <w:b/>
+        </w:rPr>
+        <w:t>Q: Can we map presentation to vritti–chitta, communication to chitta–buddhi, and expression to buddhi–atma?</w:t>
+      </w:r>
+    </w:p>
+    <w:p>
+      <w:r>
+        <w:t>The reviewed definitions do not establish that exclusive assignment. MVD p. 328 uses all three together for realisation-based ultimate bliss, and abhivyakti involves the full activity of jeevan through the body. The faculty harmonies on slide 19 remain distinct definitions.</w:t>
+      </w:r>
+    </w:p>
+    <w:p>
+      <w:r>
+        <w:rPr>
+          <w:b/>
+        </w:rPr>
+        <w:t>Q: Does kala mean decoration?</w:t>
+      </w:r>
+    </w:p>
+    <w:p>
+      <w:r>
+        <w:t>Its definition joins usefulness and beauty and makes expression meaningful. A clear explanation or accomplished piece of work can evidence it. Object art value is one application of this broader account.</w:t>
+      </w:r>
+    </w:p>
+    <w:p>
+      <w:pPr>
+        <w:pStyle w:val="Heading1"/>
+      </w:pPr>
+      <w:r>
+        <w:t>Slide 27</w:t>
       </w:r>
     </w:p>
     <w:p>
@@ -4630,7 +4724,7 @@
         <w:pStyle w:val="Heading1"/>
       </w:pPr>
       <w:r>
-        <w:t>Slide 27</w:t>
+        <w:t>Slide 28</w:t>
       </w:r>
     </w:p>
     <w:p>
@@ -4742,7 +4836,7 @@
         <w:pStyle w:val="Heading1"/>
       </w:pPr>
       <w:r>
-        <w:t>Slide 28</w:t>
+        <w:t>Slide 29</w:t>
       </w:r>
     </w:p>
     <w:p>

--- a/Studies/The-Ontology-of-Coexistence/Presenters-Companion-Ontology-of-Existence.docx
+++ b/Studies/The-Ontology-of-Coexistence/Presenters-Companion-Ontology-of-Existence.docx
@@ -429,12 +429,12 @@
     </w:p>
     <w:p>
       <w:r>
-        <w:t>First: what is real, and how it is ordered. There is an all-pervasive ground and countable units, and two bonds — each unit to the ground, and each unit to the others. The second of those is complementarity, and it is given rather than made: because there are many bounded things in one ground, each stands in definite relation to the rest. Each unit has a definite form, capacities, a way of participating, and an inseparable innateness, and these show up in mutual relations across four orders of nature. Because no unit can be separated from the ground, existence itself neither begins nor ends.</w:t>
-      </w:r>
-    </w:p>
-    <w:p>
-      <w:r>
-        <w:t>Second: how development proceeds along two lines that must not be collapsed. And the reason it proceeds at all — the drive is to fulfil that complementarity. One line builds larger configurations — particles, molecules, cells, bodies — but never exceeds the order of the things it is built from. The other is development in an atom that can become a complete sentient unit. Across both, activity is effort, motion, and result together — not three separate steps.</w:t>
+        <w:t>First: what is real, and how it is ordered. There is an all-pervasive ground and countable units, and two bonds — each unit to the ground, and each unit to the others. The second of those is complementarity: each unit stands in definite relations to the rest. Every unit has form, capacities, a way of participating, and an inseparable innateness, expressed across four orders of nature. The darshan connects their inseparability from the ground with its claim that existence neither begins nor ends.</w:t>
+      </w:r>
+    </w:p>
+    <w:p>
+      <w:r>
+        <w:t>Second: how development proceeds along two lines. Composition forms molecules, cells and bodies; material constituents can enter pranic organisation and return to the material order through disintegration. This does not by itself produce a sentient unit. Development in an atom reaches constitutional completeness as jeevan. Across both lines, activity includes effort, motion and result together.</w:t>
       </w:r>
     </w:p>
     <w:p>
@@ -889,7 +889,7 @@
     </w:p>
     <w:p>
       <w:r>
-        <w:t xml:space="preserve">Naming tensions: Editorial Notes in the study. Inter-unit distance held in </w:t>
+        <w:t xml:space="preserve">Source-defined names and translation risks: MVD p. 35 and Editorial Notes in the study. Inter-unit distance held in </w:t>
       </w:r>
       <w:r>
         <w:rPr>
@@ -1085,7 +1085,7 @@
     </w:p>
     <w:p>
       <w:r>
-        <w:t>The derivation from permeability, and non-annihilation as its corollary: “Being soaked itself is forcefulness. It becomes clear that units are soaked because Omnipotence is permeating. No matter how many times we divide a unit, each fragment remains submerged, surrounded, and soaked. It also becomes clear that a unit cannot be annihilated.” — SB, p. 57. The three aspects taken together, with permeativeness inferred from soakedness: SB, p. 243.</w:t>
+        <w:t>The source connects permeability with non-annihilation: “Being soaked itself is forcefulness. It becomes clear that units are soaked because Omnipotence is permeating. No matter how many times we divide a unit, each fragment remains submerged, surrounded, and soaked. It also becomes clear that a unit cannot be annihilated.” — SB, p. 57. Division leaves each fragment saturated; whether this establishes every form of persistence is a further philosophical question. The three aspects taken together, with permeativeness inferred from soakedness: SB, p. 243.</w:t>
       </w:r>
     </w:p>
     <w:p>
@@ -1176,7 +1176,7 @@
     </w:p>
     <w:p>
       <w:r>
-        <w:t xml:space="preserve">The texts treat it as ontological endowment. Relative energy — what physics measures — appears in mutuality of units. Do not identify </w:t>
+        <w:t xml:space="preserve">The texts treat it as ontological endowment. Relative energy appears in unit-mutuality and includes named phenomena such as heat, sound, and electricity. Comparing those terms with measured physical quantities requires a further account; </w:t>
       </w:r>
       <w:r>
         <w:rPr>
@@ -1185,7 +1185,7 @@
         <w:t>satta</w:t>
       </w:r>
       <w:r>
-        <w:t>'s uniform energy with a physical field.</w:t>
+        <w:t>'s uniform energy is not thereby identified with a physical field.</w:t>
       </w:r>
     </w:p>
     <w:p>
@@ -1259,7 +1259,7 @@
     </w:p>
     <w:p>
       <w:r>
-        <w:t>If no division of a unit can put any fragment outside the ground, then nothing that exists can be annihilated. And nothing arises from non-being either. So existence does not begin and does not end. What begins and ends is composition — particular arrangements of units.</w:t>
+        <w:t>Division leaves every fragment saturated in the ground. Madhyasth Darshan connects this inseparability with its claim that what exists is not annihilated and does not arise from non-being. Existence is perpetual; particular arrangements of units begin and end. The doctrine is explicit, although inseparability alone does not independently prove every claim of persistence.</w:t>
       </w:r>
     </w:p>
     <w:p>
@@ -1287,7 +1287,7 @@
     </w:p>
     <w:p>
       <w:r>
-        <w:t>Non-annihilation follows from permeability: “Being soaked itself is forcefulness. It becomes clear that units are soaked because Omnipotence is permeating. No matter how many times we divide a unit, each fragment remains submerged, surrounded, and soaked. It also becomes clear that a unit cannot be annihilated.” — SB, p. 57</w:t>
+        <w:t>The primary connection between permeability and non-annihilation: “Being soaked itself is forcefulness. It becomes clear that units are soaked because Omnipotence is permeating. No matter how many times we divide a unit, each fragment remains submerged, surrounded, and soaked. It also becomes clear that a unit cannot be annihilated.” — SB, p. 57</w:t>
       </w:r>
     </w:p>
     <w:p>
@@ -1385,7 +1385,7 @@
     </w:p>
     <w:p>
       <w:r>
-        <w:t>Conservation laws are quantitative statements within physics. MD's claim is ontological: no unit stands outside what it is saturated in. The two are compatible and mutually suggestive, but they are not the same claim, and the study does not treat physics as proving the ontology.</w:t>
+        <w:t>Conservation laws state quantitative relations within physics. MD asserts that what exists does not become non-existent. That stronger ontological claim cannot be derived from conservation laws alone; identifying its units with physical particles would require further argument.</w:t>
       </w:r>
     </w:p>
     <w:p>
@@ -1638,7 +1638,7 @@
     </w:p>
     <w:p>
       <w:r>
-        <w:t>Essential nature is usefulness in context: vitalising while the living organisation holds; devitalising when it breaks down.</w:t>
+        <w:t>Essential nature is usefulness in mutuality. The peepal's effects are vitalising or devitalising according to the affected body and conditions. Its being alive or decomposing does not alone decide which effect it has on another body.</w:t>
       </w:r>
     </w:p>
     <w:p>
@@ -1866,7 +1866,7 @@
     </w:p>
     <w:p>
       <w:r>
-        <w:t>Two kinds of mutuality matter. A relationship is mutuality whose expectations are definite in the completeness of the bond — parent and child. A contact (</w:t>
+        <w:t>Two kinds of mutuality matter. A relationship carries definite expectations towards completeness — parent and child, for example. In a contact (</w:t>
       </w:r>
       <w:r>
         <w:rPr>
@@ -1875,7 +1875,7 @@
         <w:t>sampark</w:t>
       </w:r>
       <w:r>
-        <w:t>) is mutuality where expectations are voluntary — neighbours who share a wall.</w:t>
+        <w:t>), the particular exchange is voluntarily undertaken, as when neighbours agree to share the upkeep of a wall. Both remain answerable to justice and humane conduct.</w:t>
       </w:r>
     </w:p>
     <w:p>
@@ -1926,7 +1926,7 @@
     </w:p>
     <w:p>
       <w:r>
-        <w:t xml:space="preserve">The thirty-value canon follows the study's §1.4 table and </w:t>
+        <w:t xml:space="preserve">The thirty-value enumeration is explicit in </w:t>
       </w:r>
       <w:r>
         <w:rPr>
@@ -1935,7 +1935,16 @@
         <w:t>Paribhasha Samhita</w:t>
       </w:r>
       <w:r>
-        <w:t xml:space="preserve"> pp. 151, 154, matching Axiology §1.3. The English translation of MVD uses </w:t>
+        <w:t xml:space="preserve"> pp. 151, 154; definitions and connections are developed across several passages. </w:t>
+      </w:r>
+      <w:r>
+        <w:rPr>
+          <w:i/>
+        </w:rPr>
+        <w:t>Manav Abhyas Darshan</w:t>
+      </w:r>
+      <w:r>
+        <w:t xml:space="preserve">, native-reader p. 30, gives the principal nine established values and their paired expressions. The English translation of MVD uses </w:t>
       </w:r>
       <w:r>
         <w:rPr>
@@ -1953,16 +1962,7 @@
         <w:t>shishta-mulya</w:t>
       </w:r>
       <w:r>
-        <w:t xml:space="preserve">; this companion treats them as the expressed pair of the established values. The primary texts distribute these explanations across passages on production, relationship, </w:t>
-      </w:r>
-      <w:r>
-        <w:rPr>
-          <w:i/>
-        </w:rPr>
-        <w:t>jeevan</w:t>
-      </w:r>
-      <w:r>
-        <w:t>, and humane conduct rather than giving one closed list in a single place.</w:t>
+        <w:t>; this companion treats them as the expressed pair of the established values. See the study's §1.4 and Axiology §1.3.</w:t>
       </w:r>
     </w:p>
     <w:p>
@@ -2623,7 +2623,7 @@
     </w:p>
     <w:p>
       <w:r>
-        <w:t>T1 is constitutional completeness: the immortality of result. A developing atom becomes a sentient unit — jeevan. Status shifts from physicochemical to what the texts call delusional — meaning the body is mistaken for the self. That is a stage label, not a psychiatric diagnosis.</w:t>
+        <w:t>T1 is constitutional completeness: the immortality of result. A developing atom becomes a sentient unit — jeevan. Its standing changes from physicochemical to sentient before realisation, on what the texts call the delusional plane. In human living, delusion means mistaking the body for the self. In animal living, expression is limited by the bodily medium. The plane name should not turn that limitation into a human error or a psychiatric diagnosis.</w:t>
       </w:r>
     </w:p>
     <w:p>
@@ -2799,19 +2799,10 @@
         <w:rPr>
           <w:b/>
         </w:rPr>
-        <w:t>Progressions</w:t>
-      </w:r>
-      <w:r>
-        <w:t xml:space="preserve"> — existential, way of existence, development, awakening — say how the drive </w:t>
-      </w:r>
-      <w:r>
-        <w:rPr>
-          <w:i/>
-        </w:rPr>
-        <w:t>moves</w:t>
-      </w:r>
-      <w:r>
-        <w:t>. The first names the definite sequence in which the orders become manifest; the second, the conformance by which each order keeps its conduct; the third, physicochemical and atomic development up to T1; the fourth, qualitative development inside a complete sentient unit toward T2 and T3.</w:t>
+        <w:t>Order and development</w:t>
+      </w:r>
+      <w:r>
+        <w:t xml:space="preserve"> are described by four terms: existential progression, way of existence, development progression, and awakening progression. The first names the definite order in which the orders become manifest; the second, the conformance by which each order keeps its conduct; the third, physicochemical and atomic development up to T1; the fourth, qualitative development inside a complete sentient unit toward T2 and T3.</w:t>
       </w:r>
     </w:p>
     <w:p>
@@ -2869,12 +2860,12 @@
     </w:p>
     <w:p>
       <w:r>
-        <w:t>Study §1.6 (the completeness drive), §1.9.1 (four progressions), §1.9.2 (four planes, five human types), and the conceptual map's classification key.</w:t>
-      </w:r>
-    </w:p>
-    <w:p>
-      <w:r>
-        <w:t xml:space="preserve">The four progressions are </w:t>
+        <w:t>Study §1.6 (the completeness drive), §1.9.1 (terms for order and development), §1.9.2 (four planes, five human types), and the conceptual map's classification key.</w:t>
+      </w:r>
+    </w:p>
+    <w:p>
+      <w:r>
+        <w:t xml:space="preserve">The four terms for order and development are </w:t>
       </w:r>
       <w:r>
         <w:rPr>
@@ -3150,7 +3141,7 @@
     </w:p>
     <w:p>
       <w:r>
-        <w:t xml:space="preserve">Close but distinct: panpsychism makes every particle a subject; MD does not. Active sentience belongs only to constitutionally complete atoms; what is pervasive is intelligibility in </w:t>
+        <w:t xml:space="preserve">The views differ. Some forms of panpsychism attribute experience to fundamental physical entities; other versions locate it at a wider scale. MD assigns sentience to constitutionally complete atoms. Its pervasive </w:t>
       </w:r>
       <w:r>
         <w:rPr>
@@ -3159,7 +3150,7 @@
         <w:t>satta</w:t>
       </w:r>
       <w:r>
-        <w:t>, not micro-minds.</w:t>
+        <w:t xml:space="preserve"> is actionless, rather than a collection of minds.</w:t>
       </w:r>
     </w:p>
     <w:p>
@@ -3231,7 +3222,7 @@
     </w:p>
     <w:p>
       <w:r>
-        <w:t>MVD pp. 13, 115, 288–289; SB pp. 91–92; JV pp. 20, 54. “Jeevan continues to exist even after death as it does while driving a body.” — JV, p. 20</w:t>
+        <w:t>MVD pp. 13, 115, 288–289; SB pp. 91–92; JV PDF pp. 20, 55 (printed pp. 19, 54). “Jeevan continues to exist even after death as it does while driving a body.” — JV, PDF p. 20</w:t>
       </w:r>
     </w:p>
     <w:p>
@@ -3318,12 +3309,12 @@
     </w:p>
     <w:p>
       <w:r>
-        <w:t>Structurally, the centre is the core self. Around it: resolve, desire, thought, and hope — the texts’ buddhi, chitta, vritti, and mun.</w:t>
-      </w:r>
-    </w:p>
-    <w:p>
-      <w:r>
-        <w:t>Each works outward and inward. Hope selects and tastes. Thought analyses and deliberates. Desire visualises and contemplates — and directly apprehends. Resolve resolves and comprehends. The core self authenticates and realises. Tasting at hope has three orientations: sensory, value-based, and goal-based. Awakening changes which of these governs what is accepted. Projection of realisation is authenticity, resolve, visualisation, analysis, and selection into living conduct.</w:t>
+        <w:t>Structurally, atma is the centre. Four faculties surround it: buddhi, chitta, vritti, and mun. The texts distinguish these faculties from their characteristic powers: evidence, resoluteness, desire, thought, and hope.</w:t>
+      </w:r>
+    </w:p>
+    <w:p>
+      <w:r>
+        <w:t>Each characteristic power has outward and inward activities. Mun selects and tastes; vritti analyses and deliberates; chitta visualises and contemplates, including direct apprehension; buddhi resolves and comprehends; atma evidences authenticity and realises. Tasting at mun has three orientations: sensory, value-based, and goal-based. Awakening changes which governs what is accepted. Projection expresses understanding through authenticity, resolve, visualisation, analysis, and selection into living conduct.</w:t>
       </w:r>
     </w:p>
     <w:p>
@@ -3351,25 +3342,43 @@
     </w:p>
     <w:p>
       <w:r>
-        <w:t xml:space="preserve">MVD, p. 78; JV, p. 92; MVD, pp. 13, 82–83, 126, 207–208, 278–279, 286–287. </w:t>
+        <w:t>MVD, p. 78; JV, p. 92; MVD, pp. 13, 82–83, 93, 126, 207–208, 278–279, 286–287. Faculties, characteristic powers, and their paired activities: SB p. 63. Atma's characteristic power, evidence (</w:t>
       </w:r>
       <w:r>
         <w:rPr>
           <w:i/>
         </w:rPr>
-        <w:t>Koshas</w:t>
-      </w:r>
-      <w:r>
-        <w:t xml:space="preserve">: MVD, pp. 49–50. Body mistaken for self: SB, pp. 91–92; JV, p. 93. The study renders the reflective activity of </w:t>
+        <w:t>praman</w:t>
+      </w:r>
+      <w:r>
+        <w:t>), is distinguished from authenticity (</w:t>
       </w:r>
       <w:r>
         <w:rPr>
           <w:i/>
         </w:rPr>
-        <w:t>buddhi</w:t>
-      </w:r>
-      <w:r>
-        <w:t xml:space="preserve"> as comprehension (</w:t>
+        <w:t>pramanikta</w:t>
+      </w:r>
+      <w:r>
+        <w:t xml:space="preserve">) as its projection activity. At the activity level, </w:t>
+      </w:r>
+      <w:r>
+        <w:rPr>
+          <w:i/>
+        </w:rPr>
+        <w:t>bal</w:t>
+      </w:r>
+      <w:r>
+        <w:t xml:space="preserve"> names state and </w:t>
+      </w:r>
+      <w:r>
+        <w:rPr>
+          <w:i/>
+        </w:rPr>
+        <w:t>shakti</w:t>
+      </w:r>
+      <w:r>
+        <w:t xml:space="preserve"> motion; KD §3.8, printed p. 84 supplies the orientation, which the AVD English appendix headings reverse. Body mistaken for self: SB, pp. 91–92; JV, p. 93. The study renders </w:t>
       </w:r>
       <w:r>
         <w:rPr>
@@ -3378,16 +3387,7 @@
         <w:t>bodh</w:t>
       </w:r>
       <w:r>
-        <w:t xml:space="preserve">) and of </w:t>
-      </w:r>
-      <w:r>
-        <w:rPr>
-          <w:i/>
-        </w:rPr>
-        <w:t>chitta</w:t>
-      </w:r>
-      <w:r>
-        <w:t xml:space="preserve"> as direct apprehension (</w:t>
+        <w:t xml:space="preserve"> as comprehension and </w:t>
       </w:r>
       <w:r>
         <w:rPr>
@@ -3396,7 +3396,12 @@
         <w:t>sakshatkar</w:t>
       </w:r>
       <w:r>
-        <w:t>). Tasting forms: PS pp. 40–41; Axiology §1.2.</w:t>
+        <w:t xml:space="preserve"> as direct apprehension. Tasting forms: PS pp. 40–41; Axiology §1.2.</w:t>
+      </w:r>
+    </w:p>
+    <w:p>
+      <w:r>
+        <w:t>The koshas in MVD pp. 49–50 describe manifestations across the orders: annamaya/pranamaya already in material nature, manomaya in pranic nature, anandamaya in animal and deluded human living, and vigyanmaya in awakened human living. They are distinct from these five faculties and from the four planes (study §1.5).</w:t>
       </w:r>
     </w:p>
     <w:p>
@@ -3511,6 +3516,11 @@
     </w:p>
     <w:p>
       <w:r>
+        <w:t>Their fulfilment is cumulative: resolution; resolution with prosperity; these with fearlessness; and all three in coexistence. Each fuller fulfilment retains the preceding content. These are principal correspondences within one life, not separate compartments or a promise that acquiring goods automatically produces peace.</w:t>
+      </w:r>
+    </w:p>
+    <w:p>
+      <w:r>
         <w:t>The living cycle is: reflection feeds projection, and projection feeds deeper reflection — that is what living means here. Continuous happiness is harmony evidenced in resolved living, not a sensory spike.</w:t>
       </w:r>
     </w:p>
@@ -3529,7 +3539,7 @@
     </w:p>
     <w:p>
       <w:r>
-        <w:t>JV, p. 138 (four harmonies). JV, p. 61 (values ladder / five levels). KD §3.12, pp. 110–113 (projection–reflection). SB pairs values with practical routes through justice, orderliness, and realisation. MVD, p. 77 (channelling energies toward awakening).</w:t>
+        <w:t>JV, PDF p. 138 (four harmonies), PDF p. 61 (experienced values and their evidence). KD §3.12, printed p. 112 gives cumulative fulfilment; pp. 110–113 develops projection–reflection. SB pairs values with practical routes through justice, orderliness, and realisation. MVD, p. 77 (channelling energies toward awakening).</w:t>
       </w:r>
     </w:p>
     <w:p>
@@ -3660,16 +3670,7 @@
     </w:p>
     <w:p>
       <w:r>
-        <w:t xml:space="preserve">And one thing awakening is </w:t>
-      </w:r>
-      <w:r>
-        <w:rPr>
-          <w:i/>
-        </w:rPr>
-        <w:t>not</w:t>
-      </w:r>
-      <w:r>
-        <w:t>: it is not preferring the right things, and it is not having the right insight. The next slide is about why.</w:t>
+        <w:t>Awakening requires more than preferring the right things or having an insight that does not guide conduct. The next slide explains how understanding becomes effective in living.</w:t>
       </w:r>
     </w:p>
     <w:p>
@@ -3959,16 +3960,7 @@
     </w:p>
     <w:p>
       <w:r>
-        <w:t xml:space="preserve">The system's answer is that isolated good conduct is genuinely valuable but is not conduct completeness, which requires understanding </w:t>
-      </w:r>
-      <w:r>
-        <w:rPr>
-          <w:i/>
-        </w:rPr>
-        <w:t>and</w:t>
-      </w:r>
-      <w:r>
-        <w:t xml:space="preserve"> continuity in a tradition (§1.6.3, §1.15). It would also say that much of what passes for good conduct is organised around profit, health, and pleasant feeling, and that the difference only becomes visible when relationships are actually evaluated.</w:t>
+        <w:t>Good conduct is valuable, but conduct completeness means the individual's continuous expression of realised understanding. MVD pp. 15–16 distinguishes completeness in an individual from completeness in society. A person's humane participation helps establish and transmit an awakened tradition; it does not require an already completed universal society. The claim is assessed through understanding, fulfilled relationships and continuity of conduct (§1.6.3, §1.15).</w:t>
       </w:r>
     </w:p>
     <w:p>
@@ -4022,7 +4014,7 @@
         <w:t>sanskar</w:t>
       </w:r>
       <w:r>
-        <w:t>-conformance — achieved through knowing, believing, recognising, and fulfilling, rather than inherited. That last one is why education and tradition matter so much here: they can reproduce confusion just as easily as they can support awakening.</w:t>
+        <w:t>-conformance — conduct follows acquired acceptances and dispositions. These can express delusion or awakened understanding. That is why education and tradition matter: they can reproduce confusion or support awakening.</w:t>
       </w:r>
     </w:p>
     <w:p>
@@ -4267,7 +4259,7 @@
     </w:p>
     <w:p>
       <w:r>
-        <w:t>On the right: how knowing happens within the sentient unit. Hope tastes and selects. Thought deliberates. Desire contemplates and directly apprehends. Resolve comprehends and resolves. The core self realises through truth. Happiness, peace, contentment, and bliss name harmonies between paired faculties. Realisation at the core is named ultimate bliss.</w:t>
+        <w:t>On the right: how knowing happens within the sentient unit. Mun tastes and selects. Vritti deliberates. Chitta contemplates and directly apprehends. Buddhi comprehends and resolves. Atma realises in truth. Happiness, peace, contentment, and bliss name harmonies between paired faculties. Realisation at atma is named ultimate bliss.</w:t>
       </w:r>
     </w:p>
     <w:p>
@@ -4630,7 +4622,7 @@
     </w:p>
     <w:p>
       <w:r>
-        <w:t>The drive comes to rest in awakened human beings — effort settled, understanding proven in daily conduct, and carried as a tradition.</w:t>
+        <w:t>Conduct completeness is realised understanding expressed continuously by the individual. Humane participation and education transmit it through an awakened tradition. Individual completeness contributes to social completeness; it does not wait for the entire society to be complete.</w:t>
       </w:r>
     </w:p>
     <w:p>
@@ -4645,7 +4637,7 @@
     </w:p>
     <w:p>
       <w:r>
-        <w:t>Five dimensions of continuity carry the tradition: education and formative culture; justice and preservation; health and restraint; production and work; exchange and storage.</w:t>
+        <w:t>Five social systems carry that continuity: education and formative culture; justice and preservation; health and restraint; production and work; exchange and storage. These differ from the four dimensions of a person's living — realisation, thought, behaviour and work.</w:t>
       </w:r>
     </w:p>
     <w:p>
@@ -4655,7 +4647,7 @@
     </w:p>
     <w:p>
       <w:r>
-        <w:t>This is not an ideal bolted onto matter. On this account, the progression is designed to arrive here. Nature saturated in Omnipresence is bound for development until realisation. An awakened human tradition is what that progression delivers.</w:t>
+        <w:t>MD connects this social aim with human dharma as happiness, values fulfilled in relationships, and understanding expressed in conduct. Nature is oriented towards development and realisation; an awakened human tradition requires people to understand, practise, and transmit that understanding. The ontology gives this participation a purpose without making humane institutions automatic.</w:t>
       </w:r>
     </w:p>
     <w:p>
@@ -4668,7 +4660,7 @@
     </w:p>
     <w:p>
       <w:r>
-        <w:t>JV, p. 61; MVD, pp. 13–15; SB, pp. 51, 81, 91. Five dimensions: study §1.15 and governance-related works in the series. SB on operating scale of self-sustaining systems (100–200 families) if useful for Q&amp;A.</w:t>
+        <w:t>JV, PDF p. 61; MVD, pp. 13–16; SB, pp. 51, 81, 91. Individual and social completeness are distinguished in MVD pp. 15–16. Five social systems: study §1.15 and governance-related works in the series. SB on operating scale of self-sustaining systems (100–200 families) if useful for Q&amp;A.</w:t>
       </w:r>
     </w:p>
     <w:p>
@@ -4716,7 +4708,7 @@
     </w:p>
     <w:p>
       <w:r>
-        <w:t>By composition under recognised relationships — the same persist-or-decline rule, expressed institutionally across the five dimensions.</w:t>
+        <w:t>Through coordinated participation in recognised relationships, expressed institutionally across the five social systems. Social continuity requires continued fulfilment; it is not a chemical composition of persons.</w:t>
       </w:r>
     </w:p>
     <w:p>

--- a/Studies/The-Ontology-of-Coexistence/Presenters-Companion-Ontology-of-Existence.docx
+++ b/Studies/The-Ontology-of-Coexistence/Presenters-Companion-Ontology-of-Existence.docx
@@ -462,7 +462,7 @@
     </w:p>
     <w:p>
       <w:r>
-        <w:t>The three-movement framing is a teaching scaffold for §1, not a separate textual division. Compositional vs atomic development: study §1.6; KD 3.2–3.3. Joint form without identity of process: §1.7; MVD pp. 13, 115.</w:t>
+        <w:t>The three-movement framing is a teaching scaffold for §1, not a separate textual division. Compositional vs atomic development: study §1.7; KD 3.2–3.3. Joint form without identity of process: §1.8; MVD pp. 13, 115.</w:t>
       </w:r>
     </w:p>
     <w:p>
@@ -744,7 +744,7 @@
     </w:p>
     <w:p>
       <w:r>
-        <w:t>Companion conceptual map materials under this study folder (SVG/PDF) mirror §1. Primary pointers: MVD, KD, SB, JV as footered on the slide. Two developments and T1–T3: §1.6–§1.6.1; joint form: §1.7; the four classification vocabularies: §1.9.</w:t>
+        <w:t>Companion conceptual map materials under this study folder (SVG/PDF) mirror §1. Primary pointers: MVD, KD, SB, JV as footered on the slide. Two developments and T1–T3: §§1.7, 1.11; joint form: §1.8; the four classification vocabularies: §1.12.</w:t>
       </w:r>
     </w:p>
     <w:p>
@@ -1211,7 +1211,7 @@
     </w:p>
     <w:p>
       <w:r>
-        <w:t>The claim is about what exists, not about the persistence of a particular configuration. Reactions transform arrangements. The study is explicit that this ontological claim is not the same as, and is not proved by, conservation of quantity (§1.14, §6.2).</w:t>
+        <w:t>The claim is about what exists, not about the persistence of a particular configuration. Reactions transform arrangements. The study is explicit that this ontological claim is not the same as, and is not proved by, conservation of quantity (§1.4, §6.2).</w:t>
       </w:r>
     </w:p>
     <w:p>
@@ -1292,12 +1292,12 @@
     </w:p>
     <w:p>
       <w:r>
-        <w:t>Perpetuity of existence, and the world's reality alongside the ground: SB p. 70; JV p. 18. “Brahma is truth, the world is perpetual” — study §1.14, where it is contrasted with the Advaita reading developed in §2.</w:t>
-      </w:r>
-    </w:p>
-    <w:p>
-      <w:r>
-        <w:t xml:space="preserve">Omnipresence as sustaining rather than efficient cause: SB pp. 48–49; study §1.14. Time as duration of unit-activity: study §1.14, with the full treatment of </w:t>
+        <w:t>Perpetuity of existence, and the world's reality alongside the ground: SB p. 70; JV p. 18. “Brahma is truth, the world is perpetual” — study §1.4, where it is contrasted with the Advaita reading developed in §2.</w:t>
+      </w:r>
+    </w:p>
+    <w:p>
+      <w:r>
+        <w:t xml:space="preserve">Omnipresence as sustaining rather than efficient cause: SB pp. 48–49; study §1.4. Time as duration of unit-activity: study §1.4, with the full treatment of </w:t>
       </w:r>
       <w:r>
         <w:rPr>
@@ -1338,7 +1338,7 @@
         <w:t>jeevan</w:t>
       </w:r>
       <w:r>
-        <w:t>'s constitutional completeness (§1.6.1). The second is a further and stronger claim, and is not established by the first.</w:t>
+        <w:t>'s constitutional completeness (§1.7.1). The second is a further and stronger claim, and is not established by the first.</w:t>
       </w:r>
     </w:p>
     <w:p>
@@ -1514,12 +1514,12 @@
     </w:p>
     <w:p>
       <w:r>
-        <w:t>Recognition below the human order is not reflective cognition; the heat, particle-distance, and atomic-combination examples are the study's own (§1.2). Value as essentiality and participation in orderliness: §1.4.</w:t>
-      </w:r>
-    </w:p>
-    <w:p>
-      <w:r>
-        <w:t>The completeness drive is grounded in these endowments: SB pp. 50–51 — this is the citation behind the closing line of the script. Composition as natural inclination toward coexistence: JV p. 67 (§1.10). Integration at T1 through hungry/undigested (overfull) complementarity: MVD p. 8; SB pp. 58, 71; KD 3.3 (§1.6.1). Justice as recognising relationships, fulfilling values, evaluating the fulfilment, and achieving mutual satisfaction: §1.12.1.</w:t>
+        <w:t>Recognition below the human order is not reflective cognition; the heat, particle-distance, and atomic-combination examples are the study's own (§1.2). Value as essentiality and participation in orderliness: §1.13.1.</w:t>
+      </w:r>
+    </w:p>
+    <w:p>
+      <w:r>
+        <w:t>The completeness drive is grounded in these endowments: SB pp. 50–51 — this is the citation behind the closing line of the script. Composition as natural inclination toward coexistence: JV p. 67 (§1.5). Integration at T1 through hungry/undigested (overfull) complementarity: MVD p. 8; SB pp. 58, 71; KD 3.3 (§1.7.1). Justice as recognising relationships, fulfilling values, evaluating the fulfilment, and achieving mutual satisfaction: §1.13.3.</w:t>
       </w:r>
     </w:p>
     <w:p>
@@ -1558,7 +1558,7 @@
     </w:p>
     <w:p>
       <w:r>
-        <w:t>The claim is that essentiality is objective, not that recognition and evaluation are automatic. Cultures differ in what they recognise and how they evaluate; on this account they are not differing about whether a unit is complementary to others, but about whether they have seen it correctly. The study is explicit that human evaluation can fail (§1.4, §1.12).</w:t>
+        <w:t>The claim is that essentiality is objective, not that recognition and evaluation are automatic. Cultures differ in what they recognise and how they evaluate; on this account they are not differing about whether a unit is complementary to others, but about whether they have seen it correctly. The study is explicit that human evaluation can fail (§1.13.1, §1.13.2).</w:t>
       </w:r>
     </w:p>
     <w:p>
@@ -1962,7 +1962,7 @@
         <w:t>shishta-mulya</w:t>
       </w:r>
       <w:r>
-        <w:t>; this companion treats them as the expressed pair of the established values. See the study's §1.4 and Axiology §1.3.</w:t>
+        <w:t>; this companion treats them as the expressed pair of the established values. See the study's §1.13.1 and Axiology §1.3.</w:t>
       </w:r>
     </w:p>
     <w:p>
@@ -2253,7 +2253,7 @@
     </w:p>
     <w:p>
       <w:r>
-        <w:t>SB, p. 62 chain; goals: SB, p. 71; MVD, p. 104. Span: SB, pp. 51, 91. Two developments: study §1.6; KD 3.2–3.3.</w:t>
+        <w:t>SB, p. 62 chain; goals: SB, p. 71; MVD, p. 104. Span: SB, pp. 51, 91. Two developments: study §1.7; KD 3.2–3.3.</w:t>
       </w:r>
     </w:p>
     <w:p>
@@ -2482,7 +2482,7 @@
     </w:p>
     <w:p>
       <w:r>
-        <w:t>SB, p. 55 places constitutional completeness in the atom; SB, pp. 76–77 classify material and biological compositions as insentient and animal and knowledge orders as joint expressions. Study §§1.5–1.6, 1.9.</w:t>
+        <w:t>SB, p. 55 places constitutional completeness in the atom; SB, pp. 76–77 classify material and biological compositions as insentient and animal and knowledge orders as joint expressions. Study §§1.6–1.7, 1.12.</w:t>
       </w:r>
     </w:p>
     <w:p>
@@ -2860,7 +2860,7 @@
     </w:p>
     <w:p>
       <w:r>
-        <w:t>Study §1.6 (the completeness drive), §1.9.1 (terms for order and development), §1.9.2 (four planes, five human types), and the conceptual map's classification key.</w:t>
+        <w:t>Study §§1.7, 1.11 (the completeness drive), §1.12.1 (terms for order and development), §1.12.2 (four planes, five human types), and the conceptual map's classification key.</w:t>
       </w:r>
     </w:p>
     <w:p>
@@ -2901,22 +2901,22 @@
         <w:t>jagriti-kram</w:t>
       </w:r>
       <w:r>
-        <w:t xml:space="preserve"> (awakening progression): MVD, pp. 13–14; study §1.9.1.</w:t>
-      </w:r>
-    </w:p>
-    <w:p>
-      <w:r>
-        <w:t>The four planes are physicochemical, delusional, deific, and divine or complete: study §1.9.2. Order vs plane asymmetry: SB, p. 52 — two orders can share one plane; one order can span three planes.</w:t>
-      </w:r>
-    </w:p>
-    <w:p>
-      <w:r>
-        <w:t>The five human types are animalistic-human, demonic-human, humane or discerning human, deific-human, and divine-human: MVD, p. 160; study §1.9.2.</w:t>
-      </w:r>
-    </w:p>
-    <w:p>
-      <w:r>
-        <w:t>Note for the presenter: an earlier version of this slide had the plane and progression labels swapped, and listed a set of “planes” (substance, life, intellectual, experiential) that appears nowhere in the study — those are the four orders under another naming. It also ended the human-type list with “transcendental,” which is not a term in this corpus. The table now follows §1.9.1–§1.9.2 exactly. If you have delivered the old version, this is the correction to flag.</w:t>
+        <w:t xml:space="preserve"> (awakening progression): MVD, pp. 13–14; study §1.12.1.</w:t>
+      </w:r>
+    </w:p>
+    <w:p>
+      <w:r>
+        <w:t>The four planes are physicochemical, delusional, deific, and divine or complete: study §1.12.2. Order vs plane asymmetry: SB, p. 52 — two orders can share one plane; one order can span three planes.</w:t>
+      </w:r>
+    </w:p>
+    <w:p>
+      <w:r>
+        <w:t>The five human types are animalistic-human, demonic-human, humane or discerning human, deific-human, and divine-human: MVD, p. 160; study §1.12.2.</w:t>
+      </w:r>
+    </w:p>
+    <w:p>
+      <w:r>
+        <w:t>Note for the presenter: an earlier version of this slide had the plane and progression labels swapped, and listed a set of “planes” (substance, life, intellectual, experiential) that appears nowhere in the study — those are the four orders under another naming. It also ended the human-type list with “transcendental,” which is not a term in this corpus. The table now follows §1.12.1–§1.12.2 exactly. If you have delivered the old version, this is the correction to flag.</w:t>
       </w:r>
     </w:p>
     <w:p>
@@ -3054,7 +3054,7 @@
     </w:p>
     <w:p>
       <w:r>
-        <w:t xml:space="preserve">Continuity beyond the body and later association with another body: study §1.8, §1.14; JV as cited there. The study keeps this apart from general indestructibility (slide 7): constitutional completeness is MD's </w:t>
+        <w:t xml:space="preserve">Continuity beyond the body and later association with another body: study §§1.7.1, 1.9; JV as cited there. The study keeps this apart from general indestructibility (slide 7): constitutional completeness is MD's </w:t>
       </w:r>
       <w:r>
         <w:rPr>
@@ -3401,7 +3401,7 @@
     </w:p>
     <w:p>
       <w:r>
-        <w:t>The koshas in MVD pp. 49–50 describe manifestations across the orders: annamaya/pranamaya already in material nature, manomaya in pranic nature, anandamaya in animal and deluded human living, and vigyanmaya in awakened human living. They are distinct from these five faculties and from the four planes (study §1.5).</w:t>
+        <w:t>The koshas in MVD pp. 49–50 describe manifestations across the orders: annamaya/pranamaya already in material nature, manomaya in pranic nature, anandamaya in animal and deluded human living, and vigyanmaya in awakened human living. They are distinct from these five faculties and from the four planes (study §1.6).</w:t>
       </w:r>
     </w:p>
     <w:p>
@@ -3544,7 +3544,7 @@
     </w:p>
     <w:p>
       <w:r>
-        <w:t>Study §1.8 locates happiness at mun, peace at vritti, contentment at chitta, and bliss at buddhi, each through harmony with the inward faculty. MVD pp. 100–101 distinguishes ultimate bliss at realised atma; MVD pp. 328–346 enumerates the faculty activities. The knowledge-order ladder should not be extended to animals merely from the presence of the same faculties.</w:t>
+        <w:t>Study §1.9 locates happiness at mun, peace at vritti, contentment at chitta, and bliss at buddhi, each through harmony with the inward faculty. MVD pp. 100–101 distinguishes ultimate bliss at realised atma; MVD pp. 328–346 enumerates the faculty activities. The knowledge-order ladder should not be extended to animals merely from the presence of the same faculties.</w:t>
       </w:r>
     </w:p>
     <w:p>
@@ -3683,7 +3683,7 @@
     </w:p>
     <w:p>
       <w:r>
-        <w:t>SB, p. 64 (cognisance–sensitivity balance); JV, pp. 73–74, 92–94 (four-and-a-half activities); MVD, pp. 274–275; study §§1.7–1.8, 1.10, 1.12, 1.15.</w:t>
+        <w:t>SB, p. 64 (cognisance–sensitivity balance); JV, pp. 73–74, 92–94 (four-and-a-half activities); MVD, pp. 274–275; study §§1.8–1.9, 1.13, 1.15.</w:t>
       </w:r>
     </w:p>
     <w:p>
@@ -3706,7 +3706,7 @@
         <w:t>mun</w:t>
       </w:r>
       <w:r>
-        <w:t>; the animal body provides for hope-bound, species-conformant expression without providing for the complete evidence of understanding (study §§1.5, 1.7). The four-and-a-half activities organised around bodily sensitivity in deluded human living: study §1.7; JV, pp. 73–74, 92–94.</w:t>
+        <w:t>; the animal body provides for hope-bound, species-conformant expression without providing for the complete evidence of understanding (study §§1.6, 1.8). The four-and-a-half activities organised around bodily sensitivity in deluded human living: study §1.8; JV, pp. 73–74, 92–94.</w:t>
       </w:r>
     </w:p>
     <w:p>
@@ -3886,7 +3886,7 @@
         <w:t>jeevan</w:t>
       </w:r>
       <w:r>
-        <w:t xml:space="preserve"> values (study §1.8), and the study is explicit that they correspond to widening fields of </w:t>
+        <w:t xml:space="preserve"> values (study §1.9), and the study is explicit that they correspond to widening fields of </w:t>
       </w:r>
       <w:r>
         <w:rPr>
@@ -3895,12 +3895,12 @@
         <w:t>evidence</w:t>
       </w:r>
       <w:r>
-        <w:t xml:space="preserve"> — resolution in the person, peace tested in family prosperity, contentment in fearless social participation, bliss in the living and communicating of coexistence. Evidence requires projection, and projection is conduct. Hence KD's insistence that book knowledge is not the completion of the process: “Study, practice, work, behaviour, result, and purpose must become coherent” (study §1.8). Definite fulfilment below the human order: study §§1.4, 1.11 — recognition and fulfilment are definite according to structural, seed, and species conformance.</w:t>
-      </w:r>
-    </w:p>
-    <w:p>
-      <w:r>
-        <w:t>Also relevant: “Living proof requires understanding to become conduct; insight that does not regulate action has not completed the projection–reflection cycle” (study §1.7.1).</w:t>
+        <w:t xml:space="preserve"> — resolution in the person, peace tested in family prosperity, contentment in fearless social participation, bliss in the living and communicating of coexistence. Evidence requires projection, and projection is conduct. Hence KD's insistence that book knowledge is not the completion of the process: “Study, practice, work, behaviour, result, and purpose must become coherent” (study §1.9). Definite fulfilment below the human order: study §§1.13.1, 1.6.1 — recognition and fulfilment are definite according to structural, seed, and species conformance.</w:t>
+      </w:r>
+    </w:p>
+    <w:p>
+      <w:r>
+        <w:t>Also relevant: “Living proof requires understanding to become conduct; insight that does not regulate action has not completed the projection–reflection cycle” (study §1.10).</w:t>
       </w:r>
     </w:p>
     <w:p>
@@ -3947,7 +3947,7 @@
     </w:p>
     <w:p>
       <w:r>
-        <w:t>Because action without truthful understanding reproduces the confusion it came from — the study's phrase is that projection without truthful understanding can reproduce delusion (§1.6.3). The claim is not that study is unnecessary. It is that study is half. Reflection without projection remains unevidenced; projection without reflection goes wrong.</w:t>
+        <w:t>Because action without truthful understanding reproduces the confusion it came from — the study's phrase is that projection without truthful understanding can reproduce delusion (§1.11.2). The claim is not that study is unnecessary. It is that study is half. Reflection without projection remains unevidenced; projection without reflection goes wrong.</w:t>
       </w:r>
     </w:p>
     <w:p>
@@ -3960,7 +3960,7 @@
     </w:p>
     <w:p>
       <w:r>
-        <w:t>Good conduct is valuable, but conduct completeness means the individual's continuous expression of realised understanding. MVD pp. 15–16 distinguishes completeness in an individual from completeness in society. A person's humane participation helps establish and transmit an awakened tradition; it does not require an already completed universal society. The claim is assessed through understanding, fulfilled relationships and continuity of conduct (§1.6.3, §1.15).</w:t>
+        <w:t>Good conduct is valuable, but conduct completeness means the individual's continuous expression of realised understanding. MVD pp. 15–16 distinguishes completeness in an individual from completeness in society. A person's humane participation helps establish and transmit an awakened tradition; it does not require an already completed universal society. The claim is assessed through understanding, fulfilled relationships and continuity of conduct (§1.11.2, §1.15).</w:t>
       </w:r>
     </w:p>
     <w:p>
@@ -4056,7 +4056,7 @@
         <w:t>sanskar</w:t>
       </w:r>
       <w:r>
-        <w:t xml:space="preserve">-conformance in the study's table (§1.11); human bodily composition remains species-conformant, but human conduct is principally </w:t>
+        <w:t xml:space="preserve">-conformance in the study's table (§1.6.1); human bodily composition remains species-conformant, but human conduct is principally </w:t>
       </w:r>
       <w:r>
         <w:rPr>
@@ -4074,7 +4074,7 @@
         <w:t>sanskar</w:t>
       </w:r>
       <w:r>
-        <w:t>-conformant. The three levels of the account — sustaining condition, mediative nucleus, order-specific conformance — are set out in §1.11.</w:t>
+        <w:t>-conformant. The three levels of the account — sustaining condition, mediative nucleus, order-specific conformance — are set out in §1.6.1.</w:t>
       </w:r>
     </w:p>
     <w:p>
@@ -4176,7 +4176,7 @@
     </w:p>
     <w:p>
       <w:r>
-        <w:t xml:space="preserve">KD, pp. 10, 13, 60, 86; study §1.12–§1.12.1. MVD, p. 67 (six perspectives); MVD, p. 137 (justice regulates behaviour, </w:t>
+        <w:t xml:space="preserve">KD, pp. 10, 13, 60, 86; study §§1.13.2–1.13.3. MVD, p. 67 (six perspectives); MVD, p. 137 (justice regulates behaviour, </w:t>
       </w:r>
       <w:r>
         <w:rPr>
@@ -4295,7 +4295,7 @@
         <w:t>jeevan</w:t>
       </w:r>
       <w:r>
-        <w:t>, and humane conduct); MVD, pp. 78, 101, 137; JV, p. 61; study §§1.3–1.4, 1.7–1.13.</w:t>
+        <w:t>, and humane conduct); MVD, pp. 78, 101, 137; JV, p. 61; study §§1.3, 1.8–1.9, 1.13–1.14.</w:t>
       </w:r>
     </w:p>
     <w:p>
@@ -4392,12 +4392,12 @@
     </w:p>
     <w:p>
       <w:r>
-        <w:t>SB, p. 116 and MVD, p. 126 (threefold knowledge); KD §§3.17–3.18 (knowledge, knower, and known); MVD, pp. 14–15, 286–287. Study §1.13.</w:t>
-      </w:r>
-    </w:p>
-    <w:p>
-      <w:r>
-        <w:t>MVD pp. 100–101 distinguishes ultimate bliss at atma; MVD p. 328 connects realisation-based expression, communication, and exposition with ultimate bliss. Study §§1.8 and 1.13 preserves both this placement and bliss as buddhi–atma harmony.</w:t>
+        <w:t>SB, p. 116 and MVD, p. 126 (threefold knowledge); KD §§3.17–3.18 (knowledge, knower, and known); MVD, pp. 14–15, 286–287. Study §1.14.</w:t>
+      </w:r>
+    </w:p>
+    <w:p>
+      <w:r>
+        <w:t>MVD pp. 100–101 distinguishes ultimate bliss at atma; MVD p. 328 connects realisation-based expression, communication, and exposition with ultimate bliss. Study §§1.9 and 1.14 preserves both this placement and bliss as buddhi–atma harmony.</w:t>
       </w:r>
     </w:p>
     <w:p>
@@ -4545,7 +4545,7 @@
     </w:p>
     <w:p>
       <w:r>
-        <w:t>PS p. 56 defines kala through making qualities evident and expression meaningful, and the joint accomplishment of usefulness and beauty. Its object-value application, kala-mulya, concerns enhancing usefulness; the general definition also concerns communication and conduct. All PS page numbers are printed pages in the edition identified at the start of this companion. Study §1.13 and Editorial Notes give the connected reading and contextual qualifications.</w:t>
+        <w:t>PS p. 56 defines kala through making qualities evident and expression meaningful, and the joint accomplishment of usefulness and beauty. Its object-value application, kala-mulya, concerns enhancing usefulness; the general definition also concerns communication and conduct. All PS page numbers are printed pages in the edition identified at the start of this companion. Study §1.14 and Editorial Notes give the connected reading and contextual qualifications.</w:t>
       </w:r>
     </w:p>
     <w:p>
@@ -4665,7 +4665,7 @@
     </w:p>
     <w:p>
       <w:r>
-        <w:t>Human assemblies as achieved rather than chemically definite: study §1.10, final paragraph; MVD, p. 42; SB, p. 14 (persist or decline). This is the counterpart of slide 13 — the compositional half of §1.10 was delivered there, the relational half here.</w:t>
+        <w:t>Human assemblies as achieved rather than chemically definite: study §1.13.3; MVD, p. 42; SB, p. 14 (persist or decline). This is the counterpart of slide 13 — physical composition (§1.5) was delivered there, human assemblies (§1.13.3) here.</w:t>
       </w:r>
     </w:p>
     <w:p>

--- a/Studies/The-Ontology-of-Coexistence/Presenters-Companion-Ontology-of-Existence.docx
+++ b/Studies/The-Ontology-of-Coexistence/Presenters-Companion-Ontology-of-Existence.docx
@@ -101,7 +101,7 @@
         <w:t>Paribhasha Samhita</w:t>
       </w:r>
       <w:r>
-        <w:t xml:space="preserve"> (PS). Translation and edition conventions follow the study; KD section 3 is working English. PS citations use printed pages, eight below the PDF position, in the third edition (2012), printing dated 14 January 2016. The official source collection and page-level references are linked in the [study bibliography](The-Ontology-of-Coexistence.html#references).</w:t>
+        <w:t xml:space="preserve"> (PS). Translation and edition conventions follow the study; KD is used through identified working-English paraphrases, not a published English translation. PS citations use printed pages, eight below the PDF position, in the third edition (2012), printing dated 14 January 2016. The official source collection and page-level references are linked in the [study bibliography](The-Ontology-of-Coexistence.html#references).</w:t>
       </w:r>
     </w:p>
     <w:p>
@@ -168,7 +168,7 @@
         <w:t>shunya</w:t>
       </w:r>
       <w:r>
-        <w:t xml:space="preserve"> is rendered “Space.” Where the study flags an open problem, the suggested answers say so plainly — candour about what is and is not established is part of the study's method. The former four-senses-of-</w:t>
+        <w:t xml:space="preserve"> is rendered “Space.” Where the study flags an open problem, the suggested answers say so plainly — candour about what is and is not established is part of the study's method. The study's Editorial Notes explain the contextual uses of </w:t>
       </w:r>
       <w:r>
         <w:rPr>
@@ -177,7 +177,7 @@
         <w:t>gyan</w:t>
       </w:r>
       <w:r>
-        <w:t xml:space="preserve"> taxonomy is no longer a deck slide; vocabulary discipline lives in the study's Editorial Notes. The epistemic payoff is the epistemic ladder (slide 24) and realisation (slide 25); presentation, communication, expression, and art connect understanding with conduct (slide 26); method and evidence close the “how known” question (slides 28 and 29).</w:t>
+        <w:t>. The epistemic payoff is the epistemic ladder (slide 24) and realisation (slide 25); presentation, communication, expression, and art connect understanding with conduct (slide 26); method and evidence close the “how known” question (slides 28 and 29).</w:t>
       </w:r>
     </w:p>
     <w:p>
@@ -188,7 +188,7 @@
         <w:t>Three movements:</w:t>
       </w:r>
       <w:r>
-        <w:t xml:space="preserve"> the deck is signposted in the kicker line of each movement's opening slide — Movement 1 at slide 5 (what is real), Movement 2 at slide 12 (how development proceeds), Movement 3 at slide 17 (from sentience to awakened conduct).</w:t>
+        <w:t xml:space="preserve"> the deck is signposted in the kicker line of each movement's opening slide — Movement 1 at slide 5 (what is real), Movement 2 at slide 12 (how development proceeds), Movement 3 at slide 15 (from sentience to awakened conduct).</w:t>
       </w:r>
     </w:p>
     <w:p>
@@ -200,11 +200,10 @@
       </w:r>
     </w:p>
     <w:p>
-      <w:r>
-        <w:rPr>
-          <w:b/>
-          <w:sz w:val="36"/>
-        </w:rPr>
+      <w:pPr>
+        <w:pStyle w:val="Heading1"/>
+      </w:pPr>
+      <w:r>
         <w:t>Title — The Ontology of Existence</w:t>
       </w:r>
     </w:p>
@@ -350,7 +349,7 @@
         <w:t>atma</w:t>
       </w:r>
       <w:r>
-        <w:t>, cosmic regulation — is the same mediative role; that inherent self-regulation gives the darshan its name (slide 22 develops this).</w:t>
+        <w:t>, cosmic regulation — is the same mediative role; that inherent self-regulation gives the darshan its name (slide 11 develops this).</w:t>
       </w:r>
     </w:p>
     <w:p>
@@ -406,11 +405,10 @@
       </w:r>
     </w:p>
     <w:p>
-      <w:r>
-        <w:rPr>
-          <w:b/>
-          <w:sz w:val="36"/>
-        </w:rPr>
+      <w:pPr>
+        <w:pStyle w:val="Heading1"/>
+      </w:pPr>
+      <w:r>
         <w:t>Orientation — The Argument in Three Movements</w:t>
       </w:r>
     </w:p>
@@ -429,27 +427,22 @@
     </w:p>
     <w:p>
       <w:r>
-        <w:t>First: what is real, and how it is ordered. There is an all-pervasive ground and countable units, and two bonds — each unit to the ground, and each unit to the others. The second of those is complementarity: each unit stands in definite relations to the rest. Every unit has form, capacities, a way of participating, and an inseparable innateness, expressed across four orders of nature. The darshan connects their inseparability from the ground with its claim that existence neither begins nor ends.</w:t>
-      </w:r>
-    </w:p>
-    <w:p>
-      <w:r>
-        <w:t>Second: how development proceeds along two lines. Composition forms molecules, cells and bodies; material constituents can enter pranic organisation and return to the material order through disintegration. This does not by itself produce a sentient unit. Development in an atom reaches constitutional completeness as jeevan. Across both lines, activity includes effort, motion and result together.</w:t>
-      </w:r>
-    </w:p>
-    <w:p>
-      <w:r>
-        <w:t>Third: how sentient living becomes awakened conduct. We examine the human joint form, jeevan's faculties and harmonies, evaluation, realisation, and the expression of understanding through humane conduct.</w:t>
-      </w:r>
-    </w:p>
-    <w:p>
-      <w:r>
-        <w:t>Please keep one distinction early: the body line and the sentient-unit line meet in animal and human living, but they are not the same process. That blocks the most common confusion — treating the body as the producer of the knower.</w:t>
-      </w:r>
-    </w:p>
-    <w:p>
-      <w:r>
-        <w:t>Each movement is marked in the small line at the top of its opening slide, so you can always tell where we are.</w:t>
+        <w:t>First: what is real, and how it is ordered. There is an all-pervasive ground and countable units. Each unit is inseparable from the ground and stands in definite relations to other units. We examine saturation, the four aspects of a unit, the perpetual world, and the four orders of nature with their modes of conformance.</w:t>
+      </w:r>
+    </w:p>
+    <w:p>
+      <w:r>
+        <w:t>Second: how development proceeds along two lines. Composition forms molecules, cells and bodies. Development in an atom reaches constitutional completeness as the sentient unit, jeevan. Across both lines, activity includes effort, motion and result together.</w:t>
+      </w:r>
+    </w:p>
+    <w:p>
+      <w:r>
+        <w:t>Third: how sentient living becomes awakened conduct. The body supplies a medium for jeevan's faculties. We examine their harmonies, the difference between sensitivity and understanding, intentional action, and completeness in understanding and conduct. That prepares us to examine values, justice, realisation, expression and humane tradition.</w:t>
+      </w:r>
+    </w:p>
+    <w:p>
+      <w:r>
+        <w:t>The body line and the sentient-unit line meet in animal and human living. Their meeting, and the different contribution of each, is the connection we will keep returning to.</w:t>
       </w:r>
     </w:p>
     <w:p>
@@ -517,11 +510,10 @@
       </w:r>
     </w:p>
     <w:p>
-      <w:r>
-        <w:rPr>
-          <w:b/>
-          <w:sz w:val="36"/>
-        </w:rPr>
+      <w:pPr>
+        <w:pStyle w:val="Heading1"/>
+      </w:pPr>
+      <w:r>
         <w:t>Questions Ontology Must Answer</w:t>
       </w:r>
     </w:p>
@@ -693,11 +685,10 @@
       </w:r>
     </w:p>
     <w:p>
-      <w:r>
-        <w:rPr>
-          <w:b/>
-          <w:sz w:val="36"/>
-        </w:rPr>
+      <w:pPr>
+        <w:pStyle w:val="Heading1"/>
+      </w:pPr>
+      <w:r>
         <w:t>Conceptual Map of §1</w:t>
       </w:r>
     </w:p>
@@ -778,7 +769,7 @@
     </w:p>
     <w:p>
       <w:r>
-        <w:t>Karma (slide 21) structures desire–doing–fruit within sentient activity; regulation and justice (slides 22–23) articulate orderliness and evaluation once the human joint form is in view. They hang off movement 3, not off the ground–unit poles themselves.</w:t>
+        <w:t>Regulation and conformance belong beside the four orders (slides 10–11). Karma (slide 19) structures desire, doing and result in human living. Values and justice (slides 22–23) then explain how human understanding fulfils relationships. The map connects these regions; the teaching sequence introduces each after its prerequisites.</w:t>
       </w:r>
     </w:p>
     <w:p>
@@ -790,11 +781,10 @@
       </w:r>
     </w:p>
     <w:p>
-      <w:r>
-        <w:rPr>
-          <w:b/>
-          <w:sz w:val="36"/>
-        </w:rPr>
+      <w:pPr>
+        <w:pStyle w:val="Heading1"/>
+      </w:pPr>
+      <w:r>
         <w:t>Existence Is Coexistence — Two Inseparable Aspects</w:t>
       </w:r>
     </w:p>
@@ -933,7 +923,7 @@
         <w:t>satta</w:t>
       </w:r>
       <w:r>
-        <w:t xml:space="preserve"> is actionless, formless, and non-willing. MVD's ninth Reality set: “God is omnipresent, deities are many.” There is no cosmic governor; orderliness is self-regulation.</w:t>
+        <w:t xml:space="preserve"> is actionless, formless, and non-willing. MVD's Reality list (p. 13): “God is omnipresent, deities are many.” There is no cosmic governor; orderliness is self-regulation.</w:t>
       </w:r>
     </w:p>
     <w:p>
@@ -1029,11 +1019,10 @@
       </w:r>
     </w:p>
     <w:p>
-      <w:r>
-        <w:rPr>
-          <w:b/>
-          <w:sz w:val="36"/>
-        </w:rPr>
+      <w:pPr>
+        <w:pStyle w:val="Heading1"/>
+      </w:pPr>
+      <w:r>
         <w:t>Saturation — Soaked, Submerged, Surrounded</w:t>
       </w:r>
     </w:p>
@@ -1052,27 +1041,27 @@
     </w:p>
     <w:p>
       <w:r>
-        <w:t>Because that reality is permeating, dividing a unit leaves every fragment saturated in it. There is no fragment outside the ground. This is why the texts connect saturation with non-annihilation, and why saturation names an ever-present condition.</w:t>
-      </w:r>
-    </w:p>
-    <w:p>
-      <w:r>
-        <w:t>The three descriptions have overlapping connections. Soakedness is evidenced as energy-fullness and forcefulness. The unit bears energy and definite relative power. The texts explicitly locate the root of its manifestness, or prakashmanata, in force-endowment while saturated in Omnipresence.</w:t>
-      </w:r>
-    </w:p>
-    <w:p>
-      <w:r>
-        <w:t>Submersion is expressed in activeness and recognition in mutuality. Units are present in the same pervasive reality and are imaged to one another. The formula linking unit-ness and energy-fullness with activeness belongs to this connected account.</w:t>
-      </w:r>
-    </w:p>
-    <w:p>
-      <w:r>
-        <w:t>Surroundedness is evidenced as regulation. Units remain in definite relations and regulate their activities through their own mediative organisation. Slide 22 develops this.</w:t>
-      </w:r>
-    </w:p>
-    <w:p>
-      <w:r>
-        <w:t>These descriptions belong together. The source passages connect them in more than one way, so each card should be read as part of one saturation. Slide 8 develops imaging and recognition. This is the darshan's ontological account; a quantitative physical mechanism would require further evidence.</w:t>
+        <w:t>Picture a cloth immersed in water. Water is within the cloth, the cloth is submerged, and water surrounds it on every side. This illustration helps us picture the three relations. Its limit is equally simple: cloth can be removed from water, whereas a unit is always present in formless Omnipresence.</w:t>
+      </w:r>
+    </w:p>
+    <w:p>
+      <w:r>
+        <w:t>Soakedness means that the unit is endowed with energy and force. Submersion means that it is active and stands in mutual recognition with other units. Surroundedness means that it remains regulated in definite relations. We will meet this regulation again alongside the four orders of nature.</w:t>
+      </w:r>
+    </w:p>
+    <w:p>
+      <w:r>
+        <w:t>These are connected aspects of one saturation. Energy becomes evident in activity, recognition in mutuality, and regulation in definite conduct. The unit is also manifest to others: the texts connect its manifestness with being force-endowed in Omnipresence.</w:t>
+      </w:r>
+    </w:p>
+    <w:p>
+      <w:r>
+        <w:t>Because the pervasive reality permeates every unit, dividing a unit leaves every fragment saturated. The texts connect this continuing presence with their doctrine that what exists is not annihilated. Particular arrangements can end while their constituents remain. We will return to that distinction when we consider perpetuity and time.</w:t>
+      </w:r>
+    </w:p>
+    <w:p>
+      <w:r>
+        <w:t>The next slide follows the relation between units: how they become manifest to one another and participate in complementarity.</w:t>
       </w:r>
     </w:p>
     <w:p>
@@ -1081,6 +1070,11 @@
       </w:pPr>
       <w:r>
         <w:t>Primary-text background</w:t>
+      </w:r>
+    </w:p>
+    <w:p>
+      <w:r>
+        <w:t>The cloth-in-water illustration distinguishes soakedness, submersion and surroundedness. It is a teaching illustration, not a claim that Omnipresence is a material fluid; unlike cloth in water, a unit cannot leave the pervasive reality.</w:t>
       </w:r>
     </w:p>
     <w:p>
@@ -1109,7 +1103,7 @@
         <w:t>ikaitva</w:t>
       </w:r>
       <w:r>
-        <w:t>, unit-ness — the abstract property of being a bounded unit at all — which the published translation renders as a bare “Unit.” The slide says “unit-ness” for that reason; the study's glossary carries the same gloss.</w:t>
+        <w:t>, unit-ness — the abstract property of being a bounded unit at all — which the published translation renders as a bare “Unit.” The study's glossary carries “unit-ness” for that reason.</w:t>
       </w:r>
     </w:p>
     <w:p>
@@ -1163,7 +1157,7 @@
         <w:t>mahakaran</w:t>
       </w:r>
       <w:r>
-        <w:t xml:space="preserve"> — supreme cause in the sustaining sense (MVD, pp. 288–289; SB, pp. 49, 62). Particular changes occur through unit-activity in mutuality. Slide 7 develops this.</w:t>
+        <w:t xml:space="preserve"> — supreme cause in the sustaining sense (MVD, pp. 288–289; SB, pp. 49, 62). Particular changes occur through unit-activity in mutuality. Slide 9 develops this.</w:t>
       </w:r>
     </w:p>
     <w:p>
@@ -1236,11 +1230,430 @@
       </w:r>
     </w:p>
     <w:p>
+      <w:pPr>
+        <w:pStyle w:val="Heading1"/>
+      </w:pPr>
+      <w:r>
+        <w:t>Nature Is Complementary — The Second Bond</w:t>
+      </w:r>
+    </w:p>
+    <w:p>
+      <w:pPr>
+        <w:pStyle w:val="Heading2"/>
+      </w:pPr>
+      <w:r>
+        <w:t>Delivering the slide</w:t>
+      </w:r>
+    </w:p>
+    <w:p>
+      <w:r>
+        <w:t>Each unit is saturated in the ground. Units also stand in mutuality with one another. Complementarity names their definite participation in the wider order of coexistence.</w:t>
+      </w:r>
+    </w:p>
+    <w:p>
+      <w:r>
+        <w:t>Recognition begins with units becoming manifest in mutual facing. Their image, called pratibimb, provides a basis of mutual recognition. In insentient nature, recognition means definite responsiveness: heat is accepted and redistributed, particles maintain definite relations, and atoms combine under definite conditions. A unit's relative powers exert effects in these interactions. Human understanding involves the further knowing activities of jeevan.</w:t>
+      </w:r>
+    </w:p>
+    <w:p>
+      <w:r>
+        <w:t>Every unit is a whole along with its environment. It retains its own constitution while participating in definite relations. Value, in the universal sense, is essentiality and participation in orderliness — what a unit contributes through its conduct. Usefulness is that essentiality as it appears in objects.</w:t>
+      </w:r>
+    </w:p>
+    <w:p>
+      <w:r>
+        <w:t>Fulfilment is the participation that follows recognition, according to constitution and order. Below the human order it follows definite conformance. In human living, knowing and believing must guide recognition and fulfilment, and this can succeed or fail.</w:t>
+      </w:r>
+    </w:p>
+    <w:p>
+      <w:r>
+        <w:t>This gives development its direction in the account: fuller participation in complementarity. Later we will examine how that direction becomes conscious responsibility in human relationships.</w:t>
+      </w:r>
+    </w:p>
+    <w:p>
+      <w:pPr>
+        <w:pStyle w:val="Heading2"/>
+      </w:pPr>
+      <w:r>
+        <w:t>Primary-text background</w:t>
+      </w:r>
+    </w:p>
+    <w:p>
+      <w:r>
+        <w:t>Bounded plurality provisions recognition: “Nature is recognisable in the state-complete Omnipotence with its countless unitness. Consequently, a provision for one unit to recognise another got manifest in existence.” — SB, p. 50; also SB pp. 57, 62.</w:t>
+      </w:r>
+    </w:p>
+    <w:p>
+      <w:r>
+        <w:t>Complementarity given in the bond rather than created: SB pp. 49–50, 53. “Nothing is isolated — that is the principle” — JV, p. 43. “Every entity of nature recognises another; that is why it fulfils…” — JV, p. 69.</w:t>
+      </w:r>
+    </w:p>
+    <w:p>
+      <w:r>
+        <w:t>The equipment of recognition — capacity (</w:t>
+      </w:r>
+      <w:r>
+        <w:rPr>
+          <w:i/>
+        </w:rPr>
+        <w:t>kshamata</w:t>
+      </w:r>
+      <w:r>
+        <w:t>), ability (</w:t>
+      </w:r>
+      <w:r>
+        <w:rPr>
+          <w:i/>
+        </w:rPr>
+        <w:t>yogyata</w:t>
+      </w:r>
+      <w:r>
+        <w:t>), receptivity (</w:t>
+      </w:r>
+      <w:r>
+        <w:rPr>
+          <w:i/>
+        </w:rPr>
+        <w:t>patrata</w:t>
+      </w:r>
+      <w:r>
+        <w:t>): SB pp. 57, 62, 79; MVD p. 62. “Transparent in mutuality”: MVD p. 32.</w:t>
+      </w:r>
+    </w:p>
+    <w:p>
+      <w:r>
+        <w:t>Recognition below the human order is not reflective cognition; the heat, particle-distance, and atomic-combination examples are the study's own (§1.2). Value as essentiality and participation in orderliness: §1.13.1.</w:t>
+      </w:r>
+    </w:p>
+    <w:p>
+      <w:r>
+        <w:t>The completeness drive is grounded in these endowments: SB pp. 50–51 — this is the citation behind the closing line of the script. Composition as natural inclination toward coexistence: JV p. 67 (§1.5). Integration at T1 through hungry/undigested (overfull) complementarity: MVD p. 8; SB pp. 58, 71; KD 3.3 (§1.7.1). Justice as recognising relationships, fulfilling values, evaluating the fulfilment, and achieving mutual satisfaction: §1.13.3.</w:t>
+      </w:r>
+    </w:p>
+    <w:p>
+      <w:r>
+        <w:t>PS p. 121 defines image and imaging through mutual recognition. SB pp. 248–252 distinguishes imaging from the influences of relative powers. Its account extends from insentient mutuality to animal recognition of essential nature and human exchange of values and evaluation of dharma. These are the source connections behind the revised study §§1.2–1.3.</w:t>
+      </w:r>
+    </w:p>
+    <w:p>
+      <w:pPr>
+        <w:pStyle w:val="Heading2"/>
+      </w:pPr>
+      <w:r>
+        <w:t>Likely questions from the audience</w:t>
+      </w:r>
+    </w:p>
+    <w:p>
       <w:r>
         <w:rPr>
           <w:b/>
-          <w:sz w:val="36"/>
         </w:rPr>
+        <w:t>Q: Isn't “complementarity” just cooperation with a nicer name?</w:t>
+      </w:r>
+    </w:p>
+    <w:p>
+      <w:r>
+        <w:t>No — cooperation is something agents choose. Complementarity here is a structural feature of bounded plurality in one ground: it holds between particles that choose nothing. Cooperation, at the human order, is one way of fulfilling it knowingly.</w:t>
+      </w:r>
+    </w:p>
+    <w:p>
+      <w:r>
+        <w:rPr>
+          <w:b/>
+        </w:rPr>
+        <w:t>Q: If value is built into existence, why do people disagree about values?</w:t>
+      </w:r>
+    </w:p>
+    <w:p>
+      <w:r>
+        <w:t>The claim is that essentiality is objective, not that recognition and evaluation are automatic. Cultures differ in what they recognise and how they evaluate; on this account they are not differing about whether a unit is complementary to others, but about whether they have seen it correctly. The study is explicit that human evaluation can fail (§1.13.1, §1.13.2).</w:t>
+      </w:r>
+    </w:p>
+    <w:p>
+      <w:r>
+        <w:rPr>
+          <w:b/>
+        </w:rPr>
+        <w:t>Q: Isn't “recognition” in a particle just a metaphor?</w:t>
+      </w:r>
+    </w:p>
+    <w:p>
+      <w:r>
+        <w:t>The texts give an account of mutual imaging as well as definite responsiveness. PS p. 121 names the image as a basis of recognition, and SB pp. 248–252 distinguishes imaging from influence. Neither attributes human understanding to a particle. Knowing and believing belong to sentient nature (§§1.2–1.3).</w:t>
+      </w:r>
+    </w:p>
+    <w:p>
+      <w:r>
+        <w:rPr>
+          <w:b/>
+        </w:rPr>
+        <w:t>Q: How is this different from saying everything is interconnected?</w:t>
+      </w:r>
+    </w:p>
+    <w:p>
+      <w:r>
+        <w:t xml:space="preserve">"Interconnected" is compatible with the connections being arbitrary or merely causal. The claim here is stronger and more specific: each unit has a definite usefulness </w:t>
+      </w:r>
+      <w:r>
+        <w:rPr>
+          <w:i/>
+        </w:rPr>
+        <w:t>to</w:t>
+      </w:r>
+      <w:r>
+        <w:t xml:space="preserve"> others, given its order and constitution, and that definite usefulness is what value means. Vague holism does not entail an account of justice; this is meant to.</w:t>
+      </w:r>
+    </w:p>
+    <w:p>
+      <w:pPr>
+        <w:pStyle w:val="Heading1"/>
+      </w:pPr>
+      <w:r>
+        <w:t>Slide 8</w:t>
+      </w:r>
+    </w:p>
+    <w:p>
+      <w:pPr>
+        <w:pStyle w:val="Heading1"/>
+      </w:pPr>
+      <w:r>
+        <w:t>Form, Properties, Nature, and Dharma</w:t>
+      </w:r>
+    </w:p>
+    <w:p>
+      <w:pPr>
+        <w:pStyle w:val="Heading2"/>
+      </w:pPr>
+      <w:r>
+        <w:t>Delivering the slide</w:t>
+      </w:r>
+    </w:p>
+    <w:p>
+      <w:r>
+        <w:t>What is every unit? Four inseparable aspects — not a static checklist pasted onto things, but how a definite bearer shows up in the world.</w:t>
+      </w:r>
+    </w:p>
+    <w:p>
+      <w:r>
+        <w:t>Form is the real configuration of the unit: shape, volume, and density. The constituted unit is bimb. Its image in mutual facing is pratibimb, and being imaged is pratibimban. Take the peepal tree: one bounded living form with trunk, branches, leaves, and roots.</w:t>
+      </w:r>
+    </w:p>
+    <w:p>
+      <w:r>
+        <w:t>Properties are relative powers inseparable from their bearer. In the peepal, nutrition, repair, seed production, and degeneration become effective under definite conditions.</w:t>
+      </w:r>
+    </w:p>
+    <w:p>
+      <w:r>
+        <w:t>Essential nature is usefulness in mutuality. The peepal's effects are vitalising or devitalising according to the affected body and conditions. Its being alive or decomposing does not alone decide which effect it has on another body.</w:t>
+      </w:r>
+    </w:p>
+    <w:p>
+      <w:r>
+        <w:t>Dharma means inseparable innateness: what belongs to the unit and is fulfilled in its activity. For the peepal: existence plus growth. Seed-conformance is how it conducts itself, not an extra label piled on top.</w:t>
+      </w:r>
+    </w:p>
+    <w:p>
+      <w:r>
+        <w:t>The whole unit is manifest, or prakashman, with all four aspects. Imaging is central to prakash. This is a claim about how units are manifest to one another; completed human understanding also requires knowing their relations and fulfilment. An image alone does not deliver that understanding. Animal recognition of essential nature becomes evident in friendliness and opposition; human living brings the exchange of values and evaluation of dharma.</w:t>
+      </w:r>
+    </w:p>
+    <w:p>
+      <w:r>
+        <w:t>And notice: the tree as a composite can die while its material constituents persist. Persistence of existence is not persistence of one configuration.</w:t>
+      </w:r>
+    </w:p>
+    <w:p>
+      <w:r>
+        <w:t>Every unit also presents, communicates, and expresses its characteristic contribution according to its constitution and order. In human living these terms acquire the further meaning of purposefully making understanding available through speech, work, and behaviour. We will develop that meaning near the end.</w:t>
+      </w:r>
+    </w:p>
+    <w:p>
+      <w:r>
+        <w:t>The same unit is known through three complementary truths. Inherent truth is what the unit is. Positional truth is how it stands among others. Existential truth is that it exists in Omnipresence.</w:t>
+      </w:r>
+    </w:p>
+    <w:p>
+      <w:pPr>
+        <w:pStyle w:val="Heading2"/>
+      </w:pPr>
+      <w:r>
+        <w:t>Primary-text background</w:t>
+      </w:r>
+    </w:p>
+    <w:p>
+      <w:r>
+        <w:t>Four aspects: MVD, pp. 11, 42, 47, 50–51; SB pp. 55, 71, 86. Three complementary truths: YAT; MVD pp. 88, 97; study §1.3. “Each unit is a whole along with its environment… orderliness with its ness… moves towards ‘development’ in its natural state and ‘decline’ in its excited state.” — SB, pp. 13–14</w:t>
+      </w:r>
+    </w:p>
+    <w:p>
+      <w:r>
+        <w:rPr>
+          <w:i/>
+        </w:rPr>
+        <w:t>Dharma</w:t>
+      </w:r>
+      <w:r>
+        <w:t xml:space="preserve"> definition and cumulative stack: MVD, pp. 253–254. “Dharma is understood on the basis of ‘orderliness’…” — JV, pp. 120–121. Peepal: JV, p. 113.</w:t>
+      </w:r>
+    </w:p>
+    <w:p>
+      <w:r>
+        <w:t xml:space="preserve">Editorial Notes: </w:t>
+      </w:r>
+      <w:r>
+        <w:rPr>
+          <w:i/>
+        </w:rPr>
+        <w:t>guna</w:t>
+      </w:r>
+      <w:r>
+        <w:t xml:space="preserve"> and </w:t>
+      </w:r>
+      <w:r>
+        <w:rPr>
+          <w:i/>
+        </w:rPr>
+        <w:t>svabhav</w:t>
+      </w:r>
+      <w:r>
+        <w:t xml:space="preserve"> are relational in manifestation; bearer and capacities remain real.</w:t>
+      </w:r>
+    </w:p>
+    <w:p>
+      <w:r>
+        <w:t>Imaging and prakash: MVD p. 45. Bimb, pratibimb, and pratibimban: PS pp. 121, 135. Being manifest with all four aspects: PS p. 119. Imaging, influence, animal recognition, and human evaluation: SB pp. 248–252. Bearer/property distinction: SB pp. 256–257. SB p. 179 describes entities as manifest, communicated, and expressed according to state, motion, plane, and order. Slide 26 develops the human definitions. The study’s Editorial Notes retain the contextual heated-body definition of prakash in PS p. 119 alongside MVD’s broader imaging formulation.</w:t>
+      </w:r>
+    </w:p>
+    <w:p>
+      <w:pPr>
+        <w:pStyle w:val="Heading2"/>
+      </w:pPr>
+      <w:r>
+        <w:t>Likely questions from the audience</w:t>
+      </w:r>
+    </w:p>
+    <w:p>
+      <w:r>
+        <w:rPr>
+          <w:b/>
+        </w:rPr>
+        <w:t>Q: Isn't dharma also participation in orderliness?</w:t>
+      </w:r>
+    </w:p>
+    <w:p>
+      <w:r>
+        <w:t xml:space="preserve">Participation is how </w:t>
+      </w:r>
+      <w:r>
+        <w:rPr>
+          <w:i/>
+        </w:rPr>
+        <w:t>dharma</w:t>
+      </w:r>
+      <w:r>
+        <w:t xml:space="preserve"> is evidenced and understood; inseparability is what </w:t>
+      </w:r>
+      <w:r>
+        <w:rPr>
+          <w:i/>
+        </w:rPr>
+        <w:t>dharma</w:t>
+      </w:r>
+      <w:r>
+        <w:t xml:space="preserve"> is (MVD, pp. 253–254; JV, pp. 120–121).</w:t>
+      </w:r>
+    </w:p>
+    <w:p>
+      <w:r>
+        <w:rPr>
+          <w:b/>
+        </w:rPr>
+        <w:t>Q: Is “dharma” here religious duty?</w:t>
+      </w:r>
+    </w:p>
+    <w:p>
+      <w:r>
+        <w:t xml:space="preserve">No. Unit </w:t>
+      </w:r>
+      <w:r>
+        <w:rPr>
+          <w:i/>
+        </w:rPr>
+        <w:t>dharma</w:t>
+      </w:r>
+      <w:r>
+        <w:t xml:space="preserve"> is ontological innateness and fulfilment. Keep it distinct from the </w:t>
+      </w:r>
+      <w:r>
+        <w:rPr>
+          <w:i/>
+        </w:rPr>
+        <w:t>dharma–adharma</w:t>
+      </w:r>
+      <w:r>
+        <w:t xml:space="preserve"> evaluative perspective on slide 23.</w:t>
+      </w:r>
+    </w:p>
+    <w:p>
+      <w:r>
+        <w:rPr>
+          <w:b/>
+        </w:rPr>
+        <w:t>Q: How do svabhav and dharma differ?</w:t>
+      </w:r>
+    </w:p>
+    <w:p>
+      <w:r>
+        <w:rPr>
+          <w:i/>
+        </w:rPr>
+        <w:t>Svabhav</w:t>
+      </w:r>
+      <w:r>
+        <w:t xml:space="preserve"> is usefulness/essentiality of effects in context; </w:t>
+      </w:r>
+      <w:r>
+        <w:rPr>
+          <w:i/>
+        </w:rPr>
+        <w:t>dharma</w:t>
+      </w:r>
+      <w:r>
+        <w:t xml:space="preserve"> is what cannot be separated from the unit. Caution: MD's </w:t>
+      </w:r>
+      <w:r>
+        <w:rPr>
+          <w:i/>
+        </w:rPr>
+        <w:t>svabhav</w:t>
+      </w:r>
+      <w:r>
+        <w:t xml:space="preserve"> is not Madhyamaka's </w:t>
+      </w:r>
+      <w:r>
+        <w:rPr>
+          <w:i/>
+        </w:rPr>
+        <w:t>svabhava</w:t>
+      </w:r>
+      <w:r>
+        <w:t>.</w:t>
+      </w:r>
+    </w:p>
+    <w:p>
+      <w:pPr>
+        <w:pStyle w:val="Heading1"/>
+      </w:pPr>
+      <w:r>
+        <w:t>Slide 9</w:t>
+      </w:r>
+    </w:p>
+    <w:p>
+      <w:pPr>
+        <w:pStyle w:val="Heading1"/>
+      </w:pPr>
+      <w:r>
         <w:t>Perpetuity, Cause, and Time — Existence Does Not Begin or End</w:t>
       </w:r>
     </w:p>
@@ -1254,27 +1667,27 @@
     </w:p>
     <w:p>
       <w:r>
-        <w:t>One consequence of the last slide deserves its own moment, because it answers the second of our opening questions.</w:t>
-      </w:r>
-    </w:p>
-    <w:p>
-      <w:r>
-        <w:t>Division leaves every fragment saturated in the ground. Madhyasth Darshan connects this inseparability with its claim that what exists is not annihilated and does not arise from non-being. Existence is perpetual; particular arrangements of units begin and end. The doctrine is explicit, although inseparability alone does not independently prove every claim of persistence.</w:t>
-      </w:r>
-    </w:p>
-    <w:p>
-      <w:r>
-        <w:t>Notice carefully what that does and does not claim. A compound decomposes. A body dies. Those organisations genuinely end. What continues is their constituents, in other relations. Perpetuity belongs to coexistence, not to any particular configuration.</w:t>
-      </w:r>
-    </w:p>
-    <w:p>
-      <w:r>
-        <w:t>Second point, and this one matters for how you hear the rest of the session. The texts call Omnipresence the supreme cause, and that phrase invites a misreading. It is cause only in the sustaining sense — no activity exists apart from nature saturated in it. It starts no particular change. Composition, decomposition, and development occur as unit-activity in mutuality. Karma and humane conduct belong to the human joint form. So there is no creator in this account, and no ruler issuing instructions.</w:t>
-      </w:r>
-    </w:p>
-    <w:p>
-      <w:r>
-        <w:t>Third, time. Time here is not a container existing alongside the ground and the units. Time is the duration of activity, reckoned from recurrent activities — a rotation, a year. The ground does not transform, so it is not temporal in the way unit-activity is measured.</w:t>
+        <w:t>We have described units and their mutuality. Now consider what changes, what persists, and how time enters this account.</w:t>
+      </w:r>
+    </w:p>
+    <w:p>
+      <w:r>
+        <w:t>Time is the duration of activity, reckoned from recurrent activities — a rotation, a year. The ground does not transform, so it is not temporal in the way unit-activity is measured.</w:t>
+      </w:r>
+    </w:p>
+    <w:p>
+      <w:r>
+        <w:t>The texts call Omnipresence the supreme cause in a sustaining sense: every activity exists as nature saturated in it. Composition, decomposition and development occur through active units in mutuality. The ground remains unchanged.</w:t>
+      </w:r>
+    </w:p>
+    <w:p>
+      <w:r>
+        <w:t>Existence is perpetual. What exists neither arises from non-being nor disappears into it. Particular arrangements of units form and end. A compound decomposes and a body dies; their constituents continue in other relations. Perpetuity belongs to coexistence, while individual configurations have their own histories.</w:t>
+      </w:r>
+    </w:p>
+    <w:p>
+      <w:r>
+        <w:t>The persistence of one organised individual needs a further account of its constitution. When we reach the sentient unit, jeevan, constitutional completeness supplies Madhyasth Darshan's specific account of that persistence.</w:t>
       </w:r>
     </w:p>
     <w:p>
@@ -1393,16 +1806,15 @@
         <w:pStyle w:val="Heading1"/>
       </w:pPr>
       <w:r>
-        <w:t>Slide 8</w:t>
-      </w:r>
-    </w:p>
-    <w:p>
-      <w:r>
-        <w:rPr>
-          <w:b/>
-          <w:sz w:val="36"/>
-        </w:rPr>
-        <w:t>Nature Is Complementary — The Second Bond</w:t>
+        <w:t>Slide 10</w:t>
+      </w:r>
+    </w:p>
+    <w:p>
+      <w:pPr>
+        <w:pStyle w:val="Heading1"/>
+      </w:pPr>
+      <w:r>
+        <w:t>The Four Orders of Nature</w:t>
       </w:r>
     </w:p>
     <w:p>
@@ -1415,51 +1827,27 @@
     </w:p>
     <w:p>
       <w:r>
-        <w:t>So far the relation I have described runs between each unit and the ground. There is a second relation, and without it nothing else in this account works — not value, not relationship, not justice, and not the drive we are about to follow.</w:t>
-      </w:r>
-    </w:p>
-    <w:p>
-      <w:r>
-        <w:t>Here is where it comes from. Existence is countless units, each with definite limits, in one pervasive reality. That fact — bounded plurality — is itself what makes recognition possible. The text puts it almost casually: “a provision for one unit to recognise another got manifest in existence.” Because there are many bounded things in one ground, each one stands in definite relation to the others.</w:t>
-      </w:r>
-    </w:p>
-    <w:p>
-      <w:r>
-        <w:t xml:space="preserve">So complementarity is </w:t>
-      </w:r>
-      <w:r>
-        <w:rPr>
-          <w:i/>
-        </w:rPr>
-        <w:t>given</w:t>
-      </w:r>
-      <w:r>
-        <w:t xml:space="preserve"> in coexistence. Not created by us. Not agreed between parties. Not a value we project onto a neutral world. It is a feature of what exists.</w:t>
-      </w:r>
-    </w:p>
-    <w:p>
-      <w:r>
-        <w:t>Three things follow, and they are the three cards.</w:t>
-      </w:r>
-    </w:p>
-    <w:p>
-      <w:r>
-        <w:t>Recognition first. Units are imaged to one another in mutual facing. The image, called pratibimb, provides a basis of mutual recognition. This includes insentient units. Their relative powers also exert effects: heat exchange and particle relations illustrate responsiveness. Imaging and influence have distinct roles in the same mutuality. Neither implies that an insentient unit understands as a person does. Human understanding involves the knowing activities of jeevan.</w:t>
-      </w:r>
-    </w:p>
-    <w:p>
-      <w:r>
-        <w:t>Complementarity second. Nothing in nature exists in isolation, and each unit is a whole along with its environment. Now the consequence people find surprising: value, in the universal sense, is essentiality and participation in orderliness — the definite conduct through which a unit complements others. Usefulness is that essentiality as it appears in objects; it is not the whole of value. Value is ontological here. It is not assigned by an observer, and it is not a human invention layered on top of physics.</w:t>
-      </w:r>
-    </w:p>
-    <w:p>
-      <w:r>
-        <w:t>Fulfilment third. Fulfilment is the participation that follows recognition, according to constitution and order. Below the human order it is definite — it happens. At the human order it must be achieved, through knowing and believing. Which is precisely why, at the human order alone, it can fail.</w:t>
-      </w:r>
-    </w:p>
-    <w:p>
-      <w:r>
-        <w:t>And now the sentence I want you to carry through the rest of the session, because everything from here specifies it: the completeness drive is the drive to fulfil this complementarity. When we get to the composing line, the texts call it a natural inclination toward coexistence. When we get to the sentience threshold, it is hungry atoms and overfull atoms completing each other. When we get to justice, it is complementarity fulfilled knowingly between human beings. Same thing, three registers.</w:t>
+        <w:t>Units organise into four stable orders: material; bio or living-plant order; animal; and knowledge — the human order.</w:t>
+      </w:r>
+    </w:p>
+    <w:p>
+      <w:r>
+        <w:t>Read the table downward. Innateness is cumulative. Matter has existence. The bio order adds growth. The animal order adds hope to live. The human order adds happiness. Higher orders include the lower ones.</w:t>
+      </w:r>
+    </w:p>
+    <w:p>
+      <w:r>
+        <w:t>The pivotal boundary is between plant life and animal life. Material and bio orders are non-sentient. Hope to live is where sentience enters. The sentient unit is present in animal and human joint forms.</w:t>
+      </w:r>
+    </w:p>
+    <w:p>
+      <w:r>
+        <w:t>In animals, bodily and brain development limits how much of that unit’s range can be expressed. In humans, the bodily medium can support the full range, but confusion can still misdirect evaluation. Sentience belongs to jeevan; the body provides its medium of expression.</w:t>
+      </w:r>
+    </w:p>
+    <w:p>
+      <w:r>
+        <w:t>Each order also has a characteristic way of maintaining definite conduct. That is the next part of the account.</w:t>
       </w:r>
     </w:p>
     <w:p>
@@ -1472,231 +1860,7 @@
     </w:p>
     <w:p>
       <w:r>
-        <w:t>Bounded plurality provisions recognition: “Nature is recognisable in the state-complete Omnipotence with its countless unitness. Consequently, a provision for one unit to recognise another got manifest in existence.” — SB, p. 50; also SB pp. 57, 62.</w:t>
-      </w:r>
-    </w:p>
-    <w:p>
-      <w:r>
-        <w:t>Complementarity given in the bond rather than created: SB pp. 49–50, 53. “Nothing is isolated — that is the principle” — JV, p. 43. “Every entity of nature recognises another; that is why it fulfils…” — JV, p. 69.</w:t>
-      </w:r>
-    </w:p>
-    <w:p>
-      <w:r>
-        <w:t>The equipment of recognition — capacity (</w:t>
-      </w:r>
-      <w:r>
-        <w:rPr>
-          <w:i/>
-        </w:rPr>
-        <w:t>kshamata</w:t>
-      </w:r>
-      <w:r>
-        <w:t>), ability (</w:t>
-      </w:r>
-      <w:r>
-        <w:rPr>
-          <w:i/>
-        </w:rPr>
-        <w:t>yogyata</w:t>
-      </w:r>
-      <w:r>
-        <w:t>), receptivity (</w:t>
-      </w:r>
-      <w:r>
-        <w:rPr>
-          <w:i/>
-        </w:rPr>
-        <w:t>patrata</w:t>
-      </w:r>
-      <w:r>
-        <w:t>): SB pp. 57, 62, 79; MVD p. 62. “Transparent in mutuality”: MVD p. 32.</w:t>
-      </w:r>
-    </w:p>
-    <w:p>
-      <w:r>
-        <w:t>Recognition below the human order is not reflective cognition; the heat, particle-distance, and atomic-combination examples are the study's own (§1.2). Value as essentiality and participation in orderliness: §1.13.1.</w:t>
-      </w:r>
-    </w:p>
-    <w:p>
-      <w:r>
-        <w:t>The completeness drive is grounded in these endowments: SB pp. 50–51 — this is the citation behind the closing line of the script. Composition as natural inclination toward coexistence: JV p. 67 (§1.5). Integration at T1 through hungry/undigested (overfull) complementarity: MVD p. 8; SB pp. 58, 71; KD 3.3 (§1.7.1). Justice as recognising relationships, fulfilling values, evaluating the fulfilment, and achieving mutual satisfaction: §1.13.3.</w:t>
-      </w:r>
-    </w:p>
-    <w:p>
-      <w:r>
-        <w:t>PS p. 121 defines image and imaging through mutual recognition. SB pp. 248–252 distinguishes imaging from the influences of relative powers. Its account extends from insentient mutuality to animal recognition of essential nature and human exchange of values and evaluation of dharma. These are the source connections behind the revised study §§1.2–1.3.</w:t>
-      </w:r>
-    </w:p>
-    <w:p>
-      <w:pPr>
-        <w:pStyle w:val="Heading2"/>
-      </w:pPr>
-      <w:r>
-        <w:t>Likely questions from the audience</w:t>
-      </w:r>
-    </w:p>
-    <w:p>
-      <w:r>
-        <w:rPr>
-          <w:b/>
-        </w:rPr>
-        <w:t>Q: Isn't “complementarity” just cooperation with a nicer name?</w:t>
-      </w:r>
-    </w:p>
-    <w:p>
-      <w:r>
-        <w:t>No — cooperation is something agents choose. Complementarity here is a structural feature of bounded plurality in one ground: it holds between particles that choose nothing. Cooperation, at the human order, is one way of fulfilling it knowingly.</w:t>
-      </w:r>
-    </w:p>
-    <w:p>
-      <w:r>
-        <w:rPr>
-          <w:b/>
-        </w:rPr>
-        <w:t>Q: If value is built into existence, why do people disagree about values?</w:t>
-      </w:r>
-    </w:p>
-    <w:p>
-      <w:r>
-        <w:t>The claim is that essentiality is objective, not that recognition and evaluation are automatic. Cultures differ in what they recognise and how they evaluate; on this account they are not differing about whether a unit is complementary to others, but about whether they have seen it correctly. The study is explicit that human evaluation can fail (§1.13.1, §1.13.2).</w:t>
-      </w:r>
-    </w:p>
-    <w:p>
-      <w:r>
-        <w:rPr>
-          <w:b/>
-        </w:rPr>
-        <w:t>Q: Isn't “recognition” in a particle just a metaphor?</w:t>
-      </w:r>
-    </w:p>
-    <w:p>
-      <w:r>
-        <w:t>The texts give an account of mutual imaging as well as definite responsiveness. PS p. 121 names the image as a basis of recognition, and SB pp. 248–252 distinguishes imaging from influence. Neither attributes human understanding to a particle. Knowing and believing belong to sentient nature (§§1.2–1.3).</w:t>
-      </w:r>
-    </w:p>
-    <w:p>
-      <w:r>
-        <w:rPr>
-          <w:b/>
-        </w:rPr>
-        <w:t>Q: How is this different from saying everything is interconnected?</w:t>
-      </w:r>
-    </w:p>
-    <w:p>
-      <w:r>
-        <w:t xml:space="preserve">"Interconnected" is compatible with the connections being arbitrary or merely causal. The claim here is stronger and more specific: each unit has a definite usefulness </w:t>
-      </w:r>
-      <w:r>
-        <w:rPr>
-          <w:i/>
-        </w:rPr>
-        <w:t>to</w:t>
-      </w:r>
-      <w:r>
-        <w:t xml:space="preserve"> others, given its order and constitution, and that definite usefulness is what value means. Vague holism does not entail an account of justice; this is meant to.</w:t>
-      </w:r>
-    </w:p>
-    <w:p>
-      <w:pPr>
-        <w:pStyle w:val="Heading1"/>
-      </w:pPr>
-      <w:r>
-        <w:t>Slide 9</w:t>
-      </w:r>
-    </w:p>
-    <w:p>
-      <w:r>
-        <w:rPr>
-          <w:b/>
-          <w:sz w:val="36"/>
-        </w:rPr>
-        <w:t>Form, Properties, Nature, and Dharma</w:t>
-      </w:r>
-    </w:p>
-    <w:p>
-      <w:pPr>
-        <w:pStyle w:val="Heading2"/>
-      </w:pPr>
-      <w:r>
-        <w:t>Delivering the slide</w:t>
-      </w:r>
-    </w:p>
-    <w:p>
-      <w:r>
-        <w:t>What is every unit? Four inseparable aspects — not a static checklist pasted onto things, but how a definite bearer shows up in the world.</w:t>
-      </w:r>
-    </w:p>
-    <w:p>
-      <w:r>
-        <w:t>Form is the real configuration of the unit: shape, volume, and density. The constituted unit is bimb. Its image in mutual facing is pratibimb, and being imaged is pratibimban. Take the peepal tree: one bounded living form with trunk, branches, leaves, and roots.</w:t>
-      </w:r>
-    </w:p>
-    <w:p>
-      <w:r>
-        <w:t>Properties are relative powers inseparable from their bearer. In the peepal, nutrition, repair, seed production, and degeneration become effective under definite conditions.</w:t>
-      </w:r>
-    </w:p>
-    <w:p>
-      <w:r>
-        <w:t>Essential nature is usefulness in mutuality. The peepal's effects are vitalising or devitalising according to the affected body and conditions. Its being alive or decomposing does not alone decide which effect it has on another body.</w:t>
-      </w:r>
-    </w:p>
-    <w:p>
-      <w:r>
-        <w:t>Innateness — dharma in this technical sense — is what cannot be separated from the unit, plus order-specific fulfilment. For the peepal: existence plus growth. Seed-conformance is how it conducts itself, not an extra label piled on top.</w:t>
-      </w:r>
-    </w:p>
-    <w:p>
-      <w:r>
-        <w:t>The whole unit is manifest, or prakashman, with all four aspects. Imaging is central to prakash. This is a claim about how units are manifest to one another; completed human understanding also requires knowing their relations and fulfilment. An image alone does not deliver that understanding. Animal recognition of essential nature becomes evident in friendliness and opposition; human living brings the exchange of values and evaluation of dharma.</w:t>
-      </w:r>
-    </w:p>
-    <w:p>
-      <w:r>
-        <w:t>And notice: the tree as a composite can die while its material constituents persist. Persistence of existence is not persistence of one configuration.</w:t>
-      </w:r>
-    </w:p>
-    <w:p>
-      <w:r>
-        <w:t>The same unit is known in three complementary aspects, not three worlds. Inherent truth is what the unit is. Positional truth is how it stands among others. Existential truth is that it exists in Omnipresence.</w:t>
-      </w:r>
-    </w:p>
-    <w:p>
-      <w:pPr>
-        <w:pStyle w:val="Heading2"/>
-      </w:pPr>
-      <w:r>
-        <w:t>Primary-text background</w:t>
-      </w:r>
-    </w:p>
-    <w:p>
-      <w:r>
-        <w:t>Four aspects: MVD, pp. 11, 42, 47, 50–51; SB pp. 55, 71, 86. Three complementary truths: YAT; MVD pp. 88, 97; study §1.3. “Each unit is a whole along with its environment… orderliness with its ness… moves towards ‘development’ in its natural state and ‘decline’ in its excited state.” — SB, pp. 13–14</w:t>
-      </w:r>
-    </w:p>
-    <w:p>
-      <w:r>
-        <w:rPr>
-          <w:i/>
-        </w:rPr>
-        <w:t>Dharma</w:t>
-      </w:r>
-      <w:r>
-        <w:t xml:space="preserve"> definition and cumulative stack: MVD, pp. 253–254. “Dharma is understood on the basis of ‘orderliness’…” — JV, pp. 120–121. Peepal: JV, p. 113.</w:t>
-      </w:r>
-    </w:p>
-    <w:p>
-      <w:r>
-        <w:t xml:space="preserve">Editorial Notes: </w:t>
-      </w:r>
-      <w:r>
-        <w:rPr>
-          <w:i/>
-        </w:rPr>
-        <w:t>guna</w:t>
-      </w:r>
-      <w:r>
-        <w:t xml:space="preserve"> and </w:t>
+        <w:t xml:space="preserve">Orders table: SB, p. 179; MVD, pp. 5, 8, 13, 115; JV, p. 44 (six human </w:t>
       </w:r>
       <w:r>
         <w:rPr>
@@ -1705,12 +1869,30 @@
         <w:t>svabhav</w:t>
       </w:r>
       <w:r>
-        <w:t xml:space="preserve"> are relational in manifestation; bearer and capacities remain real.</w:t>
-      </w:r>
-    </w:p>
-    <w:p>
-      <w:r>
-        <w:t>Imaging and prakash: MVD p. 45. Bimb, pratibimb, and pratibimban: PS pp. 121, 135. Being manifest with all four aspects: PS p. 119. Imaging, influence, animal recognition, and human evaluation: SB pp. 248–252. Bearer/property distinction: SB pp. 256–257. SB p. 179 describes entities as manifest, communicated, and expressed according to state, motion, plane, and order. Slide 26 develops the human definitions. The study’s Editorial Notes retain the contextual heated-body definition of prakash in PS p. 119 alongside MVD’s broader imaging formulation.</w:t>
+        <w:t xml:space="preserve"> qualities). Modes of manifestation per order: MVD, p. 289. Animal </w:t>
+      </w:r>
+      <w:r>
+        <w:rPr>
+          <w:i/>
+        </w:rPr>
+        <w:t>adhyasa</w:t>
+      </w:r>
+      <w:r>
+        <w:t xml:space="preserve"> (gestational inheritance of conduct-pattern): SB, pp. 62–63 — not Advaita's </w:t>
+      </w:r>
+      <w:r>
+        <w:rPr>
+          <w:i/>
+        </w:rPr>
+        <w:t>adhyasa</w:t>
+      </w:r>
+      <w:r>
+        <w:t>.</w:t>
+      </w:r>
+    </w:p>
+    <w:p>
+      <w:r>
+        <w:t>“Existence is stable and development is definite” — MVD, p. 5.</w:t>
       </w:r>
     </w:p>
     <w:p>
@@ -1726,12 +1908,1308 @@
         <w:rPr>
           <w:b/>
         </w:rPr>
-        <w:t>Q: Isn't dharma also participation in orderliness?</w:t>
-      </w:r>
-    </w:p>
-    <w:p>
-      <w:r>
-        <w:t xml:space="preserve">Participation is how </w:t>
+        <w:t>Q: Where do plants fall?</w:t>
+      </w:r>
+    </w:p>
+    <w:p>
+      <w:r>
+        <w:t>Bio/pranic order — growth added to existence; insentient (no hope to live).</w:t>
+      </w:r>
+    </w:p>
+    <w:p>
+      <w:r>
+        <w:rPr>
+          <w:b/>
+        </w:rPr>
+        <w:t>Q: Are animals sentient here?</w:t>
+      </w:r>
+    </w:p>
+    <w:p>
+      <w:r>
+        <w:t xml:space="preserve">Yes — </w:t>
+      </w:r>
+      <w:r>
+        <w:rPr>
+          <w:i/>
+        </w:rPr>
+        <w:t>jeevan</w:t>
+      </w:r>
+      <w:r>
+        <w:t xml:space="preserve"> first appears at the animal order as joint form. Expression is limited by the bodily medium; the full expression of understanding requires the human medium.</w:t>
+      </w:r>
+    </w:p>
+    <w:p>
+      <w:r>
+        <w:rPr>
+          <w:b/>
+        </w:rPr>
+        <w:t>Q: Is this the same as biological evolution?</w:t>
+      </w:r>
+    </w:p>
+    <w:p>
+      <w:r>
+        <w:t>Overlaps in sequence, differs in modality (</w:t>
+      </w:r>
+      <w:r>
+        <w:rPr>
+          <w:i/>
+        </w:rPr>
+        <w:t>niyati-kram</w:t>
+      </w:r>
+      <w:r>
+        <w:t xml:space="preserve"> vs contingent selection). The study lists this among open problems — be honest.</w:t>
+      </w:r>
+    </w:p>
+    <w:p>
+      <w:pPr>
+        <w:pStyle w:val="Heading1"/>
+      </w:pPr>
+      <w:r>
+        <w:t>Slide 11</w:t>
+      </w:r>
+    </w:p>
+    <w:p>
+      <w:pPr>
+        <w:pStyle w:val="Heading1"/>
+      </w:pPr>
+      <w:r>
+        <w:t>The Regulation Endowment</w:t>
+      </w:r>
+    </w:p>
+    <w:p>
+      <w:pPr>
+        <w:pStyle w:val="Heading2"/>
+      </w:pPr>
+      <w:r>
+        <w:t>Delivering the slide</w:t>
+      </w:r>
+    </w:p>
+    <w:p>
+      <w:r>
+        <w:t>The four orders have characteristic modes of conformance: ways in which conduct follows their constitution and organisation.</w:t>
+      </w:r>
+    </w:p>
+    <w:p>
+      <w:r>
+        <w:t>Material units follow result- or structure-conformance. Biological compositions follow seed-conformance. Animals follow species-conformance, including inherited conduct-patterns accepted from gestation. Human bodily composition remains species-conformant, while human conduct principally follows sanskar: acquired acceptances and dispositions.</w:t>
+      </w:r>
+    </w:p>
+    <w:p>
+      <w:r>
+        <w:t>These dispositions can express delusion or awakened understanding. Education and tradition can therefore reproduce confusion or make understanding and the disposition to live by it available.</w:t>
+      </w:r>
+    </w:p>
+    <w:p>
+      <w:r>
+        <w:t>This connects the orders with the regulation introduced through saturation. Omnipresence is the sustaining condition. Within an atom, the mediative nucleus regulates generative and degenerative activity and conserves relative powers. Across nature, order-specific conformance is the conduct through which regulation becomes evident.</w:t>
+      </w:r>
+    </w:p>
+    <w:p>
+      <w:r>
+        <w:t>This mediative role gives Madhyasth Darshan its name. Regulation is inherent in saturated nature. Material, biological and animal fulfilment follows definite conformance; human freedom of action introduces the need to understand and evaluate fulfilment.</w:t>
+      </w:r>
+    </w:p>
+    <w:p>
+      <w:r>
+        <w:t>We have now established the orders and their modes of conduct. The next movement examines the two lines of development.</w:t>
+      </w:r>
+    </w:p>
+    <w:p>
+      <w:pPr>
+        <w:pStyle w:val="Heading2"/>
+      </w:pPr>
+      <w:r>
+        <w:t>Primary-text background</w:t>
+      </w:r>
+    </w:p>
+    <w:p>
+      <w:r>
+        <w:t>“Regulation itself becomes clear in the form of law…” — SB, p. 57</w:t>
+      </w:r>
+    </w:p>
+    <w:p>
+      <w:r>
+        <w:t>“Omnipotence is mediative, therefore the nature saturated in it is regulated and conserved…” — MVD, p. 26</w:t>
+      </w:r>
+    </w:p>
+    <w:p>
+      <w:r>
+        <w:t>Surroundedness as the specific ground of regulation: “This very surroundedness itself clarifies the regulation of every unit, because every unit … remains regulated within a definite distance from one another, which itself is formless existence.” — SB, p. 79</w:t>
+      </w:r>
+    </w:p>
+    <w:p>
+      <w:r>
+        <w:t xml:space="preserve">Human conformance is </w:t>
+      </w:r>
+      <w:r>
+        <w:rPr>
+          <w:i/>
+        </w:rPr>
+        <w:t>sanskar</w:t>
+      </w:r>
+      <w:r>
+        <w:t xml:space="preserve">-conformance in the study's table (§1.6.1); human bodily composition remains species-conformant, but human conduct is principally </w:t>
+      </w:r>
+      <w:r>
+        <w:rPr>
+          <w:i/>
+        </w:rPr>
+        <w:t>jeevan</w:t>
+      </w:r>
+      <w:r>
+        <w:t xml:space="preserve">-based and </w:t>
+      </w:r>
+      <w:r>
+        <w:rPr>
+          <w:i/>
+        </w:rPr>
+        <w:t>sanskar</w:t>
+      </w:r>
+      <w:r>
+        <w:t>-conformant. The three levels of the account — sustaining condition, mediative nucleus, order-specific conformance — are set out in §1.6.1.</w:t>
+      </w:r>
+    </w:p>
+    <w:p>
+      <w:r>
+        <w:t>KD, p. 14 (law across family, nation, world). Justice as completed relationship-fulfilment: MVD, p. 311.</w:t>
+      </w:r>
+    </w:p>
+    <w:p>
+      <w:pPr>
+        <w:pStyle w:val="Heading2"/>
+      </w:pPr>
+      <w:r>
+        <w:t>Likely questions from the audience</w:t>
+      </w:r>
+    </w:p>
+    <w:p>
+      <w:r>
+        <w:rPr>
+          <w:b/>
+        </w:rPr>
+        <w:t>Q: If there's no cosmic enforcer, why do units obey law?</w:t>
+      </w:r>
+    </w:p>
+    <w:p>
+      <w:r>
+        <w:t>Law is the form regulation takes in saturated units — provisioned from within. Below the human order, conduct follows definite conformance under the relevant conditions. Human conduct is sanskar-conformant and may express delusion or awakening; humane fulfilment requires understanding.</w:t>
+      </w:r>
+    </w:p>
+    <w:p>
+      <w:r>
+        <w:rPr>
+          <w:b/>
+        </w:rPr>
+        <w:t>Q: Is animal limitation the same as human error?</w:t>
+      </w:r>
+    </w:p>
+    <w:p>
+      <w:r>
+        <w:t>No — animals have definite fulfilment with limited expression; humans can mis-evaluate under body-delusion. That is why justice becomes necessary at the knowledge order.</w:t>
+      </w:r>
+    </w:p>
+    <w:p>
+      <w:pPr>
+        <w:pStyle w:val="Heading1"/>
+      </w:pPr>
+      <w:r>
+        <w:t>Slide 12</w:t>
+      </w:r>
+    </w:p>
+    <w:p>
+      <w:pPr>
+        <w:pStyle w:val="Heading1"/>
+      </w:pPr>
+      <w:r>
+        <w:t>Two Developments, One Activity Structure</w:t>
+      </w:r>
+    </w:p>
+    <w:p>
+      <w:pPr>
+        <w:pStyle w:val="Heading2"/>
+      </w:pPr>
+      <w:r>
+        <w:t>Delivering the slide</w:t>
+      </w:r>
+    </w:p>
+    <w:p>
+      <w:r>
+        <w:t>We now enter the second movement: development.</w:t>
+      </w:r>
+    </w:p>
+    <w:p>
+      <w:r>
+        <w:t>Nature saturated in state-complete Omnipresence is oriented toward development and awakening until realisation. The texts connect that direction with fulfilment in coexistence. Particular units participate according to their constitution and order.</w:t>
+      </w:r>
+    </w:p>
+    <w:p>
+      <w:r>
+        <w:t>Development proceeds along two distinct lines. Compositional progression forms larger configurations — molecules, cells, bodies and their environments. Development within an atom can reach constitutional completeness as a sentient unit. These lines meet in living joint forms.</w:t>
+      </w:r>
+    </w:p>
+    <w:p>
+      <w:r>
+        <w:t>Across both, activity includes effort, motion and result together. Effort is the active tendency, motion the state of change, and result the condition attained. These are three aspects of one activity. When sodium and chlorine combine, their activity includes effort and motion, with the resulting salt composition as the attained condition.</w:t>
+      </w:r>
+    </w:p>
+    <w:p>
+      <w:r>
+        <w:t>The texts connect saturation, forcefulness, basic impulsion and activity through this triad. They also name three developmental goals: restfulness of effort, destination of motion and immortality of result. Effort comes to rest in realisation, motion reaches its destination in right conduct, and the result becomes constitutionally stable as jeevan. We will return to those goals after examining the sentient unit's constitution, understanding and conduct.</w:t>
+      </w:r>
+    </w:p>
+    <w:p>
+      <w:r>
+        <w:t>First, let us follow the two developmental paths and see where they meet.</w:t>
+      </w:r>
+    </w:p>
+    <w:p>
+      <w:pPr>
+        <w:pStyle w:val="Heading2"/>
+      </w:pPr>
+      <w:r>
+        <w:t>Primary-text background</w:t>
+      </w:r>
+    </w:p>
+    <w:p>
+      <w:r>
+        <w:t>“Every physical-chemical activity is an inseparable presence of effort, motion and result…” — SB, p. 58</w:t>
+      </w:r>
+    </w:p>
+    <w:p>
+      <w:r>
+        <w:t>SB, p. 62 chain; goals: SB, p. 71; MVD, p. 104. Span: SB, pp. 51, 91. Two developments: study §1.7; KD 3.2–3.3.</w:t>
+      </w:r>
+    </w:p>
+    <w:p>
+      <w:pPr>
+        <w:pStyle w:val="Heading2"/>
+      </w:pPr>
+      <w:r>
+        <w:t>Likely questions from the audience</w:t>
+      </w:r>
+    </w:p>
+    <w:p>
+      <w:r>
+        <w:rPr>
+          <w:b/>
+        </w:rPr>
+        <w:t>Q: Isn't teleology unscientific?</w:t>
+      </w:r>
+    </w:p>
+    <w:p>
+      <w:r>
+        <w:t>Within the system the goals are designed orientations of the triad, not external purposes injected into mechanism. Whether that is defensible against efficient-cause-only physicalism is a comparison question.</w:t>
+      </w:r>
+    </w:p>
+    <w:p>
+      <w:r>
+        <w:rPr>
+          <w:b/>
+        </w:rPr>
+        <w:t>Q: Is “restfulness of effort” the same as natural-state ease?</w:t>
+      </w:r>
+    </w:p>
+    <w:p>
+      <w:r>
+        <w:t xml:space="preserve">No. Natural-state ease is insentient complementarity reinstating </w:t>
+      </w:r>
+      <w:r>
+        <w:rPr>
+          <w:i/>
+        </w:rPr>
+        <w:t>svabhav gati</w:t>
+      </w:r>
+      <w:r>
+        <w:t xml:space="preserve">. </w:t>
+      </w:r>
+      <w:r>
+        <w:rPr>
+          <w:i/>
+        </w:rPr>
+        <w:t>Vishram</w:t>
+      </w:r>
+      <w:r>
+        <w:t xml:space="preserve"> names settlement of internal cognitive effort in </w:t>
+      </w:r>
+      <w:r>
+        <w:rPr>
+          <w:i/>
+        </w:rPr>
+        <w:t>jeevan</w:t>
+      </w:r>
+      <w:r>
+        <w:t xml:space="preserve"> (T2). Do not conflate them.</w:t>
+      </w:r>
+    </w:p>
+    <w:p>
+      <w:pPr>
+        <w:pStyle w:val="Heading1"/>
+      </w:pPr>
+      <w:r>
+        <w:t>Slide 13</w:t>
+      </w:r>
+    </w:p>
+    <w:p>
+      <w:pPr>
+        <w:pStyle w:val="Heading1"/>
+      </w:pPr>
+      <w:r>
+        <w:t>Two Paths Meet in the Animal Order</w:t>
+      </w:r>
+    </w:p>
+    <w:p>
+      <w:pPr>
+        <w:pStyle w:val="Heading2"/>
+      </w:pPr>
+      <w:r>
+        <w:t>Delivering the slide</w:t>
+      </w:r>
+    </w:p>
+    <w:p>
+      <w:r>
+        <w:t>The completeness drive unfolds along two parallel paths.</w:t>
+      </w:r>
+    </w:p>
+    <w:p>
+      <w:r>
+        <w:t xml:space="preserve">The first is the compositional path, </w:t>
+      </w:r>
+      <w:r>
+        <w:rPr>
+          <w:i/>
+        </w:rPr>
+        <w:t>rachna</w:t>
+      </w:r>
+      <w:r>
+        <w:t>. Atoms and molecules form material-order structures. Under appropriate chemical and environmental conditions, pranic cells and biological formations appear. This is the material-to-biological order change, and both orders remain insentient.</w:t>
+      </w:r>
+    </w:p>
+    <w:p>
+      <w:r>
+        <w:t xml:space="preserve">The second is the atomic path, </w:t>
+      </w:r>
+      <w:r>
+        <w:rPr>
+          <w:i/>
+        </w:rPr>
+        <w:t>gathan</w:t>
+      </w:r>
+      <w:r>
+        <w:t xml:space="preserve">. A developing atom integrates the particle constitution required for completeness. At constitutional completeness, the texts classify that atom as sentient </w:t>
+      </w:r>
+      <w:r>
+        <w:rPr>
+          <w:i/>
+        </w:rPr>
+        <w:t>jeevan</w:t>
+      </w:r>
+      <w:r>
+        <w:t>.</w:t>
+      </w:r>
+    </w:p>
+    <w:p>
+      <w:r>
+        <w:t xml:space="preserve">The two paths meet in the animal order as a joint form: a biological body plus sentient </w:t>
+      </w:r>
+      <w:r>
+        <w:rPr>
+          <w:i/>
+        </w:rPr>
+        <w:t>jeevan</w:t>
+      </w:r>
+      <w:r>
+        <w:t>. One does not manufacture the other; they work together.</w:t>
+      </w:r>
+    </w:p>
+    <w:p>
+      <w:r>
+        <w:t xml:space="preserve">Development then continues along both aspects of the joint form. Bodily lineages develop through species-conforming biological organisation, while </w:t>
+      </w:r>
+      <w:r>
+        <w:rPr>
+          <w:i/>
+        </w:rPr>
+        <w:t>jeevan</w:t>
+      </w:r>
+      <w:r>
+        <w:t>’s expression widens through those bodily media. In the animal order that expression remains limited by the body.</w:t>
+      </w:r>
+    </w:p>
+    <w:p>
+      <w:r>
+        <w:t xml:space="preserve">The human body, in the knowledge order, is described as capable of evidencing all ten activities of </w:t>
+      </w:r>
+      <w:r>
+        <w:rPr>
+          <w:i/>
+        </w:rPr>
+        <w:t>jeevan</w:t>
+      </w:r>
+      <w:r>
+        <w:t xml:space="preserve">. That does not mean the body owns those activities. It means the bodily medium is adequate for their expression. Once that capacity is present, the remaining development is awakening in </w:t>
+      </w:r>
+      <w:r>
+        <w:rPr>
+          <w:i/>
+        </w:rPr>
+        <w:t>jeevan</w:t>
+      </w:r>
+      <w:r>
+        <w:t>, evidenced through understanding and conduct.</w:t>
+      </w:r>
+    </w:p>
+    <w:p>
+      <w:pPr>
+        <w:pStyle w:val="Heading2"/>
+      </w:pPr>
+      <w:r>
+        <w:t>Primary-text background</w:t>
+      </w:r>
+    </w:p>
+    <w:p>
+      <w:r>
+        <w:t>MVD, p. 13 traces chemical and physical composition into biological cells and bodily formations. MVD, p. 26 distinguishes the constitutional-completeness path from compositional formation and identifies human beings as joint forms of insentient and sentient nature.</w:t>
+      </w:r>
+    </w:p>
+    <w:p>
+      <w:r>
+        <w:t xml:space="preserve">MVD, p. 79 gives the developmental sequence used on the slide. Animal-order bodies are composed of biological cells while the sentient atom advances toward fuller expression. Knowledge-order bodies remain biological compositions, but the human body is capable of evidencing all ten activities of </w:t>
+      </w:r>
+      <w:r>
+        <w:rPr>
+          <w:i/>
+        </w:rPr>
+        <w:t>jeevan</w:t>
+      </w:r>
+      <w:r>
+        <w:t xml:space="preserve">. The activities belong to </w:t>
+      </w:r>
+      <w:r>
+        <w:rPr>
+          <w:i/>
+        </w:rPr>
+        <w:t>jeevan</w:t>
+      </w:r>
+      <w:r>
+        <w:t xml:space="preserve">; bodily organisation supplies the medium of expression. MVD, p. 80 restates the categorical distinction: the body is physicochemical composition, while </w:t>
+      </w:r>
+      <w:r>
+        <w:rPr>
+          <w:i/>
+        </w:rPr>
+        <w:t>jeevan</w:t>
+      </w:r>
+      <w:r>
+        <w:t xml:space="preserve"> is the constitutionally complete sentient atom.</w:t>
+      </w:r>
+    </w:p>
+    <w:p>
+      <w:r>
+        <w:t>SB, p. 55 places constitutional completeness in the atom; SB, pp. 76–77 classify material and biological compositions as insentient and animal and knowledge orders as joint expressions. Study §§1.6–1.7, 1.12.</w:t>
+      </w:r>
+    </w:p>
+    <w:p>
+      <w:pPr>
+        <w:pStyle w:val="Heading2"/>
+      </w:pPr>
+      <w:r>
+        <w:t>Likely questions from the audience</w:t>
+      </w:r>
+    </w:p>
+    <w:p>
+      <w:r>
+        <w:rPr>
+          <w:i/>
+        </w:rPr>
+      </w:r>
+      <w:r>
+        <w:rPr>
+          <w:i/>
+        </w:rPr>
+        <w:t xml:space="preserve">Q: Does development really continue in both body and </w:t>
+      </w:r>
+      <w:r>
+        <w:t>jeevan</w:t>
+      </w:r>
+      <w:r>
+        <w:rPr>
+          <w:i/>
+        </w:rPr>
+        <w:t xml:space="preserve"> in the animal order?</w:t>
+      </w:r>
+      <w:r>
+        <w:rPr>
+          <w:i/>
+        </w:rPr>
+      </w:r>
+    </w:p>
+    <w:p>
+      <w:r>
+        <w:t>Yes, but in different senses. Bodily development is development of species-conforming biological media and lineages. The sentient side advances toward wider expression through those media. The distinction between composition and awakening remains intact.</w:t>
+      </w:r>
+    </w:p>
+    <w:p>
+      <w:r>
+        <w:rPr>
+          <w:b/>
+        </w:rPr>
+        <w:t>Q: Does the human body possess all ten activities?</w:t>
+      </w:r>
+    </w:p>
+    <w:p>
+      <w:r>
+        <w:t xml:space="preserve">No. MVD says that the human body is capable of evidencing all ten activities. The activities belong to </w:t>
+      </w:r>
+      <w:r>
+        <w:rPr>
+          <w:i/>
+        </w:rPr>
+        <w:t>jeevan</w:t>
+      </w:r>
+      <w:r>
+        <w:t>; the body is their adequate medium of expression.</w:t>
+      </w:r>
+    </w:p>
+    <w:p>
+      <w:r>
+        <w:rPr>
+          <w:b/>
+        </w:rPr>
+        <w:t>Q: Are the two paths fused when they meet?</w:t>
+      </w:r>
+    </w:p>
+    <w:p>
+      <w:r>
+        <w:t xml:space="preserve">No. Animal and human living are joint forms. The biological body remains decomposable, while </w:t>
+      </w:r>
+      <w:r>
+        <w:rPr>
+          <w:i/>
+        </w:rPr>
+        <w:t>jeevan</w:t>
+      </w:r>
+      <w:r>
+        <w:t xml:space="preserve"> is treated as the constitutionally complete sentient unit.</w:t>
+      </w:r>
+    </w:p>
+    <w:p>
+      <w:r>
+        <w:rPr>
+          <w:b/>
+        </w:rPr>
+        <w:t>Q: Why call the animal order the point of meeting?</w:t>
+      </w:r>
+    </w:p>
+    <w:p>
+      <w:r>
+        <w:t xml:space="preserve">Because it is the first order described as requiring a joint expression of a biological body and a sentient unit. The material-to-biological transition occurs on the compositional path; the animal order brings that bodily formation into conjunction with </w:t>
+      </w:r>
+      <w:r>
+        <w:rPr>
+          <w:i/>
+        </w:rPr>
+        <w:t>jeevan</w:t>
+      </w:r>
+      <w:r>
+        <w:t>.</w:t>
+      </w:r>
+    </w:p>
+    <w:p>
+      <w:pPr>
+        <w:pStyle w:val="Heading1"/>
+      </w:pPr>
+      <w:r>
+        <w:t>Slide 14</w:t>
+      </w:r>
+    </w:p>
+    <w:p>
+      <w:pPr>
+        <w:pStyle w:val="Heading1"/>
+      </w:pPr>
+      <w:r>
+        <w:t>Sentience — The Constitutional Threshold</w:t>
+      </w:r>
+    </w:p>
+    <w:p>
+      <w:pPr>
+        <w:pStyle w:val="Heading2"/>
+      </w:pPr>
+      <w:r>
+        <w:t>Delivering the slide</w:t>
+      </w:r>
+    </w:p>
+    <w:p>
+      <w:r>
+        <w:t>How does sentience enter this account? The first threshold is constitutional completeness, which we will call T1.</w:t>
+      </w:r>
+    </w:p>
+    <w:p>
+      <w:r>
+        <w:t>According to the primary texts, sentience appears when one developing atom reaches constitutional completeness — not through neural complexity, molecular size, or the material-to-biological order change.</w:t>
+      </w:r>
+    </w:p>
+    <w:p>
+      <w:r>
+        <w:t>The described process begins with particle exchange. Hungry atoms can incorporate particles; overfull or undigested atoms seek to expel them. Under suitable mutuality, a developing atom integrates the full count required by its constitution. When that requirement is satisfied, the constitution closes and particle count no longer increases or decreases.</w:t>
+      </w:r>
+    </w:p>
+    <w:p>
+      <w:r>
+        <w:t xml:space="preserve">The slide shows the before and after. Before sentience, the constitution remains open: particles are absorbed or expelled, molecular and weight bondage continue, and kind, capacity, and qualitative change track particle count. At the sentience threshold, all required particles are integrated. The count becomes fixed, molecular and weight bondage end, and qualitative activity continues. The texts classify that closed unit as sentient </w:t>
+      </w:r>
+      <w:r>
+        <w:rPr>
+          <w:i/>
+        </w:rPr>
+        <w:t>jeevan</w:t>
+      </w:r>
+      <w:r>
+        <w:t>.</w:t>
+      </w:r>
+    </w:p>
+    <w:p>
+      <w:r>
+        <w:t>That separation of qualitative from quantitative change is the stated criterion. MVD adds the visible signs of release from the molecular group, liberation from molecular- and weight-bondage, and establishment in hope-bondage.</w:t>
+      </w:r>
+    </w:p>
+    <w:p>
+      <w:r>
+        <w:t xml:space="preserve">The transition to sentience is therefore a claim of reclassification at atomic closure: one atom becomes </w:t>
+      </w:r>
+      <w:r>
+        <w:rPr>
+          <w:i/>
+        </w:rPr>
+        <w:t>jeevan</w:t>
+      </w:r>
+      <w:r>
+        <w:t>; a body does not become conscious by becoming more complex. The texts give a process and a criterion, but not an accepted physical measurement of this threshold or a causal explanation of why closure is sentience. We will return to that open bridge under method and evidence.</w:t>
+      </w:r>
+    </w:p>
+    <w:p>
+      <w:pPr>
+        <w:pStyle w:val="Heading2"/>
+      </w:pPr>
+      <w:r>
+        <w:t>Primary-text background</w:t>
+      </w:r>
+    </w:p>
+    <w:p>
+      <w:r>
+        <w:t>MVD, p. 91 (increased contraction-expansion, release from the molecular group, and the bondage shift). Closed particle constitution: SB, p. 55. Particle inclusion and expulsion as the route to completeness: SB, pp. 58, 71; KD 3.3. Qualitative change tied to quantitative change in matter, and the separation of the two at completeness: SB, p. 86 — this is the criterion stated in the script. Irreversibility: SB, p. 92. Not neural/molecular size: SB, p. 52.</w:t>
+      </w:r>
+    </w:p>
+    <w:p>
+      <w:r>
+        <w:t xml:space="preserve">Continuity beyond the body and later association with another body: study §§1.7.1, 1.9; JV as cited there. The study keeps this apart from general indestructibility (slide 9): constitutional completeness is MD's </w:t>
+      </w:r>
+      <w:r>
+        <w:rPr>
+          <w:i/>
+        </w:rPr>
+        <w:t>additional</w:t>
+      </w:r>
+      <w:r>
+        <w:t xml:space="preserve"> reason for identifying </w:t>
+      </w:r>
+      <w:r>
+        <w:rPr>
+          <w:i/>
+        </w:rPr>
+        <w:t>jeevan</w:t>
+      </w:r>
+      <w:r>
+        <w:t xml:space="preserve"> as a persistent individual, not a corollary of quantity conservation.</w:t>
+      </w:r>
+    </w:p>
+    <w:p>
+      <w:pPr>
+        <w:pStyle w:val="Heading2"/>
+      </w:pPr>
+      <w:r>
+        <w:t>Likely questions from the audience</w:t>
+      </w:r>
+    </w:p>
+    <w:p>
+      <w:r>
+        <w:rPr>
+          <w:b/>
+        </w:rPr>
+        <w:t>Q: Is the jeevan atom in the periodic table?</w:t>
+      </w:r>
+    </w:p>
+    <w:p>
+      <w:r>
+        <w:t xml:space="preserve">No — identifying </w:t>
+      </w:r>
+      <w:r>
+        <w:rPr>
+          <w:i/>
+        </w:rPr>
+        <w:t>gathanpurna parmanu</w:t>
+      </w:r>
+      <w:r>
+        <w:t xml:space="preserve"> with chemistry's elements is a category error (study).</w:t>
+      </w:r>
+    </w:p>
+    <w:p>
+      <w:r>
+        <w:rPr>
+          <w:b/>
+        </w:rPr>
+        <w:t>Q: Can science detect constitutional completeness?</w:t>
+      </w:r>
+    </w:p>
+    <w:p>
+      <w:r>
+        <w:t>Not presently — say so plainly (§6.2.1). Realisation and conduct are warrants within the darshan; public science needs operational criteria that do not yet exist.</w:t>
+      </w:r>
+    </w:p>
+    <w:p>
+      <w:r>
+        <w:rPr>
+          <w:b/>
+        </w:rPr>
+        <w:t>Q: Does the text explain why closure creates sentience?</w:t>
+      </w:r>
+    </w:p>
+    <w:p>
+      <w:r>
+        <w:t>It identifies closure with the sentient status and describes the before/after criteria. It does not derive sentience from a particle configuration in a way that supplies a contemporary causal model. Calling the sentience threshold a textual transition criterion is more accurate than calling it an empirically established mechanism.</w:t>
+      </w:r>
+    </w:p>
+    <w:p>
+      <w:r>
+        <w:rPr>
+          <w:b/>
+        </w:rPr>
+        <w:t>Q: Isn't this just panpsychism?</w:t>
+      </w:r>
+    </w:p>
+    <w:p>
+      <w:r>
+        <w:t xml:space="preserve">The views differ. Some forms of panpsychism attribute experience to fundamental physical entities; other versions locate it at a wider scale. MD assigns sentience to constitutionally complete atoms. Its pervasive </w:t>
+      </w:r>
+      <w:r>
+        <w:rPr>
+          <w:i/>
+        </w:rPr>
+        <w:t>satta</w:t>
+      </w:r>
+      <w:r>
+        <w:t xml:space="preserve"> is actionless, rather than a collection of minds.</w:t>
+      </w:r>
+    </w:p>
+    <w:p>
+      <w:pPr>
+        <w:pStyle w:val="Heading1"/>
+      </w:pPr>
+      <w:r>
+        <w:t>Slide 15</w:t>
+      </w:r>
+    </w:p>
+    <w:p>
+      <w:pPr>
+        <w:pStyle w:val="Heading1"/>
+      </w:pPr>
+      <w:r>
+        <w:t>Body and Jeevan: One Joint Form</w:t>
+      </w:r>
+    </w:p>
+    <w:p>
+      <w:pPr>
+        <w:pStyle w:val="Heading2"/>
+      </w:pPr>
+      <w:r>
+        <w:t>Delivering the slide</w:t>
+      </w:r>
+    </w:p>
+    <w:p>
+      <w:r>
+        <w:t>We now turn to human living — movement three.</w:t>
+      </w:r>
+    </w:p>
+    <w:p>
+      <w:r>
+        <w:t>Animal and human living is a joint form. The sentient unit, jeevan, brings the faculties of knowing and acting. The body supplies the species-specific medium through which they can be expressed.</w:t>
+      </w:r>
+    </w:p>
+    <w:p>
+      <w:r>
+        <w:t>As an illustration, the body is a vehicle and jeevan its conscious driver and knower. The illustration distinguishes their roles; it does not explain the physical mechanism of their interaction. The body supplies living composition, sense organs, the brain, and capacities for physical expression. The texts describe the brain as receiving and translating signals between jeevan and the body.</w:t>
+      </w:r>
+    </w:p>
+    <w:p>
+      <w:r>
+        <w:t>The body can decompose. Jeevan's constitution is complete: its particles no longer increase or decrease, while its qualitative activity continues. On this account jeevan persists when the joint form ends and can later associate with another body. The evidential questions about this interface and continuity return in our discussion of method.</w:t>
+      </w:r>
+    </w:p>
+    <w:p>
+      <w:r>
+        <w:t>Animal bodily development limits expression. The human medium supports the full range, while mistaking the body for the self can still misdirect evaluation. A limitation of bodily expression and an error of understanding are different conditions.</w:t>
+      </w:r>
+    </w:p>
+    <w:p>
+      <w:r>
+        <w:t>Jeevan is the seer, doer and enjoyer: it knows, acts through work and behaviour, and undergoes results. Awakening establishes understanding as the guide of doing and experiencing. The next slide identifies the faculties through which these activities occur.</w:t>
+      </w:r>
+    </w:p>
+    <w:p>
+      <w:pPr>
+        <w:pStyle w:val="Heading2"/>
+      </w:pPr>
+      <w:r>
+        <w:t>Primary-text background</w:t>
+      </w:r>
+    </w:p>
+    <w:p>
+      <w:r>
+        <w:t>The driver/body illustration follows the body-as-instrument account (JV p. 94; study §1.8) and does not supply an interaction mechanism. Continuity and reassociation: study §§1.7.1, 1.9.</w:t>
+      </w:r>
+    </w:p>
+    <w:p>
+      <w:r>
+        <w:t>MVD pp. 13, 115, 288–289; SB pp. 91–92; JV PDF pp. 20, 55 (printed pp. 19, 54). “Jeevan continues to exist even after death as it does while driving a body.” — JV, PDF p. 20</w:t>
+      </w:r>
+    </w:p>
+    <w:p>
+      <w:pPr>
+        <w:pStyle w:val="Heading2"/>
+      </w:pPr>
+      <w:r>
+        <w:t>Likely questions from the audience</w:t>
+      </w:r>
+    </w:p>
+    <w:p>
+      <w:r>
+        <w:rPr>
+          <w:b/>
+        </w:rPr>
+        <w:t>Q: What is the relationship between jeevan and the brain?</w:t>
+      </w:r>
+    </w:p>
+    <w:p>
+      <w:r>
+        <w:t>The brain (</w:t>
+      </w:r>
+      <w:r>
+        <w:rPr>
+          <w:i/>
+        </w:rPr>
+        <w:t>medhas</w:t>
+      </w:r>
+      <w:r>
+        <w:t xml:space="preserve">) is a physical interface for expression within the joint form; the knower is always </w:t>
+      </w:r>
+      <w:r>
+        <w:rPr>
+          <w:i/>
+        </w:rPr>
+        <w:t>jeevan</w:t>
+      </w:r>
+      <w:r>
+        <w:t>. How this squares with physical causal closure is an open comparative question the study treats candidly.</w:t>
+      </w:r>
+    </w:p>
+    <w:p>
+      <w:r>
+        <w:rPr>
+          <w:b/>
+        </w:rPr>
+        <w:t>Q: Do animals have the same jeevan kind?</w:t>
+      </w:r>
+    </w:p>
+    <w:p>
+      <w:r>
+        <w:t>Same kind of constitutionally complete unit; different bodily medium and therefore different expressible range. Full awakening requires the human medium (MVD, p. 115; JV, pp. 79, 93).</w:t>
+      </w:r>
+    </w:p>
+    <w:p>
+      <w:pPr>
+        <w:pStyle w:val="Heading1"/>
+      </w:pPr>
+      <w:r>
+        <w:t>Slide 16</w:t>
+      </w:r>
+    </w:p>
+    <w:p>
+      <w:pPr>
+        <w:pStyle w:val="Heading1"/>
+      </w:pPr>
+      <w:r>
+        <w:t>Jeevan: Five Faculties, Ten Activities</w:t>
+      </w:r>
+    </w:p>
+    <w:p>
+      <w:pPr>
+        <w:pStyle w:val="Heading2"/>
+      </w:pPr>
+      <w:r>
+        <w:t>Delivering the slide</w:t>
+      </w:r>
+    </w:p>
+    <w:p>
+      <w:r>
+        <w:t>The sentient unit — jeevan — is a constitutionally complete atom.</w:t>
+      </w:r>
+    </w:p>
+    <w:p>
+      <w:r>
+        <w:t>Structurally, atma is the centre. Four faculties surround it: buddhi, chitta, vritti, and mun. The texts distinguish these faculties from their characteristic powers: evidence, resoluteness, desire, thought, and hope.</w:t>
+      </w:r>
+    </w:p>
+    <w:p>
+      <w:r>
+        <w:t>Each characteristic power has outward and inward activities. Mun selects and tastes; vritti analyses and deliberates; chitta visualises and contemplates, including direct apprehension; buddhi resolves and comprehends; atma evidences authenticity and realises. Tasting at mun has three orientations: sensory, value-based, and goal-based. Awakening changes which governs what is accepted. Projection expresses understanding through authenticity, resolve, visualisation, analysis, and selection into living conduct.</w:t>
+      </w:r>
+    </w:p>
+    <w:p>
+      <w:r>
+        <w:t>Here, reflection means pratyavartan, the inward activity of knowing. It differs from pratibimban, the imaging between units introduced on slides 7 and 8. Guidance can descend from the core self through the faculties, while sensory drive can press inward from the body. In awakening, cognisance regulates sensitivity.</w:t>
+      </w:r>
+    </w:p>
+    <w:p>
+      <w:r>
+        <w:t>All five faculties and ten activities belong to the sentient unit. Presence is not the same as expression or effective organisation. Animal bodies limit expression. Humans have the medium for the full range, yet under body-confusion only part of that range may be effectively organised.</w:t>
+      </w:r>
+    </w:p>
+    <w:p>
+      <w:r>
+        <w:t>Study brings understanding. Practice tests and stabilises it. Practice does not manufacture faculties that were missing.</w:t>
+      </w:r>
+    </w:p>
+    <w:p>
+      <w:pPr>
+        <w:pStyle w:val="Heading2"/>
+      </w:pPr>
+      <w:r>
+        <w:t>Primary-text background</w:t>
+      </w:r>
+    </w:p>
+    <w:p>
+      <w:r>
+        <w:t>MVD, p. 78; JV, p. 92; MVD, pp. 13, 82–83, 93, 126, 207–208, 278–279, 286–287. Faculties, characteristic powers, and their paired activities: SB p. 63. Atma's characteristic power, evidence (</w:t>
+      </w:r>
+      <w:r>
+        <w:rPr>
+          <w:i/>
+        </w:rPr>
+        <w:t>praman</w:t>
+      </w:r>
+      <w:r>
+        <w:t>), is distinguished from authenticity (</w:t>
+      </w:r>
+      <w:r>
+        <w:rPr>
+          <w:i/>
+        </w:rPr>
+        <w:t>pramanikta</w:t>
+      </w:r>
+      <w:r>
+        <w:t xml:space="preserve">) as its projection activity. At the activity level, </w:t>
+      </w:r>
+      <w:r>
+        <w:rPr>
+          <w:i/>
+        </w:rPr>
+        <w:t>bal</w:t>
+      </w:r>
+      <w:r>
+        <w:t xml:space="preserve"> names state and </w:t>
+      </w:r>
+      <w:r>
+        <w:rPr>
+          <w:i/>
+        </w:rPr>
+        <w:t>shakti</w:t>
+      </w:r>
+      <w:r>
+        <w:t xml:space="preserve"> motion; KD §3.8, printed p. 84 supplies the orientation, which the AVD English appendix headings reverse. Body mistaken for self: SB, pp. 91–92; JV, p. 93. The study renders </w:t>
+      </w:r>
+      <w:r>
+        <w:rPr>
+          <w:i/>
+        </w:rPr>
+        <w:t>bodh</w:t>
+      </w:r>
+      <w:r>
+        <w:t xml:space="preserve"> as comprehension and </w:t>
+      </w:r>
+      <w:r>
+        <w:rPr>
+          <w:i/>
+        </w:rPr>
+        <w:t>sakshatkar</w:t>
+      </w:r>
+      <w:r>
+        <w:t xml:space="preserve"> as direct apprehension. Tasting forms: PS pp. 40–41; Axiology §1.2.</w:t>
+      </w:r>
+    </w:p>
+    <w:p>
+      <w:r>
+        <w:t>The koshas in MVD pp. 49–50 describe manifestations across the orders: annamaya/pranamaya already in material nature, manomaya in pranic nature, anandamaya in animal and deluded human living, and vigyanmaya in awakened human living. They are distinct from these five faculties and from the four planes (study §1.12.2).</w:t>
+      </w:r>
+    </w:p>
+    <w:p>
+      <w:pPr>
+        <w:pStyle w:val="Heading2"/>
+      </w:pPr>
+      <w:r>
+        <w:t>Likely questions from the audience</w:t>
+      </w:r>
+    </w:p>
+    <w:p>
+      <w:r>
+        <w:rPr>
+          <w:b/>
+        </w:rPr>
+        <w:t>Q: Is atma the same as Vedanta's Atman?</w:t>
+      </w:r>
+    </w:p>
+    <w:p>
+      <w:r>
+        <w:t xml:space="preserve">They rhyme but differ: Advaita's Atman is ultimately identical with one Brahman; MD's </w:t>
+      </w:r>
+      <w:r>
+        <w:rPr>
+          <w:i/>
+        </w:rPr>
+        <w:t>atma</w:t>
+      </w:r>
+      <w:r>
+        <w:t xml:space="preserve"> is the nucleus of one among countless permanently distinct </w:t>
+      </w:r>
+      <w:r>
+        <w:rPr>
+          <w:i/>
+        </w:rPr>
+        <w:t>jeevan</w:t>
+      </w:r>
+      <w:r>
+        <w:t xml:space="preserve"> units.</w:t>
+      </w:r>
+    </w:p>
+    <w:p>
+      <w:r>
+        <w:rPr>
+          <w:b/>
+        </w:rPr>
+        <w:t>Q: What does ‘jeevan does not sleep’ mean?</w:t>
+      </w:r>
+    </w:p>
+    <w:p>
+      <w:r>
+        <w:t xml:space="preserve">Sleep belongs to the body; </w:t>
+      </w:r>
+      <w:r>
+        <w:rPr>
+          <w:i/>
+        </w:rPr>
+        <w:t>jeevan</w:t>
+      </w:r>
+      <w:r>
+        <w:t xml:space="preserve">'s activities continue. Values and evaluation are </w:t>
+      </w:r>
+      <w:r>
+        <w:rPr>
+          <w:i/>
+        </w:rPr>
+        <w:t>jeevan</w:t>
+      </w:r>
+      <w:r>
+        <w:t>'s practical purpose.</w:t>
+      </w:r>
+    </w:p>
+    <w:p>
+      <w:pPr>
+        <w:pStyle w:val="Heading1"/>
+      </w:pPr>
+      <w:r>
+        <w:t>Slide 17</w:t>
+      </w:r>
+    </w:p>
+    <w:p>
+      <w:pPr>
+        <w:pStyle w:val="Heading1"/>
+      </w:pPr>
+      <w:r>
+        <w:t>Four Harmonies Within Jeevan</w:t>
+      </w:r>
+    </w:p>
+    <w:p>
+      <w:pPr>
+        <w:pStyle w:val="Heading2"/>
+      </w:pPr>
+      <w:r>
+        <w:t>Delivering the slide</w:t>
+      </w:r>
+    </w:p>
+    <w:p>
+      <w:r>
+        <w:t>Happiness, peace, contentment and bliss name four harmonies within jeevan.</w:t>
+      </w:r>
+    </w:p>
+    <w:p>
+      <w:r>
+        <w:t>Each harmony is experienced at the outer faculty of its pair. Happiness is borne at mun through harmony with vritti: hope accords with thought. Peace is borne at vritti through harmony with chitta: thought accords with desire. Contentment is borne at chitta through harmony with buddhi. Bliss is borne at buddhi through harmony with atma.</w:t>
+      </w:r>
+    </w:p>
+    <w:p>
+      <w:r>
+        <w:t>Realisation at atma is named ultimate bliss, or paramanand. Its effect reaches the remaining faculties. This distinguishes the location of realisation from the harmony between buddhi and atma.</w:t>
+      </w:r>
+    </w:p>
+    <w:p>
+      <w:r>
+        <w:t>These harmonies become evident through progressively fuller living. Resolution in the person corresponds to happiness. Resolution with prosperity corresponds to peace; these with fearlessness correspond to contentment; all three in coexistence correspond to bliss. Each fuller fulfilment includes the preceding content.</w:t>
+      </w:r>
+    </w:p>
+    <w:p>
+      <w:r>
+        <w:t>These are principal correspondences within one life. A value is not confined to one social setting, and acquiring goods does not automatically produce peace. Animal living expresses hope to live through its bodily medium; the account here concerns human understanding and its evidence in living.</w:t>
+      </w:r>
+    </w:p>
+    <w:p>
+      <w:r>
+        <w:t>Evidence in living widens from one issue to further issues. Inward reflection and outward expression deepen one another in living. Reflection deepens understanding, and projection makes it evident in conduct; further experience then becomes material for reflection.</w:t>
+      </w:r>
+    </w:p>
+    <w:p>
+      <w:r>
+        <w:t>The next two slides examine how understanding comes to guide sensory life, work and relationships.</w:t>
+      </w:r>
+    </w:p>
+    <w:p>
+      <w:pPr>
+        <w:pStyle w:val="Heading2"/>
+      </w:pPr>
+      <w:r>
+        <w:t>Primary-text background</w:t>
+      </w:r>
+    </w:p>
+    <w:p>
+      <w:r>
+        <w:t>JV, PDF p. 138 (four harmonies), PDF p. 61 (experienced values and their evidence). KD §3.12, printed p. 112 gives cumulative fulfilment; pp. 110–113 develops projection–reflection. Evidence in living widens from one issue to further issues; inward reflection and outward expression deepen one another in living — KD §3.12, pp. 112–113 (working-English paraphrase). SB pairs values with practical routes through justice, orderliness, and realisation. MVD, p. 77 (channelling energies toward awakening).</w:t>
+      </w:r>
+    </w:p>
+    <w:p>
+      <w:r>
+        <w:t>Study §1.9 locates happiness at mun, peace at vritti, contentment at chitta, and bliss at buddhi, each through harmony with the inward faculty. MVD pp. 100–101 distinguishes ultimate bliss at realised atma; MVD pp. 328–346 enumerates the faculty activities. The knowledge-order ladder should not be extended to animals merely from the presence of the same faculties.</w:t>
+      </w:r>
+    </w:p>
+    <w:p>
+      <w:pPr>
+        <w:pStyle w:val="Heading2"/>
+      </w:pPr>
+      <w:r>
+        <w:t>Likely questions from the audience</w:t>
+      </w:r>
+    </w:p>
+    <w:p>
+      <w:r>
+        <w:rPr>
+          <w:b/>
+        </w:rPr>
+        <w:t>Q: Are these only for the fully awakened?</w:t>
+      </w:r>
+    </w:p>
+    <w:p>
+      <w:r>
+        <w:t>They register progressively — milestones of awakening, not a distant prize (JV, p. 61).</w:t>
+      </w:r>
+    </w:p>
+    <w:p>
+      <w:r>
+        <w:rPr>
+          <w:b/>
+        </w:rPr>
+        <w:t>Q: Why can't sensory pleasure provide continuous happiness?</w:t>
+      </w:r>
+    </w:p>
+    <w:p>
+      <w:r>
+        <w:t xml:space="preserve">Comforts and accumulation aim at happiness but carry momentariness and fragility (AVD). Continuity is harmony within </w:t>
+      </w:r>
+      <w:r>
+        <w:rPr>
+          <w:i/>
+        </w:rPr>
+        <w:t>jeevan</w:t>
+      </w:r>
+      <w:r>
+        <w:t>.</w:t>
+      </w:r>
+    </w:p>
+    <w:p>
+      <w:pPr>
+        <w:pStyle w:val="Heading1"/>
+      </w:pPr>
+      <w:r>
+        <w:t>Slide 18</w:t>
+      </w:r>
+    </w:p>
+    <w:p>
+      <w:pPr>
+        <w:pStyle w:val="Heading1"/>
+      </w:pPr>
+      <w:r>
+        <w:t>Sensitivity and Understanding</w:t>
+      </w:r>
+    </w:p>
+    <w:p>
+      <w:pPr>
+        <w:pStyle w:val="Heading2"/>
+      </w:pPr>
+      <w:r>
+        <w:t>Delivering the slide</w:t>
+      </w:r>
+    </w:p>
+    <w:p>
+      <w:r>
+        <w:t>Every jeevan bears five faculties and ten activities. Their expression depends on the bodily medium, and their effective organisation depends on understanding.</w:t>
+      </w:r>
+    </w:p>
+    <w:p>
+      <w:r>
+        <w:t>In animals, the bodily medium limits expression to hope-bound selection, taste-recognition and species-conformant conduct. The human body supplies the medium for the full circuit of understanding. That bodily provision makes awakening possible; it does not by itself establish it.</w:t>
+      </w:r>
+    </w:p>
+    <w:p>
+      <w:r>
+        <w:t>In deluded human living, the body is mistaken for the self. Four and a half activities are effectively organised around bodily sensitivity: selection, taste, analysis, visualisation, and restricted deliberation.</w:t>
+      </w:r>
+    </w:p>
+    <w:p>
+      <w:r>
+        <w:t>The restriction concerns deliberation's perspectives. There are six: pleasant–unpleasant, healthy–unhealthy, profit–loss, justice–injustice, dharma–adharma, and truth–untruth. The first three govern deluded evaluation. The remaining three have yet to guide it. In this restricted sense deliberation is called a half activity. This describes its governing criteria; it is not a measured fraction of a person's mental capacity.</w:t>
+      </w:r>
+    </w:p>
+    <w:p>
+      <w:r>
+        <w:t>Sensitivity means responsiveness through the body and senses. Cognisance means jeevan's understanding of relationship, value and orderliness. Awakening brings sensitivity under the guidance of that understanding. Pleasure, bodily health and material benefit retain their proper place within justice, resolved thought and truth.</w:t>
+      </w:r>
+    </w:p>
+    <w:p>
+      <w:r>
+        <w:t>All ten activities are present. Study supplies the content of understanding, and practice makes it effective in living. Its fuller expression is resolution, prosperity, fearlessness and coexistence, the four goals shown below. The next slide examines the action through which understanding is evidenced.</w:t>
+      </w:r>
+    </w:p>
+    <w:p>
+      <w:pPr>
+        <w:pStyle w:val="Heading2"/>
+      </w:pPr>
+      <w:r>
+        <w:t>Primary-text background</w:t>
+      </w:r>
+    </w:p>
+    <w:p>
+      <w:r>
+        <w:t>SB, p. 64 (cognisance–sensitivity balance); JV, pp. 73–74, 92–94 (four-and-a-half activities); MVD, pp. 274–275; study §§1.8–1.9, 1.13, 1.15.</w:t>
+      </w:r>
+    </w:p>
+    <w:p>
+      <w:r>
+        <w:t xml:space="preserve">The animal case: hope to live is the animal-order </w:t>
       </w:r>
       <w:r>
         <w:rPr>
@@ -1740,7 +3218,788 @@
         <w:t>dharma</w:t>
       </w:r>
       <w:r>
-        <w:t xml:space="preserve"> is evidenced and understood; inseparability is what </w:t>
+        <w:t xml:space="preserve">, expressed through </w:t>
+      </w:r>
+      <w:r>
+        <w:rPr>
+          <w:i/>
+        </w:rPr>
+        <w:t>mun</w:t>
+      </w:r>
+      <w:r>
+        <w:t>; the animal body provides for hope-bound, species-conformant expression without providing for the complete evidence of understanding (study §§1.6, 1.8). The four-and-a-half activities organised around bodily sensitivity in deluded human living: study §1.8; JV, pp. 73–74, 92–94. Six evaluative perspectives: MVD p. 67. “Half” identifies deliberation restricted to the first three perspectives; it does not quantify half of a mental capacity.</w:t>
+      </w:r>
+    </w:p>
+    <w:p>
+      <w:pPr>
+        <w:pStyle w:val="Heading2"/>
+      </w:pPr>
+      <w:r>
+        <w:t>Likely questions from the audience</w:t>
+      </w:r>
+    </w:p>
+    <w:p>
+      <w:r>
+        <w:rPr>
+          <w:b/>
+        </w:rPr>
+        <w:t>Q: Is delusion moral blame?</w:t>
+      </w:r>
+    </w:p>
+    <w:p>
+      <w:r>
+        <w:t>It is a developmental and evaluative condition — body mistaken for self — not an insult. The remedy path is study, practice, and realisation, not shaming.</w:t>
+      </w:r>
+    </w:p>
+    <w:p>
+      <w:r>
+        <w:rPr>
+          <w:b/>
+        </w:rPr>
+        <w:t>Q: Can someone be partly awake?</w:t>
+      </w:r>
+    </w:p>
+    <w:p>
+      <w:r>
+        <w:t>Awakening progression is graded (planes and human types). The slide's fork names the organising refuge, not a binary personality test.</w:t>
+      </w:r>
+    </w:p>
+    <w:p>
+      <w:pPr>
+        <w:pStyle w:val="Heading1"/>
+      </w:pPr>
+      <w:r>
+        <w:t>Slide 19</w:t>
+      </w:r>
+    </w:p>
+    <w:p>
+      <w:pPr>
+        <w:pStyle w:val="Heading1"/>
+      </w:pPr>
+      <w:r>
+        <w:t>The Structure of Karma</w:t>
+      </w:r>
+    </w:p>
+    <w:p>
+      <w:pPr>
+        <w:pStyle w:val="Heading2"/>
+      </w:pPr>
+      <w:r>
+        <w:t>Delivering the slide</w:t>
+      </w:r>
+    </w:p>
+    <w:p>
+      <w:r>
+        <w:t>Understanding becomes evident through work and behaviour. Karma is activity with aspiration.</w:t>
+      </w:r>
+    </w:p>
+    <w:p>
+      <w:r>
+        <w:t>Every activity in nature includes effort, motion and result. In human action, desire names what is sought, karma the doing, and result the fruit. A desire is accomplished when desire, action and result are in balance.</w:t>
+      </w:r>
+    </w:p>
+    <w:p>
+      <w:r>
+        <w:t>Five limbs make an action clearer: the doer, cause, objective, result and effect. These distinguish who acts, the motivating need, the intended aim, what is attained, and the wider consequence. Wanting a result, acting toward it and checking what happened belong together.</w:t>
+      </w:r>
+    </w:p>
+    <w:p>
+      <w:r>
+        <w:t>Human freedom of action makes responsibility possible. The texts describe deluded humans as independent while performing actions but dependent while undergoing their results. A person may act from an incomplete understanding and then face a consequence they had not understood or accepted.</w:t>
+      </w:r>
+    </w:p>
+    <w:p>
+      <w:r>
+        <w:t>In awakened living, understanding precedes action, and results are evaluated and received within resolution. This is what independence in both doing and undergoing means here. Consequences still occur; their reception is guided by understanding rather than unresolved contradiction.</w:t>
+      </w:r>
+    </w:p>
+    <w:p>
+      <w:r>
+        <w:t>The harmonies within jeevan and their evidence in living therefore belong together. Study, practice, work, behaviour, result and purpose must become coherent. We can now distinguish completeness of understanding from its continuous expression in conduct.</w:t>
+      </w:r>
+    </w:p>
+    <w:p>
+      <w:pPr>
+        <w:pStyle w:val="Heading2"/>
+      </w:pPr>
+      <w:r>
+        <w:t>Primary-text background</w:t>
+      </w:r>
+    </w:p>
+    <w:p>
+      <w:r>
+        <w:t>Karma is activity with aspiration. A desire is accomplished when desire, action and result are in balance — KD Ch. 1, pp. 1–2 (working-English paraphrase).</w:t>
+      </w:r>
+    </w:p>
+    <w:p>
+      <w:r>
+        <w:t xml:space="preserve">Five limbs as on the slide. Relate to effort–motion–result (slide 12) without collapsing the vocabularies — </w:t>
+      </w:r>
+      <w:r>
+        <w:rPr>
+          <w:i/>
+        </w:rPr>
+        <w:t>kriyā</w:t>
+      </w:r>
+      <w:r>
+        <w:t xml:space="preserve"> names activity throughout nature, while karma names human activity together with aspiration.</w:t>
+      </w:r>
+    </w:p>
+    <w:p>
+      <w:r>
+        <w:t>The four harmonies correspond to widening fields of evidence in living (study §1.9). Study, practice, work, behaviour, result and purpose must become coherent. Definite fulfilment below the human order follows structural, seed and species conformance (study §§1.6.1, 1.13.1).</w:t>
+      </w:r>
+    </w:p>
+    <w:p>
+      <w:r>
+        <w:t>MVD p. 15 explicitly distinguishes deluded independence in performing actions and dependence in experiencing consequences from awakened independence in both. MVD p. 27 repeats the deluded case; p. 192 connects it with action from fear and temptation and consequent unhappiness. The interpretation through resolution follows study §1.10; it does not claim exemption from consequences. Prarabdha names unresolved results still to be undergone (MVD p. 91).</w:t>
+      </w:r>
+    </w:p>
+    <w:p>
+      <w:pPr>
+        <w:pStyle w:val="Heading2"/>
+      </w:pPr>
+      <w:r>
+        <w:t>Likely questions from the audience</w:t>
+      </w:r>
+    </w:p>
+    <w:p>
+      <w:r>
+        <w:rPr>
+          <w:b/>
+        </w:rPr>
+        <w:t>Q: Is this karmic cosmology with rebirth accounting?</w:t>
+      </w:r>
+    </w:p>
+    <w:p>
+      <w:r>
+        <w:t>KD here analyses the structure of intentional activity. Post-body continuity is argued from T1 elsewhere; do not smuggle a popular karma-punishment story into this slide.</w:t>
+      </w:r>
+    </w:p>
+    <w:p>
+      <w:r>
+        <w:rPr>
+          <w:b/>
+        </w:rPr>
+        <w:t>Q: How does this relate to effort–motion–result?</w:t>
+      </w:r>
+    </w:p>
+    <w:p>
+      <w:r>
+        <w:t>Same underlying activity ontology; karma names human activity-with-aspiration and its fruit in the desire register. Keep the five limbs available for Q&amp;A on responsibility and result.</w:t>
+      </w:r>
+    </w:p>
+    <w:p>
+      <w:r>
+        <w:rPr>
+          <w:b/>
+        </w:rPr>
+        <w:t>Q: If action is what matters, why spend so long on the ontology?</w:t>
+      </w:r>
+    </w:p>
+    <w:p>
+      <w:r>
+        <w:t>Understanding guides action, while conduct makes understanding evident. Study and practice therefore belong together: reflection supplies truthful understanding and projection expresses it in fulfilled relationships (study §§1.9–1.11).</w:t>
+      </w:r>
+    </w:p>
+    <w:p>
+      <w:r>
+        <w:rPr>
+          <w:b/>
+        </w:rPr>
+        <w:t>Q: Can't I just be a good person without any of this?</w:t>
+      </w:r>
+    </w:p>
+    <w:p>
+      <w:r>
+        <w:t>Good conduct is valuable, but conduct completeness means the individual's continuous expression of realised understanding. MVD pp. 15–16 distinguishes completeness in an individual from completeness in society. A person's humane participation helps establish and transmit an awakened tradition; it does not require an already completed universal society. The claim is assessed through understanding, fulfilled relationships and continuity of conduct (§1.11.2, §1.15).</w:t>
+      </w:r>
+    </w:p>
+    <w:p>
+      <w:pPr>
+        <w:pStyle w:val="Heading1"/>
+      </w:pPr>
+      <w:r>
+        <w:t>Slide 20</w:t>
+      </w:r>
+    </w:p>
+    <w:p>
+      <w:pPr>
+        <w:pStyle w:val="Heading1"/>
+      </w:pPr>
+      <w:r>
+        <w:t>Three Transitions: T1, T2, T3</w:t>
+      </w:r>
+    </w:p>
+    <w:p>
+      <w:pPr>
+        <w:pStyle w:val="Heading2"/>
+      </w:pPr>
+      <w:r>
+        <w:t>Delivering the slide</w:t>
+      </w:r>
+    </w:p>
+    <w:p>
+      <w:r>
+        <w:t>We can now bring constitution, understanding and conduct together through three milestones — T1, T2, and T3.</w:t>
+      </w:r>
+    </w:p>
+    <w:p>
+      <w:r>
+        <w:t>T1 is the constitutional completeness we examined earlier: the immortality of result. A developing atom becomes a sentient unit — jeevan. Its standing changes from physicochemical to sentient before realisation, on what the texts call the delusional plane. In human living, delusion means mistaking the body for the self. In animal living, expression is limited by the bodily medium. The plane name should not turn that limitation into a human error or a psychiatric diagnosis.</w:t>
+      </w:r>
+    </w:p>
+    <w:p>
+      <w:r>
+        <w:t>T2 is activity completeness: restfulness of effort. Knowing, believing, recognising and fulfilling become coherent through realisation and resolution. The search arising from body-identification settles into awakened understanding.</w:t>
+      </w:r>
+    </w:p>
+    <w:p>
+      <w:r>
+        <w:t>T3 is conduct completeness: destination of motion. That understanding becomes continuous in work, behaviour and participation — authentic conduct as living proof.</w:t>
+      </w:r>
+    </w:p>
+    <w:p>
+      <w:r>
+        <w:t>T2 concerns the settlement of understanding; T3 concerns its continuous evidence in conduct. Together they describe awakening within an already complete sentient constitution.</w:t>
+      </w:r>
+    </w:p>
+    <w:p>
+      <w:r>
+        <w:t>T1 is completeness of an atom’s constitution. T2 and T3 are not further material stages; they name completeness of activity and conduct in the awakened sentient unit. In one line: the saturated realises the ground it is saturated in.</w:t>
+      </w:r>
+    </w:p>
+    <w:p>
+      <w:r>
+        <w:t xml:space="preserve">One naming point, since I have just used the words. Physicochemical, delusional, deific, divine — the band across the top of this slide — are what the texts call the four </w:t>
+      </w:r>
+      <w:r>
+        <w:rPr>
+          <w:b/>
+        </w:rPr>
+        <w:t>planes</w:t>
+      </w:r>
+      <w:r>
+        <w:t>. A plane is the developmental standing a thing has reached. It is not a kind of thing, and it is not the same as an order of nature. The next slide sorts that out properly.</w:t>
+      </w:r>
+    </w:p>
+    <w:p>
+      <w:pPr>
+        <w:pStyle w:val="Heading2"/>
+      </w:pPr>
+      <w:r>
+        <w:t>Primary-text background</w:t>
+      </w:r>
+    </w:p>
+    <w:p>
+      <w:r>
+        <w:t>“In the sentient atom: Conduct completeness is in the form of destination of motion. Activity completeness is in the form of restfulness of effort. Constitutional completeness (the jeevan atom) is in the form of immortality of result.” — SB, p. 58</w:t>
+      </w:r>
+    </w:p>
+    <w:p>
+      <w:r>
+        <w:t xml:space="preserve">Both MVD and SB use </w:t>
+      </w:r>
+      <w:r>
+        <w:rPr>
+          <w:i/>
+        </w:rPr>
+        <w:t>aacharan purnata</w:t>
+      </w:r>
+      <w:r>
+        <w:t xml:space="preserve"> for T3; </w:t>
+      </w:r>
+      <w:r>
+        <w:rPr>
+          <w:i/>
+        </w:rPr>
+        <w:t>vyavahar purnata</w:t>
+      </w:r>
+      <w:r>
+        <w:t xml:space="preserve"> appears in neither as the T3 term. Plane table: SB, p. 52. Human types by awakening: MVD, p. 160.</w:t>
+      </w:r>
+    </w:p>
+    <w:p>
+      <w:pPr>
+        <w:pStyle w:val="Heading2"/>
+      </w:pPr>
+      <w:r>
+        <w:t>Likely questions from the audience</w:t>
+      </w:r>
+    </w:p>
+    <w:p>
+      <w:r>
+        <w:rPr>
+          <w:b/>
+        </w:rPr>
+        <w:t>Q: Can a transition reverse?</w:t>
+      </w:r>
+    </w:p>
+    <w:p>
+      <w:r>
+        <w:t>T1 is explicitly irreversible at the atomic level (SB, p. 92). For T2/T3 the texts emphasise directional awakening progression rather than a doctrine of relapse.</w:t>
+      </w:r>
+    </w:p>
+    <w:p>
+      <w:r>
+        <w:rPr>
+          <w:b/>
+        </w:rPr>
+        <w:t>Q: What distinguishes deific from divine?</w:t>
+      </w:r>
+    </w:p>
+    <w:p>
+      <w:r>
+        <w:t xml:space="preserve">Deific ≈ T2 (understanding settled); divine ≈ T3 (understanding proven in living proof / </w:t>
+      </w:r>
+      <w:r>
+        <w:rPr>
+          <w:i/>
+        </w:rPr>
+        <w:t>pramanikta</w:t>
+      </w:r>
+      <w:r>
+        <w:t>).</w:t>
+      </w:r>
+    </w:p>
+    <w:p>
+      <w:pPr>
+        <w:pStyle w:val="Heading1"/>
+      </w:pPr>
+      <w:r>
+        <w:t>Slide 21</w:t>
+      </w:r>
+    </w:p>
+    <w:p>
+      <w:pPr>
+        <w:pStyle w:val="Heading1"/>
+      </w:pPr>
+      <w:r>
+        <w:t>One Drive, Four Vocabularies</w:t>
+      </w:r>
+    </w:p>
+    <w:p>
+      <w:pPr>
+        <w:pStyle w:val="Heading2"/>
+      </w:pPr>
+      <w:r>
+        <w:t>Delivering the slide</w:t>
+      </w:r>
+    </w:p>
+    <w:p>
+      <w:r>
+        <w:t>Four vocabularies now help us distinguish the aspects of order and development we have examined.</w:t>
+      </w:r>
+    </w:p>
+    <w:p>
+      <w:r>
+        <w:t>There is one drive: nature saturated in state-complete Omnipresence, oriented toward development and awakening until realisation. Everything on this table is a way of describing where something stands in that drive.</w:t>
+      </w:r>
+    </w:p>
+    <w:p>
+      <w:r>
+        <w:rPr>
+          <w:b/>
+        </w:rPr>
+        <w:t>Orders</w:t>
+      </w:r>
+      <w:r>
+        <w:t xml:space="preserve"> — material, bio, animal, knowledge — say what </w:t>
+      </w:r>
+      <w:r>
+        <w:rPr>
+          <w:i/>
+        </w:rPr>
+        <w:t>kind</w:t>
+      </w:r>
+      <w:r>
+        <w:t xml:space="preserve"> of thing a unit is: its organisation, its essential nature, its innateness. Four orders.</w:t>
+      </w:r>
+    </w:p>
+    <w:p>
+      <w:r>
+        <w:rPr>
+          <w:b/>
+        </w:rPr>
+        <w:t>Order and development</w:t>
+      </w:r>
+      <w:r>
+        <w:t xml:space="preserve"> are described by four terms: existential progression, way of existence, development progression, and awakening progression. The first names the definite order in which the orders become manifest; the second, the conformance by which each order keeps its conduct; the third, physicochemical and atomic development up to T1; the fourth, qualitative development inside a complete sentient unit toward T2 and T3.</w:t>
+      </w:r>
+    </w:p>
+    <w:p>
+      <w:r>
+        <w:rPr>
+          <w:b/>
+        </w:rPr>
+        <w:t>Planes</w:t>
+      </w:r>
+      <w:r>
+        <w:t xml:space="preserve"> — physicochemical, delusional, deific, divine — say how </w:t>
+      </w:r>
+      <w:r>
+        <w:rPr>
+          <w:i/>
+        </w:rPr>
+        <w:t>far</w:t>
+      </w:r>
+      <w:r>
+        <w:t xml:space="preserve"> something has come. These are the four we just saw across the top of the last slide. Before T1; T1 only; T2; T3.</w:t>
+      </w:r>
+    </w:p>
+    <w:p>
+      <w:r>
+        <w:rPr>
+          <w:b/>
+        </w:rPr>
+        <w:t>Human types</w:t>
+      </w:r>
+      <w:r>
+        <w:t xml:space="preserve"> — animalistic, demonic, humane or discerning, deific, divine — say how a human </w:t>
+      </w:r>
+      <w:r>
+        <w:rPr>
+          <w:i/>
+        </w:rPr>
+        <w:t>life is oriented</w:t>
+      </w:r>
+      <w:r>
+        <w:t>. Five of them, and they classify modes of consciousness and conduct. Not biological species. Not social classes. Not castes.</w:t>
+      </w:r>
+    </w:p>
+    <w:p>
+      <w:r>
+        <w:t>The one caution worth stating out loud: an order is not a plane. The knowledge order spans more than one plane — most human beings are in the knowledge order and on the delusional plane at the same time, and there is nothing insulting in that; it just means realisation has not happened yet. T1 separates physicochemical from sentient standing. T2 and T3 are completeness within an awakened sentient unit, and no fifth plane is added beyond them.</w:t>
+      </w:r>
+    </w:p>
+    <w:p>
+      <w:pPr>
+        <w:pStyle w:val="Heading2"/>
+      </w:pPr>
+      <w:r>
+        <w:t>Primary-text background</w:t>
+      </w:r>
+    </w:p>
+    <w:p>
+      <w:r>
+        <w:t>Study §§1.7, 1.11 (the completeness drive), §1.12.1 (terms for order and development), §1.12.2 (four planes, five human types), and the conceptual map's classification key.</w:t>
+      </w:r>
+    </w:p>
+    <w:p>
+      <w:r>
+        <w:t xml:space="preserve">The four terms for order and development are </w:t>
+      </w:r>
+      <w:r>
+        <w:rPr>
+          <w:i/>
+        </w:rPr>
+        <w:t>niyati-kram</w:t>
+      </w:r>
+      <w:r>
+        <w:t xml:space="preserve"> (existential progression), </w:t>
+      </w:r>
+      <w:r>
+        <w:rPr>
+          <w:i/>
+        </w:rPr>
+        <w:t>niyati-vidhi</w:t>
+      </w:r>
+      <w:r>
+        <w:t xml:space="preserve"> (way of existence), </w:t>
+      </w:r>
+      <w:r>
+        <w:rPr>
+          <w:i/>
+        </w:rPr>
+        <w:t>vikas-kram</w:t>
+      </w:r>
+      <w:r>
+        <w:t xml:space="preserve"> (development progression), and </w:t>
+      </w:r>
+      <w:r>
+        <w:rPr>
+          <w:i/>
+        </w:rPr>
+        <w:t>jagriti-kram</w:t>
+      </w:r>
+      <w:r>
+        <w:t xml:space="preserve"> (awakening progression): MVD, pp. 13–14; study §1.12.1.</w:t>
+      </w:r>
+    </w:p>
+    <w:p>
+      <w:r>
+        <w:t>The four planes are physicochemical, delusional, deific, and divine or complete: study §1.12.2. Order vs plane asymmetry: SB, p. 52 — two orders can share one plane; one order can span three planes.</w:t>
+      </w:r>
+    </w:p>
+    <w:p>
+      <w:r>
+        <w:t>The five human types are animalistic-human, demonic-human, humane or discerning human, deific-human, and divine-human: MVD, p. 160; study §1.12.2.</w:t>
+      </w:r>
+    </w:p>
+    <w:p>
+      <w:pPr>
+        <w:pStyle w:val="Heading2"/>
+      </w:pPr>
+      <w:r>
+        <w:t>Likely questions from the audience</w:t>
+      </w:r>
+    </w:p>
+    <w:p>
+      <w:r>
+        <w:rPr>
+          <w:b/>
+        </w:rPr>
+        <w:t>Q: Why keep four overlapping vocabularies at all?</w:t>
+      </w:r>
+    </w:p>
+    <w:p>
+      <w:r>
+        <w:t>Because collapsing them produces false equations — “animal order = delusional plane = incomplete atom” is the classic one, and every part of it is wrong. Each vocabulary answers a different question, and the drive they describe is single.</w:t>
+      </w:r>
+    </w:p>
+    <w:p>
+      <w:r>
+        <w:rPr>
+          <w:b/>
+        </w:rPr>
+        <w:t>Q: Where do the five human types sit?</w:t>
+      </w:r>
+    </w:p>
+    <w:p>
+      <w:r>
+        <w:t>They mark orientation within human living, distributed across planes (MVD, p. 160) — not a fifth ontology beside coexistence, and not a ranking of persons by birth.</w:t>
+      </w:r>
+    </w:p>
+    <w:p>
+      <w:r>
+        <w:rPr>
+          <w:b/>
+        </w:rPr>
+        <w:t>Q: Is the delusional plane an insult?</w:t>
+      </w:r>
+    </w:p>
+    <w:p>
+      <w:r>
+        <w:t>No, and it is worth saying so. It is the technical name for sentient standing before realisation: the body taken as the self. It names a condition that awakening addresses, not a defect of character. Note also that an animal's narrower expression is a limitation of its bodily medium, not the specifically human error of body-identification.</w:t>
+      </w:r>
+    </w:p>
+    <w:p>
+      <w:pPr>
+        <w:pStyle w:val="Heading1"/>
+      </w:pPr>
+      <w:r>
+        <w:t>Slide 22</w:t>
+      </w:r>
+    </w:p>
+    <w:p>
+      <w:pPr>
+        <w:pStyle w:val="Heading1"/>
+      </w:pPr>
+      <w:r>
+        <w:t>Units in Relationships — Complementarity as Value</w:t>
+      </w:r>
+    </w:p>
+    <w:p>
+      <w:pPr>
+        <w:pStyle w:val="Heading2"/>
+      </w:pPr>
+      <w:r>
+        <w:t>Delivering the slide</w:t>
+      </w:r>
+    </w:p>
+    <w:p>
+      <w:r>
+        <w:t>We can now connect the faculties and harmonies of jeevan with values fulfilled in relationships.</w:t>
+      </w:r>
+    </w:p>
+    <w:p>
+      <w:r>
+        <w:t>A relationship carries definite expectations towards completeness — parent and child, for example. In a contact, or sampark, the particular exchange is voluntarily undertaken, as when neighbours agree to share the upkeep of a wall. Both remain answerable to justice and humane conduct.</w:t>
+      </w:r>
+    </w:p>
+    <w:p>
+      <w:r>
+        <w:t>The thirty values belong to five families. Four jeevan values are the harmonies we have examined: happiness, peace, contentment and bliss. Six human values are the humane qualities of fortitude, courage, generosity, kindness, grace and compassion. Nine established values include trust, respect, affection and care. Nine expressed values are their corresponding expressions in conduct. The two object values are usefulness and art value — the meaningful convenience and beauty that enhance usefulness.</w:t>
+      </w:r>
+    </w:p>
+    <w:p>
+      <w:r>
+        <w:t>The family tells us what evaluative role a value fulfils. The faculty tells us where the activity is borne in jeevan. The four harmonies are borne at mun, vritti, chitta and buddhi. The nine established values are borne three each at chitta, vritti and mun, with their corresponding expressions. Object values concern the useful material means through which work and bodily needs are supported.</w:t>
+      </w:r>
+    </w:p>
+    <w:p>
+      <w:r>
+        <w:t>Bearing a value and fulfilling it in a relationship are distinct. A person may intend to care for an ill parent, but care becomes effective through recognising the parent's needs, arranging suitable help, and checking the result. A useful object can support that care; attention, trust and respect concern how the people relate.</w:t>
+      </w:r>
+    </w:p>
+    <w:p>
+      <w:r>
+        <w:t>Knowing and believing therefore guide recognising and fulfilling. Established values become evident as relationships are fulfilled; expressed values carry them into conduct. The next slide examines how fulfilment is evaluated.</w:t>
+      </w:r>
+    </w:p>
+    <w:p>
+      <w:pPr>
+        <w:pStyle w:val="Heading2"/>
+      </w:pPr>
+      <w:r>
+        <w:t>Primary-text background</w:t>
+      </w:r>
+    </w:p>
+    <w:p>
+      <w:r>
+        <w:t>“Every entity of nature recognises another; that is why it fulfils…” — JV, p. 69</w:t>
+      </w:r>
+    </w:p>
+    <w:p>
+      <w:r>
+        <w:t>Relationship / contact definitions: MVD, pp. 61–62. Values and mutuality: SB, pp. 50, 53, 61; MVD, p. 27. Motherly care example: JV, pp. 137–138.</w:t>
+      </w:r>
+    </w:p>
+    <w:p>
+      <w:r>
+        <w:t xml:space="preserve">The thirty-value enumeration is explicit in </w:t>
+      </w:r>
+      <w:r>
+        <w:rPr>
+          <w:i/>
+        </w:rPr>
+        <w:t>Paribhasha Samhita</w:t>
+      </w:r>
+      <w:r>
+        <w:t xml:space="preserve"> pp. 151, 154; definitions and connections are developed across several passages. </w:t>
+      </w:r>
+      <w:r>
+        <w:rPr>
+          <w:i/>
+        </w:rPr>
+        <w:t>Manav Abhyas Darshan</w:t>
+      </w:r>
+      <w:r>
+        <w:t xml:space="preserve">, native-reader p. 30, gives the principal nine established values and their paired expressions. The English translation of MVD uses </w:t>
+      </w:r>
+      <w:r>
+        <w:rPr>
+          <w:i/>
+        </w:rPr>
+        <w:t>civic values</w:t>
+      </w:r>
+      <w:r>
+        <w:t xml:space="preserve"> for </w:t>
+      </w:r>
+      <w:r>
+        <w:rPr>
+          <w:i/>
+        </w:rPr>
+        <w:t>shishta-mulya</w:t>
+      </w:r>
+      <w:r>
+        <w:t>; this companion treats them as the expressed pair of the established values. See the study's §1.13.1 and Axiology §1.3.</w:t>
+      </w:r>
+    </w:p>
+    <w:p>
+      <w:r>
+        <w:t>Value families and their faculty locations: study §1.13.1; MVD pp. 328–348; AVD pp. 91–94. The family identifies evaluative role, while the faculty identifies the bearer of the activity. The caregiver illustration follows study §1.13.3. Bearing values and fulfilling relationships remain distinct (JV p. 55).</w:t>
+      </w:r>
+    </w:p>
+    <w:p>
+      <w:pPr>
+        <w:pStyle w:val="Heading2"/>
+      </w:pPr>
+      <w:r>
+        <w:t>Likely questions from the audience</w:t>
+      </w:r>
+    </w:p>
+    <w:p>
+      <w:r>
+        <w:rPr>
+          <w:b/>
+        </w:rPr>
+        <w:t>Q: Aren't values subjective?</w:t>
+      </w:r>
+    </w:p>
+    <w:p>
+      <w:r>
+        <w:t>In MD, essentiality is value — reciprocated and mutually recognised in mutuality. Cultures differ in recognition and evaluation, not in the underlying essentiality.</w:t>
+      </w:r>
+    </w:p>
+    <w:p>
+      <w:r>
+        <w:rPr>
+          <w:b/>
+        </w:rPr>
+        <w:t>Q: Do relationships exist below the human order?</w:t>
+      </w:r>
+    </w:p>
+    <w:p>
+      <w:r>
+        <w:t>Yes — even physicochemical components recognise and fulfil one another (SB, p. 123). Below the knowledge order, fulfilment is definite; at the human order it must be achieved through the knowing–believing–recognising–fulfilling chain.</w:t>
+      </w:r>
+    </w:p>
+    <w:p>
+      <w:pPr>
+        <w:pStyle w:val="Heading1"/>
+      </w:pPr>
+      <w:r>
+        <w:t>Slide 23</w:t>
+      </w:r>
+    </w:p>
+    <w:p>
+      <w:pPr>
+        <w:pStyle w:val="Heading1"/>
+      </w:pPr>
+      <w:r>
+        <w:t>Six Evaluative Perspectives</w:t>
+      </w:r>
+    </w:p>
+    <w:p>
+      <w:pPr>
+        <w:pStyle w:val="Heading2"/>
+      </w:pPr>
+      <w:r>
+        <w:t>Delivering the slide</w:t>
+      </w:r>
+    </w:p>
+    <w:p>
+      <w:r>
+        <w:t>We introduced six perspectives when examining restricted deliberation. Here they guide the evaluation of living: pleasant–unpleasant, healthy–unhealthy, profit–loss, justice–injustice, dharma–adharma, and truth–untruth.</w:t>
+      </w:r>
+    </w:p>
+    <w:p>
+      <w:r>
+        <w:t>The first three concern sensation, the body, and material production or exchange. The final three concern relationship, resolved thought and existence as coexistence.</w:t>
+      </w:r>
+    </w:p>
+    <w:p>
+      <w:r>
+        <w:t>Justice evaluates behaviour. As a completed relational activity, it means recognising relationships, fulfilling values, evaluating the fulfilment, and achieving mutual satisfaction. Trust or care contributes to justice when it is actually fulfilled in the relationship.</w:t>
+      </w:r>
+    </w:p>
+    <w:p>
+      <w:r>
+        <w:t>Dharma as an evaluative perspective concerns whether thought and policy support resolution and overall orderliness. This differs from unit dharma, the inseparable innateness introduced earlier. Truth concerns the coexistence that is understood through realisation.</w:t>
+      </w:r>
+    </w:p>
+    <w:p>
+      <w:r>
+        <w:t>The text connects these levels in a graduated chain: rule is justice, justice is dharma, dharma is truth, and truth is coexistence.</w:t>
+      </w:r>
+    </w:p>
+    <w:p>
+      <w:r>
+        <w:t>Pleasure, health and material benefit remain legitimate in their domains. Humane evaluation places them under justice, resolved thought and truth, so that the useful means of living serve fulfilled relationships and the human goal.</w:t>
+      </w:r>
+    </w:p>
+    <w:p>
+      <w:pPr>
+        <w:pStyle w:val="Heading2"/>
+      </w:pPr>
+      <w:r>
+        <w:t>Primary-text background</w:t>
+      </w:r>
+    </w:p>
+    <w:p>
+      <w:r>
+        <w:t xml:space="preserve">KD, pp. 10, 13, 60, 86; study §§1.13.2–1.13.3. Rule is justice, justice is dharma, dharma is truth, and truth is coexistence — KD p. 13 (working-English paraphrase). MVD, p. 67 (six perspectives); MVD, p. 137 (justice regulates behaviour, </w:t>
       </w:r>
       <w:r>
         <w:rPr>
@@ -1749,7 +4008,15 @@
         <w:t>dharma</w:t>
       </w:r>
       <w:r>
-        <w:t xml:space="preserve"> is (MVD, pp. 253–254; JV, pp. 120–121).</w:t>
+        <w:t xml:space="preserve"> disciplines thought, realisation only through truth); MVD, p. 311 (justice as recognising relationships, fulfilling values, evaluating, mutual satisfaction). JV, pp. 138–139 (deliberation bases).</w:t>
+      </w:r>
+    </w:p>
+    <w:p>
+      <w:pPr>
+        <w:pStyle w:val="Heading2"/>
+      </w:pPr>
+      <w:r>
+        <w:t>Likely questions from the audience</w:t>
       </w:r>
     </w:p>
     <w:p>
@@ -1757,12 +4024,82 @@
         <w:rPr>
           <w:b/>
         </w:rPr>
-        <w:t>Q: Is “dharma” here religious duty?</w:t>
-      </w:r>
-    </w:p>
-    <w:p>
-      <w:r>
-        <w:t xml:space="preserve">No. Unit </w:t>
+        <w:t>Q: Are pleasure, health, and profit condemned?</w:t>
+      </w:r>
+    </w:p>
+    <w:p>
+      <w:r>
+        <w:t>No — legitimate in their domain; awakening changes the organising refuge.</w:t>
+      </w:r>
+    </w:p>
+    <w:p>
+      <w:r>
+        <w:rPr>
+          <w:b/>
+        </w:rPr>
+        <w:t>Q: How does this relate to courts?</w:t>
+      </w:r>
+    </w:p>
+    <w:p>
+      <w:r>
+        <w:t>Distinguish inherent regulation, justice as relational closure, and statutory law. Statute can be legal and unjust.</w:t>
+      </w:r>
+    </w:p>
+    <w:p>
+      <w:pPr>
+        <w:pStyle w:val="Heading1"/>
+      </w:pPr>
+      <w:r>
+        <w:t>Slide 24</w:t>
+      </w:r>
+    </w:p>
+    <w:p>
+      <w:pPr>
+        <w:pStyle w:val="Heading1"/>
+      </w:pPr>
+      <w:r>
+        <w:t>The Epistemic Ladder</w:t>
+      </w:r>
+    </w:p>
+    <w:p>
+      <w:pPr>
+        <w:pStyle w:val="Heading2"/>
+      </w:pPr>
+      <w:r>
+        <w:t>Delivering the slide</w:t>
+      </w:r>
+    </w:p>
+    <w:p>
+      <w:r>
+        <w:t>This brings the account of knowing together: what must be understood, and how understanding deepens within jeevan.</w:t>
+      </w:r>
+    </w:p>
+    <w:p>
+      <w:r>
+        <w:t>On the left: what must be understood as mutual context widens. Form is real structure encountered in mutual facing. Capacities show as effects between units. Essential nature needs state, order, and context. Innateness is evidenced in whole-order fulfilment. Relationships are shared expectations weighed by justice, dharma, and truth. At the top is coexistence itself — not another observed detail, but the aim of knowing.</w:t>
+      </w:r>
+    </w:p>
+    <w:p>
+      <w:r>
+        <w:t>On the right: how knowing happens within the sentient unit. Mun tastes and selects. Vritti deliberates. Chitta contemplates and directly apprehends. Buddhi comprehends and resolves. Atma realises in truth. Happiness, peace, contentment, and bliss name harmonies between paired faculties. Realisation at atma is named ultimate bliss.</w:t>
+      </w:r>
+    </w:p>
+    <w:p>
+      <w:r>
+        <w:t>Every unit is already manifest with all four aspects. The left-hand steps describe widening human understanding of that unit; they do not describe successive additions to its image. Inward reflection deepens knowing, and projection makes understanding evident through conduct. Bliss names the harmony of buddhi and atma; coexistence realised at atma is ultimate bliss.</w:t>
+      </w:r>
+    </w:p>
+    <w:p>
+      <w:pPr>
+        <w:pStyle w:val="Heading2"/>
+      </w:pPr>
+      <w:r>
+        <w:t>Primary-text background</w:t>
+      </w:r>
+    </w:p>
+    <w:p>
+      <w:r>
+        <w:t xml:space="preserve">JV, p. 120 (triad epistemic bases); JV, p. 121; SB, p. 50 (ultimate </w:t>
       </w:r>
       <w:r>
         <w:rPr>
@@ -1771,116 +4108,7 @@
         <w:t>dharma</w:t>
       </w:r>
       <w:r>
-        <w:t xml:space="preserve"> is ontological innateness and fulfilment. Keep it distinct from the </w:t>
-      </w:r>
-      <w:r>
-        <w:rPr>
-          <w:i/>
-        </w:rPr>
-        <w:t>dharma–adharma</w:t>
-      </w:r>
-      <w:r>
-        <w:t xml:space="preserve"> evaluative perspective on slide 23.</w:t>
-      </w:r>
-    </w:p>
-    <w:p>
-      <w:r>
-        <w:rPr>
-          <w:b/>
-        </w:rPr>
-        <w:t>Q: How do svabhav and dharma differ?</w:t>
-      </w:r>
-    </w:p>
-    <w:p>
-      <w:r>
-        <w:rPr>
-          <w:i/>
-        </w:rPr>
-        <w:t>Svabhav</w:t>
-      </w:r>
-      <w:r>
-        <w:t xml:space="preserve"> is usefulness/essentiality of effects in context; </w:t>
-      </w:r>
-      <w:r>
-        <w:rPr>
-          <w:i/>
-        </w:rPr>
-        <w:t>dharma</w:t>
-      </w:r>
-      <w:r>
-        <w:t xml:space="preserve"> is what cannot be separated from the unit. Caution: MD's </w:t>
-      </w:r>
-      <w:r>
-        <w:rPr>
-          <w:i/>
-        </w:rPr>
-        <w:t>svabhav</w:t>
-      </w:r>
-      <w:r>
-        <w:t xml:space="preserve"> is not Madhyamaka's </w:t>
-      </w:r>
-      <w:r>
-        <w:rPr>
-          <w:i/>
-        </w:rPr>
-        <w:t>svabhava</w:t>
-      </w:r>
-      <w:r>
-        <w:t>.</w:t>
-      </w:r>
-    </w:p>
-    <w:p>
-      <w:pPr>
-        <w:pStyle w:val="Heading1"/>
-      </w:pPr>
-      <w:r>
-        <w:t>Slide 10</w:t>
-      </w:r>
-    </w:p>
-    <w:p>
-      <w:r>
-        <w:rPr>
-          <w:b/>
-          <w:sz w:val="36"/>
-        </w:rPr>
-        <w:t>Units in Relationships — Complementarity as Value</w:t>
-      </w:r>
-    </w:p>
-    <w:p>
-      <w:pPr>
-        <w:pStyle w:val="Heading2"/>
-      </w:pPr>
-      <w:r>
-        <w:t>Delivering the slide</w:t>
-      </w:r>
-    </w:p>
-    <w:p>
-      <w:r>
-        <w:t>The complementarity we just established becomes evident through relationships among units — this slide is what it looks like in practice.</w:t>
-      </w:r>
-    </w:p>
-    <w:p>
-      <w:r>
-        <w:t>In the material, plant, and animal orders its expression is definite: recognition happens, fulfilment happens. At the human order alone it has to be recognised, evaluated, and fulfilled — so at the human order alone it can be got wrong, and it is got wrong when the body is mistaken for the self.</w:t>
-      </w:r>
-    </w:p>
-    <w:p>
-      <w:r>
-        <w:t>Two kinds of mutuality matter. A relationship carries definite expectations towards completeness — parent and child, for example. In a contact (</w:t>
-      </w:r>
-      <w:r>
-        <w:rPr>
-          <w:i/>
-        </w:rPr>
-        <w:t>sampark</w:t>
-      </w:r>
-      <w:r>
-        <w:t>), the particular exchange is voluntarily undertaken, as when neighbours agree to share the upkeep of a wall. Both remain answerable to justice and humane conduct.</w:t>
-      </w:r>
-    </w:p>
-    <w:p>
-      <w:r>
-        <w:t xml:space="preserve">The slide names the thirty values: four </w:t>
+        <w:t xml:space="preserve">); JV, p. 120 (understanding of existence, </w:t>
       </w:r>
       <w:r>
         <w:rPr>
@@ -1889,243 +4117,147 @@
         <w:t>jeevan</w:t>
       </w:r>
       <w:r>
-        <w:t xml:space="preserve"> values, six human values, nine established values, nine expressed values, and two object values. Established values become evident when human relationships are recognised and fulfilled — trust, respect, affection, care, and so on. Expressed values — </w:t>
+        <w:t>, and humane conduct); MVD, pp. 78, 101, 137; JV, p. 61; study §§1.3, 1.8–1.9, 1.13–1.14.</w:t>
+      </w:r>
+    </w:p>
+    <w:p>
+      <w:pPr>
+        <w:pStyle w:val="Heading2"/>
+      </w:pPr>
+      <w:r>
+        <w:t>Likely questions from the audience</w:t>
+      </w:r>
+    </w:p>
+    <w:p>
+      <w:r>
+        <w:rPr>
+          <w:b/>
+        </w:rPr>
+        <w:t>Q: Why is dharma on the top rung when atma is at the centre of the atom diagram?</w:t>
+      </w:r>
+    </w:p>
+    <w:p>
+      <w:r>
+        <w:t>Different geometries: atom diagram is structural (inward = deeper); ladder is epistemic (higher = wider context needed). All four aspects are equally present in every unit.</w:t>
+      </w:r>
+    </w:p>
+    <w:p>
+      <w:r>
+        <w:rPr>
+          <w:b/>
+        </w:rPr>
+        <w:t>Q: Is this ladder stated verbatim in the texts?</w:t>
+      </w:r>
+    </w:p>
+    <w:p>
+      <w:r>
+        <w:t>The ladder is an analytical arrangement of the definitions and their contexts, as explained in the study. All four aspects belong to the manifest unit. Imaging supplies a basis of recognition, while human understanding develops through jeevan’s knowing activities; the rungs should not be taught as a source-enumerated sequence of images.</w:t>
+      </w:r>
+    </w:p>
+    <w:p>
+      <w:pPr>
+        <w:pStyle w:val="Heading1"/>
+      </w:pPr>
+      <w:r>
+        <w:t>Slide 25</w:t>
+      </w:r>
+    </w:p>
+    <w:p>
+      <w:pPr>
+        <w:pStyle w:val="Heading1"/>
+      </w:pPr>
+      <w:r>
+        <w:t>Realisation in Coexistence</w:t>
+      </w:r>
+    </w:p>
+    <w:p>
+      <w:pPr>
+        <w:pStyle w:val="Heading2"/>
+      </w:pPr>
+      <w:r>
+        <w:t>Delivering the slide</w:t>
+      </w:r>
+    </w:p>
+    <w:p>
+      <w:r>
+        <w:t>This is where the developmental drive comes to rest: realisation in coexistence.</w:t>
+      </w:r>
+    </w:p>
+    <w:p>
+      <w:r>
+        <w:t>Realisation settles jeevan's search arising from delusion. The awakened sentient unit understands the coexistence in which it has always existed and evidences that understanding through fulfilled relationships and humane conduct.</w:t>
+      </w:r>
+    </w:p>
+    <w:p>
+      <w:r>
+        <w:t>Realisation at atma is named ultimate bliss. Bliss names the harmony of buddhi and atma. What is known is existence as coexistence: nature saturated in Omnipresence. Understanding becomes evident as authenticity in work, behaviour, and participation. The next slide examines how it is presented, communicated, and expressed.</w:t>
+      </w:r>
+    </w:p>
+    <w:p>
+      <w:r>
+        <w:t>Three roles stay distinct: the sentient unit remains the knower; existence as coexistence remains the known; knowledge becomes evident as authentic conduct. Its threefold content is the holistic view of coexistence, knowledge of jeevan, and knowledge of humane conduct. They become coherent without becoming identical. The individual knower is not dissolved into a single universal Self.</w:t>
+      </w:r>
+    </w:p>
+    <w:p>
+      <w:pPr>
+        <w:pStyle w:val="Heading2"/>
+      </w:pPr>
+      <w:r>
+        <w:t>Primary-text background</w:t>
+      </w:r>
+    </w:p>
+    <w:p>
+      <w:r>
+        <w:t>“The goal of development is for nature, saturated in Omnipotence, to be realised in Omnipotence…” — SB, p. 81</w:t>
+      </w:r>
+    </w:p>
+    <w:p>
+      <w:r>
+        <w:t>SB, p. 116 and MVD, p. 126 (threefold knowledge); KD §§3.17–3.18 (knowledge, knower, and known); MVD, pp. 14–15, 286–287. Study §1.14.</w:t>
+      </w:r>
+    </w:p>
+    <w:p>
+      <w:r>
+        <w:t>MVD pp. 100–101 distinguishes ultimate bliss at atma; MVD p. 328 connects realisation-based expression, communication, and exposition with ultimate bliss. Study §§1.9 and 1.14 preserves both this placement and bliss as buddhi–atma harmony.</w:t>
+      </w:r>
+    </w:p>
+    <w:p>
+      <w:pPr>
+        <w:pStyle w:val="Heading2"/>
+      </w:pPr>
+      <w:r>
+        <w:t>Likely questions from the audience</w:t>
+      </w:r>
+    </w:p>
+    <w:p>
+      <w:r>
+        <w:rPr>
+          <w:b/>
+        </w:rPr>
+        <w:t>Q: If satta is Knowledge, doesn't it know everything?</w:t>
+      </w:r>
+    </w:p>
+    <w:p>
+      <w:r>
+        <w:t xml:space="preserve">No — </w:t>
       </w:r>
       <w:r>
         <w:rPr>
           <w:i/>
         </w:rPr>
-        <w:t>shishta-mulya</w:t>
-      </w:r>
-      <w:r>
-        <w:t xml:space="preserve"> — are their corresponding powers in motion. The English translation of MVD renders those as civic values; they are relationship-expression, not a separate family of right-use of body, mind, and wealth.</w:t>
-      </w:r>
-    </w:p>
-    <w:p>
-      <w:r>
-        <w:t>At the human order the path runs: knowing, then believing, then recognising, then fulfilling. Awakening does not invent new faculties. It aligns this chain with coexistence.</w:t>
-      </w:r>
-    </w:p>
-    <w:p>
-      <w:pPr>
-        <w:pStyle w:val="Heading2"/>
-      </w:pPr>
-      <w:r>
-        <w:t>Primary-text background</w:t>
-      </w:r>
-    </w:p>
-    <w:p>
-      <w:r>
-        <w:t>“Every entity of nature recognises another; that is why it fulfils…” — JV, p. 69</w:t>
-      </w:r>
-    </w:p>
-    <w:p>
-      <w:r>
-        <w:t>Relationship / contact definitions: MVD, pp. 61–62. Values and mutuality: SB, pp. 50, 53, 61; MVD, p. 27. Motherly care example: JV, pp. 137–138.</w:t>
-      </w:r>
-    </w:p>
-    <w:p>
-      <w:r>
-        <w:t xml:space="preserve">The thirty-value enumeration is explicit in </w:t>
+        <w:t>gyan</w:t>
+      </w:r>
+      <w:r>
+        <w:t xml:space="preserve"> as </w:t>
       </w:r>
       <w:r>
         <w:rPr>
           <w:i/>
         </w:rPr>
-        <w:t>Paribhasha Samhita</w:t>
-      </w:r>
-      <w:r>
-        <w:t xml:space="preserve"> pp. 151, 154; definitions and connections are developed across several passages. </w:t>
-      </w:r>
-      <w:r>
-        <w:rPr>
-          <w:i/>
-        </w:rPr>
-        <w:t>Manav Abhyas Darshan</w:t>
-      </w:r>
-      <w:r>
-        <w:t xml:space="preserve">, native-reader p. 30, gives the principal nine established values and their paired expressions. The English translation of MVD uses </w:t>
-      </w:r>
-      <w:r>
-        <w:rPr>
-          <w:i/>
-        </w:rPr>
-        <w:t>civic values</w:t>
-      </w:r>
-      <w:r>
-        <w:t xml:space="preserve"> for </w:t>
-      </w:r>
-      <w:r>
-        <w:rPr>
-          <w:i/>
-        </w:rPr>
-        <w:t>shishta-mulya</w:t>
-      </w:r>
-      <w:r>
-        <w:t>; this companion treats them as the expressed pair of the established values. See the study's §1.13.1 and Axiology §1.3.</w:t>
-      </w:r>
-    </w:p>
-    <w:p>
-      <w:pPr>
-        <w:pStyle w:val="Heading2"/>
-      </w:pPr>
-      <w:r>
-        <w:t>Likely questions from the audience</w:t>
-      </w:r>
-    </w:p>
-    <w:p>
-      <w:r>
-        <w:rPr>
-          <w:b/>
-        </w:rPr>
-        <w:t>Q: Aren't values subjective?</w:t>
-      </w:r>
-    </w:p>
-    <w:p>
-      <w:r>
-        <w:t>In MD, essentiality is value — reciprocated and mutually recognised in mutuality. Cultures differ in recognition and evaluation, not in the underlying essentiality.</w:t>
-      </w:r>
-    </w:p>
-    <w:p>
-      <w:r>
-        <w:rPr>
-          <w:b/>
-        </w:rPr>
-        <w:t>Q: Do relationships exist below the human order?</w:t>
-      </w:r>
-    </w:p>
-    <w:p>
-      <w:r>
-        <w:t>Yes — even physicochemical components recognise and fulfil one another (SB, p. 123). Below the knowledge order, fulfilment is definite; at the human order it must be achieved through the knowing–believing–recognising–fulfilling chain.</w:t>
-      </w:r>
-    </w:p>
-    <w:p>
-      <w:pPr>
-        <w:pStyle w:val="Heading1"/>
-      </w:pPr>
-      <w:r>
-        <w:t>Slide 11</w:t>
-      </w:r>
-    </w:p>
-    <w:p>
-      <w:r>
-        <w:rPr>
-          <w:b/>
-          <w:sz w:val="36"/>
-        </w:rPr>
-        <w:t>The Four Orders of Nature</w:t>
-      </w:r>
-    </w:p>
-    <w:p>
-      <w:pPr>
-        <w:pStyle w:val="Heading2"/>
-      </w:pPr>
-      <w:r>
-        <w:t>Delivering the slide</w:t>
-      </w:r>
-    </w:p>
-    <w:p>
-      <w:r>
-        <w:t>Units organise into four stable orders: material; bio or living-plant order; animal; and knowledge — the human order.</w:t>
-      </w:r>
-    </w:p>
-    <w:p>
-      <w:r>
-        <w:t>Read the table downward. Innateness is cumulative. Matter has existence. The bio order adds growth. The animal order adds hope to live. The human order adds happiness. Higher orders include the lower ones.</w:t>
-      </w:r>
-    </w:p>
-    <w:p>
-      <w:r>
-        <w:t>The pivotal boundary is between plant life and animal life. Material and bio orders are non-sentient. Hope to live is where sentience enters. The sentient unit is present in animal and human joint forms.</w:t>
-      </w:r>
-    </w:p>
-    <w:p>
-      <w:r>
-        <w:t>In animals, bodily and brain development limits how much of that unit’s range can be expressed. In humans, the bodily medium can support the full range, but confusion can still misdirect evaluation. Neither body produces sentience. Please do not collapse either case into “mind emerging from matter alone.”</w:t>
-      </w:r>
-    </w:p>
-    <w:p>
-      <w:r>
-        <w:t>We have now stated what exists and how it is ordered. Next: how development proceeds.</w:t>
-      </w:r>
-    </w:p>
-    <w:p>
-      <w:pPr>
-        <w:pStyle w:val="Heading2"/>
-      </w:pPr>
-      <w:r>
-        <w:t>Primary-text background</w:t>
-      </w:r>
-    </w:p>
-    <w:p>
-      <w:r>
-        <w:t xml:space="preserve">Orders table: SB, p. 179; MVD, pp. 5, 8, 13, 115; JV, p. 44 (six human </w:t>
-      </w:r>
-      <w:r>
-        <w:rPr>
-          <w:i/>
-        </w:rPr>
-        <w:t>svabhav</w:t>
-      </w:r>
-      <w:r>
-        <w:t xml:space="preserve"> qualities). Modes of manifestation per order: MVD, p. 289. Animal </w:t>
-      </w:r>
-      <w:r>
-        <w:rPr>
-          <w:i/>
-        </w:rPr>
-        <w:t>adhyasa</w:t>
-      </w:r>
-      <w:r>
-        <w:t xml:space="preserve"> (gestational inheritance of conduct-pattern): SB, pp. 62–63 — not Advaita's </w:t>
-      </w:r>
-      <w:r>
-        <w:rPr>
-          <w:i/>
-        </w:rPr>
-        <w:t>adhyasa</w:t>
-      </w:r>
-      <w:r>
-        <w:t>.</w:t>
-      </w:r>
-    </w:p>
-    <w:p>
-      <w:r>
-        <w:t>“Existence is stable and development is definite” — MVD, p. 5.</w:t>
-      </w:r>
-    </w:p>
-    <w:p>
-      <w:pPr>
-        <w:pStyle w:val="Heading2"/>
-      </w:pPr>
-      <w:r>
-        <w:t>Likely questions from the audience</w:t>
-      </w:r>
-    </w:p>
-    <w:p>
-      <w:r>
-        <w:rPr>
-          <w:b/>
-        </w:rPr>
-        <w:t>Q: Where do plants fall?</w:t>
-      </w:r>
-    </w:p>
-    <w:p>
-      <w:r>
-        <w:t>Bio/pranic order — growth added to existence; insentient (no hope to live).</w:t>
-      </w:r>
-    </w:p>
-    <w:p>
-      <w:r>
-        <w:rPr>
-          <w:b/>
-        </w:rPr>
-        <w:t>Q: Are animals sentient here?</w:t>
-      </w:r>
-    </w:p>
-    <w:p>
-      <w:r>
-        <w:t xml:space="preserve">Yes — </w:t>
+        <w:t>satta</w:t>
+      </w:r>
+      <w:r>
+        <w:t xml:space="preserve"> names intelligibility, not cognition. The knowing act belongs only to </w:t>
       </w:r>
       <w:r>
         <w:rPr>
@@ -2134,7 +4266,7 @@
         <w:t>jeevan</w:t>
       </w:r>
       <w:r>
-        <w:t xml:space="preserve"> first appears at the animal order as joint form. Expression is limited by the bodily medium; awakening to the knowledge order requires the human medium.</w:t>
+        <w:t>.</w:t>
       </w:r>
     </w:p>
     <w:p>
@@ -2142,170 +4274,12 @@
         <w:rPr>
           <w:b/>
         </w:rPr>
-        <w:t>Q: Is this the same as biological evolution?</w:t>
-      </w:r>
-    </w:p>
-    <w:p>
-      <w:r>
-        <w:t>Overlaps in sequence, differs in modality (</w:t>
-      </w:r>
-      <w:r>
-        <w:rPr>
-          <w:i/>
-        </w:rPr>
-        <w:t>niyati-kram</w:t>
-      </w:r>
-      <w:r>
-        <w:t xml:space="preserve"> vs contingent selection). The study lists this among open problems — be honest.</w:t>
-      </w:r>
-    </w:p>
-    <w:p>
-      <w:pPr>
-        <w:pStyle w:val="Heading1"/>
-      </w:pPr>
-      <w:r>
-        <w:t>Slide 12</w:t>
-      </w:r>
-    </w:p>
-    <w:p>
-      <w:r>
-        <w:rPr>
-          <w:b/>
-          <w:sz w:val="36"/>
-        </w:rPr>
-        <w:t>Two Developments, One Activity Structure</w:t>
-      </w:r>
-    </w:p>
-    <w:p>
-      <w:pPr>
-        <w:pStyle w:val="Heading2"/>
-      </w:pPr>
-      <w:r>
-        <w:t>Delivering the slide</w:t>
-      </w:r>
-    </w:p>
-    <w:p>
-      <w:r>
-        <w:t>Start with the question the last three slides have been building toward: why does anything develop at all?</w:t>
-      </w:r>
-    </w:p>
-    <w:p>
-      <w:r>
-        <w:t>The answer the texts give is the completeness drive. Nature saturated in state-complete Omnipresence is oriented toward development and awakening, until realisation. “Oriented” is doing careful work there — it names a direction inherent in the order of coexistence, not a guarantee that every unit travels the whole way.</w:t>
-      </w:r>
-    </w:p>
-    <w:p>
-      <w:r>
-        <w:t xml:space="preserve">And here is the connection back to slide 8, which is the one I most want to land: that drive is the drive to fulfil complementarity. Complementarity is given; fulfilling it is what development </w:t>
-      </w:r>
-      <w:r>
-        <w:rPr>
-          <w:i/>
-        </w:rPr>
-        <w:t>is</w:t>
-      </w:r>
-      <w:r>
-        <w:t>. Everything in this movement, and everything in the movement after it, is a specification of that one sentence.</w:t>
-      </w:r>
-    </w:p>
-    <w:p>
-      <w:r>
-        <w:t>That drive proceeds along two distinct lines, and Madhyasth Darshan insists they must not be collapsed.</w:t>
-      </w:r>
-    </w:p>
-    <w:p>
-      <w:r>
-        <w:t>Compositional progression joins particles, atoms, molecules, cells, and bodies into larger configurations. Separately, development in an atom can reach constitutional completeness as a sentient unit. These lines meet in living joint forms, but they remain distinct.</w:t>
-      </w:r>
-    </w:p>
-    <w:p>
-      <w:r>
-        <w:t>Across both, activity is one inseparable triad: effort, motion, and result — three aspects of one activity, not three sequential steps. When sodium and chlorine approach, the approach is effort and motion together; the stable salt crystal is the result.</w:t>
-      </w:r>
-    </w:p>
-    <w:p>
-      <w:r>
-        <w:t>The texts compress the engine this way: saturation is forcefulness; forcefulness is basic impulsion; impulsion is activity; activity is effort-motion-result; and that is development.</w:t>
-      </w:r>
-    </w:p>
-    <w:p>
-      <w:r>
-        <w:t>Each term has a goal: restfulness of effort, destination of motion, immortality of result. Development pervades nature; awakening occurs in the sentient. Non-sentient units participate by composing bodies and environments without each individually completing the drive.</w:t>
-      </w:r>
-    </w:p>
-    <w:p>
-      <w:r>
-        <w:t>The next slide follows both paths through their convergence in animal and human living.</w:t>
-      </w:r>
-    </w:p>
-    <w:p>
-      <w:pPr>
-        <w:pStyle w:val="Heading2"/>
-      </w:pPr>
-      <w:r>
-        <w:t>Primary-text background</w:t>
-      </w:r>
-    </w:p>
-    <w:p>
-      <w:r>
-        <w:t>“Every physical-chemical activity is an inseparable presence of effort, motion and result…” — SB, p. 58</w:t>
-      </w:r>
-    </w:p>
-    <w:p>
-      <w:r>
-        <w:t>SB, p. 62 chain; goals: SB, p. 71; MVD, p. 104. Span: SB, pp. 51, 91. Two developments: study §1.7; KD 3.2–3.3.</w:t>
-      </w:r>
-    </w:p>
-    <w:p>
-      <w:pPr>
-        <w:pStyle w:val="Heading2"/>
-      </w:pPr>
-      <w:r>
-        <w:t>Likely questions from the audience</w:t>
-      </w:r>
-    </w:p>
-    <w:p>
-      <w:r>
-        <w:rPr>
-          <w:b/>
-        </w:rPr>
-        <w:t>Q: Isn't teleology unscientific?</w:t>
-      </w:r>
-    </w:p>
-    <w:p>
-      <w:r>
-        <w:t>Within the system the goals are designed orientations of the triad, not external purposes injected into mechanism. Whether that is defensible against efficient-cause-only physicalism is a comparison question.</w:t>
-      </w:r>
-    </w:p>
-    <w:p>
-      <w:r>
-        <w:rPr>
-          <w:b/>
-        </w:rPr>
-        <w:t>Q: Is “restfulness of effort” the same as natural-state ease?</w:t>
-      </w:r>
-    </w:p>
-    <w:p>
-      <w:r>
-        <w:t xml:space="preserve">No. Natural-state ease is insentient complementarity reinstating </w:t>
-      </w:r>
-      <w:r>
-        <w:rPr>
-          <w:i/>
-        </w:rPr>
-        <w:t>svabhav gati</w:t>
-      </w:r>
-      <w:r>
-        <w:t xml:space="preserve">. </w:t>
-      </w:r>
-      <w:r>
-        <w:rPr>
-          <w:i/>
-        </w:rPr>
-        <w:t>Vishram</w:t>
-      </w:r>
-      <w:r>
-        <w:t xml:space="preserve"> names settlement of internal cognitive effort in </w:t>
+        <w:t>Q: How is this different from moksha as merger?</w:t>
+      </w:r>
+    </w:p>
+    <w:p>
+      <w:r>
+        <w:t xml:space="preserve">MD denies merger into a single Self. Realisation evidences coexistence; individuality of </w:t>
       </w:r>
       <w:r>
         <w:rPr>
@@ -2314,7 +4288,7 @@
         <w:t>jeevan</w:t>
       </w:r>
       <w:r>
-        <w:t xml:space="preserve"> (T2). Do not conflate them.</w:t>
+        <w:t xml:space="preserve"> remains ontologically real.</w:t>
       </w:r>
     </w:p>
     <w:p>
@@ -2322,16 +4296,15 @@
         <w:pStyle w:val="Heading1"/>
       </w:pPr>
       <w:r>
-        <w:t>Slide 13</w:t>
-      </w:r>
-    </w:p>
-    <w:p>
-      <w:r>
-        <w:rPr>
-          <w:b/>
-          <w:sz w:val="36"/>
-        </w:rPr>
-        <w:t>Two Paths Meet in the Animal Order</w:t>
+        <w:t>Slide 26</w:t>
+      </w:r>
+    </w:p>
+    <w:p>
+      <w:pPr>
+        <w:pStyle w:val="Heading1"/>
+      </w:pPr>
+      <w:r>
+        <w:t>Understanding in Expression</w:t>
       </w:r>
     </w:p>
     <w:p>
@@ -2344,2185 +4317,32 @@
     </w:p>
     <w:p>
       <w:r>
-        <w:t>The completeness drive unfolds along two parallel paths.</w:t>
-      </w:r>
-    </w:p>
-    <w:p>
-      <w:r>
-        <w:t xml:space="preserve">The first is the compositional path, </w:t>
-      </w:r>
-      <w:r>
-        <w:rPr>
-          <w:i/>
-        </w:rPr>
-        <w:t>rachna</w:t>
-      </w:r>
-      <w:r>
-        <w:t>. Atoms and molecules form material-order structures. Under appropriate chemical and environmental conditions, pranic cells and biological formations appear. This is the material-to-biological order change, and both orders remain insentient.</w:t>
-      </w:r>
-    </w:p>
-    <w:p>
-      <w:r>
-        <w:t xml:space="preserve">The second is the atomic path, </w:t>
-      </w:r>
-      <w:r>
-        <w:rPr>
-          <w:i/>
-        </w:rPr>
-        <w:t>gathan</w:t>
-      </w:r>
-      <w:r>
-        <w:t xml:space="preserve">. A developing atom integrates the particle constitution required for completeness. At constitutional completeness, the texts classify that atom as sentient </w:t>
-      </w:r>
-      <w:r>
-        <w:rPr>
-          <w:i/>
-        </w:rPr>
-        <w:t>jeevan</w:t>
-      </w:r>
-      <w:r>
-        <w:t>.</w:t>
-      </w:r>
-    </w:p>
-    <w:p>
-      <w:r>
-        <w:t xml:space="preserve">The two paths meet in the animal order as a joint form: a biological body plus sentient </w:t>
-      </w:r>
-      <w:r>
-        <w:rPr>
-          <w:i/>
-        </w:rPr>
-        <w:t>jeevan</w:t>
-      </w:r>
-      <w:r>
-        <w:t>. One does not manufacture the other; they work together.</w:t>
-      </w:r>
-    </w:p>
-    <w:p>
-      <w:r>
-        <w:t xml:space="preserve">Development then continues along both aspects of the joint form. Bodily lineages develop through species-conforming biological organisation, while </w:t>
-      </w:r>
-      <w:r>
-        <w:rPr>
-          <w:i/>
-        </w:rPr>
-        <w:t>jeevan</w:t>
-      </w:r>
-      <w:r>
-        <w:t>’s expression widens through those bodily media. In the animal order that expression remains limited by the body.</w:t>
-      </w:r>
-    </w:p>
-    <w:p>
-      <w:r>
-        <w:t xml:space="preserve">The human body, in the knowledge order, is described as capable of evidencing all ten activities of </w:t>
-      </w:r>
-      <w:r>
-        <w:rPr>
-          <w:i/>
-        </w:rPr>
-        <w:t>jeevan</w:t>
-      </w:r>
-      <w:r>
-        <w:t xml:space="preserve">. That does not mean the body owns those activities. It means the bodily medium is adequate for their expression. Once that capacity is present, the remaining development is awakening in </w:t>
-      </w:r>
-      <w:r>
-        <w:rPr>
-          <w:i/>
-        </w:rPr>
-        <w:t>jeevan</w:t>
-      </w:r>
-      <w:r>
-        <w:t>, evidenced through understanding and conduct.</w:t>
-      </w:r>
-    </w:p>
-    <w:p>
-      <w:pPr>
-        <w:pStyle w:val="Heading2"/>
-      </w:pPr>
-      <w:r>
-        <w:t>Primary-text background</w:t>
-      </w:r>
-    </w:p>
-    <w:p>
-      <w:r>
-        <w:t>MVD, p. 13 traces chemical and physical composition into biological cells and bodily formations. MVD, p. 26 distinguishes the constitutional-completeness path from compositional formation and identifies human beings as joint forms of insentient and sentient nature.</w:t>
-      </w:r>
-    </w:p>
-    <w:p>
-      <w:r>
-        <w:t xml:space="preserve">MVD, p. 79 gives the developmental sequence used on the slide. Animal-order bodies are composed of biological cells while the sentient atom advances toward fuller expression. Knowledge-order bodies remain biological compositions, but the human body is capable of evidencing all ten activities of </w:t>
-      </w:r>
-      <w:r>
-        <w:rPr>
-          <w:i/>
-        </w:rPr>
-        <w:t>jeevan</w:t>
-      </w:r>
-      <w:r>
-        <w:t xml:space="preserve">. The activities belong to </w:t>
-      </w:r>
-      <w:r>
-        <w:rPr>
-          <w:i/>
-        </w:rPr>
-        <w:t>jeevan</w:t>
-      </w:r>
-      <w:r>
-        <w:t xml:space="preserve">; bodily organisation supplies the medium of expression. MVD, p. 80 restates the categorical distinction: the body is physicochemical composition, while </w:t>
-      </w:r>
-      <w:r>
-        <w:rPr>
-          <w:i/>
-        </w:rPr>
-        <w:t>jeevan</w:t>
-      </w:r>
-      <w:r>
-        <w:t xml:space="preserve"> is the constitutionally complete sentient atom.</w:t>
-      </w:r>
-    </w:p>
-    <w:p>
-      <w:r>
-        <w:t>SB, p. 55 places constitutional completeness in the atom; SB, pp. 76–77 classify material and biological compositions as insentient and animal and knowledge orders as joint expressions. Study §§1.6–1.7, 1.12.</w:t>
-      </w:r>
-    </w:p>
-    <w:p>
-      <w:pPr>
-        <w:pStyle w:val="Heading2"/>
-      </w:pPr>
-      <w:r>
-        <w:t>Likely questions from the audience</w:t>
-      </w:r>
-    </w:p>
-    <w:p>
-      <w:r>
-        <w:rPr>
-          <w:i/>
-        </w:rPr>
-      </w:r>
-      <w:r>
-        <w:rPr>
-          <w:i/>
-        </w:rPr>
-        <w:t xml:space="preserve">Q: Does development really continue in both body and </w:t>
-      </w:r>
-      <w:r>
-        <w:t>jeevan</w:t>
-      </w:r>
-      <w:r>
-        <w:rPr>
-          <w:i/>
-        </w:rPr>
-        <w:t xml:space="preserve"> in the animal order?</w:t>
-      </w:r>
-      <w:r>
-        <w:rPr>
-          <w:i/>
-        </w:rPr>
-      </w:r>
-    </w:p>
-    <w:p>
-      <w:r>
-        <w:t>Yes, but in different senses. Bodily development is development of species-conforming biological media and lineages. The sentient side advances toward wider expression through those media. The distinction between composition and awakening remains intact.</w:t>
-      </w:r>
-    </w:p>
-    <w:p>
-      <w:r>
-        <w:rPr>
-          <w:b/>
-        </w:rPr>
-        <w:t>Q: Does the human body possess all ten activities?</w:t>
-      </w:r>
-    </w:p>
-    <w:p>
-      <w:r>
-        <w:t xml:space="preserve">No. MVD says that the human body is capable of evidencing all ten activities. The activities belong to </w:t>
-      </w:r>
-      <w:r>
-        <w:rPr>
-          <w:i/>
-        </w:rPr>
-        <w:t>jeevan</w:t>
-      </w:r>
-      <w:r>
-        <w:t>; the body is their adequate medium of expression.</w:t>
-      </w:r>
-    </w:p>
-    <w:p>
-      <w:r>
-        <w:rPr>
-          <w:b/>
-        </w:rPr>
-        <w:t>Q: Are the two paths fused when they meet?</w:t>
-      </w:r>
-    </w:p>
-    <w:p>
-      <w:r>
-        <w:t xml:space="preserve">No. Animal and human living are joint forms. The biological body remains decomposable, while </w:t>
-      </w:r>
-      <w:r>
-        <w:rPr>
-          <w:i/>
-        </w:rPr>
-        <w:t>jeevan</w:t>
-      </w:r>
-      <w:r>
-        <w:t xml:space="preserve"> is treated as the constitutionally complete sentient unit.</w:t>
-      </w:r>
-    </w:p>
-    <w:p>
-      <w:r>
-        <w:rPr>
-          <w:b/>
-        </w:rPr>
-        <w:t>Q: Why call the animal order the point of meeting?</w:t>
-      </w:r>
-    </w:p>
-    <w:p>
-      <w:r>
-        <w:t xml:space="preserve">Because it is the first order described as requiring a joint expression of a biological body and a sentient unit. The material-to-biological transition occurs on the compositional path; the animal order brings that bodily formation into conjunction with </w:t>
-      </w:r>
-      <w:r>
-        <w:rPr>
-          <w:i/>
-        </w:rPr>
-        <w:t>jeevan</w:t>
-      </w:r>
-      <w:r>
-        <w:t>.</w:t>
-      </w:r>
-    </w:p>
-    <w:p>
-      <w:pPr>
-        <w:pStyle w:val="Heading1"/>
-      </w:pPr>
-      <w:r>
-        <w:t>Slide 14</w:t>
-      </w:r>
-    </w:p>
-    <w:p>
-      <w:r>
-        <w:rPr>
-          <w:b/>
-          <w:sz w:val="36"/>
-        </w:rPr>
-        <w:t>Three Transitions: T1, T2, T3</w:t>
-      </w:r>
-    </w:p>
-    <w:p>
-      <w:pPr>
-        <w:pStyle w:val="Heading2"/>
-      </w:pPr>
-      <w:r>
-        <w:t>Delivering the slide</w:t>
-      </w:r>
-    </w:p>
-    <w:p>
-      <w:r>
-        <w:t>Now we name three milestones — T1, T2, and T3.</w:t>
-      </w:r>
-    </w:p>
-    <w:p>
-      <w:r>
-        <w:t>T1 is constitutional completeness: the immortality of result. A developing atom becomes a sentient unit — jeevan. Its standing changes from physicochemical to sentient before realisation, on what the texts call the delusional plane. In human living, delusion means mistaking the body for the self. In animal living, expression is limited by the bodily medium. The plane name should not turn that limitation into a human error or a psychiatric diagnosis.</w:t>
-      </w:r>
-    </w:p>
-    <w:p>
-      <w:r>
-        <w:t>T2 is activity completeness: restfulness of effort. Inner seeking settles into direct realisation and resolution. Status shifts toward awakened understanding.</w:t>
-      </w:r>
-    </w:p>
-    <w:p>
-      <w:r>
-        <w:t>T3 is conduct completeness: destination of motion. Understanding becomes authentic conduct — living proof.</w:t>
-      </w:r>
-    </w:p>
-    <w:p>
-      <w:r>
-        <w:t>Keep T2 and T3 apart. T2 is internal settlement. T3 is outer destination in conduct. And do not confuse T2’s restfulness with the ease of non-sentient natural complementarity.</w:t>
-      </w:r>
-    </w:p>
-    <w:p>
-      <w:r>
-        <w:t>T1 is completeness of an atom’s constitution. T2 and T3 are not further material stages; they name completeness of activity and conduct in the awakened sentient unit. In one line: the saturated realises the ground it is saturated in.</w:t>
-      </w:r>
-    </w:p>
-    <w:p>
-      <w:r>
-        <w:t xml:space="preserve">One naming point, since I have just used the words. Physicochemical, delusional, deific, divine — the band across the top of this slide — are what the texts call the four </w:t>
-      </w:r>
-      <w:r>
-        <w:rPr>
-          <w:b/>
-        </w:rPr>
-        <w:t>planes</w:t>
-      </w:r>
-      <w:r>
-        <w:t>. A plane is the developmental standing a thing has reached. It is not a kind of thing, and it is not the same as an order of nature. The next slide sorts that out properly.</w:t>
-      </w:r>
-    </w:p>
-    <w:p>
-      <w:pPr>
-        <w:pStyle w:val="Heading2"/>
-      </w:pPr>
-      <w:r>
-        <w:t>Primary-text background</w:t>
-      </w:r>
-    </w:p>
-    <w:p>
-      <w:r>
-        <w:t>“In the sentient atom: Conduct completeness is in the form of destination of motion. Activity completeness is in the form of restfulness of effort. Constitutional completeness (the jeevan atom) is in the form of immortality of result.” — SB, p. 58</w:t>
-      </w:r>
-    </w:p>
-    <w:p>
-      <w:r>
-        <w:t xml:space="preserve">Both MVD and SB use </w:t>
-      </w:r>
-      <w:r>
-        <w:rPr>
-          <w:i/>
-        </w:rPr>
-        <w:t>aacharan purnata</w:t>
-      </w:r>
-      <w:r>
-        <w:t xml:space="preserve"> for T3; </w:t>
-      </w:r>
-      <w:r>
-        <w:rPr>
-          <w:i/>
-        </w:rPr>
-        <w:t>vyavahar purnata</w:t>
-      </w:r>
-      <w:r>
-        <w:t xml:space="preserve"> appears in neither as the T3 term. Plane table: SB, p. 52. Human types by awakening: MVD, p. 160.</w:t>
-      </w:r>
-    </w:p>
-    <w:p>
-      <w:pPr>
-        <w:pStyle w:val="Heading2"/>
-      </w:pPr>
-      <w:r>
-        <w:t>Likely questions from the audience</w:t>
-      </w:r>
-    </w:p>
-    <w:p>
-      <w:r>
-        <w:rPr>
-          <w:b/>
-        </w:rPr>
-        <w:t>Q: Can a transition reverse?</w:t>
-      </w:r>
-    </w:p>
-    <w:p>
-      <w:r>
-        <w:t>T1 is explicitly irreversible at the atomic level (SB, p. 92). For T2/T3 the texts emphasise directional awakening progression rather than a doctrine of relapse.</w:t>
-      </w:r>
-    </w:p>
-    <w:p>
-      <w:r>
-        <w:rPr>
-          <w:b/>
-        </w:rPr>
-        <w:t>Q: What distinguishes deific from divine?</w:t>
-      </w:r>
-    </w:p>
-    <w:p>
-      <w:r>
-        <w:t xml:space="preserve">Deific ≈ T2 (understanding settled); divine ≈ T3 (understanding proven in living proof / </w:t>
-      </w:r>
-      <w:r>
-        <w:rPr>
-          <w:i/>
-        </w:rPr>
-        <w:t>pramanikta</w:t>
-      </w:r>
-      <w:r>
-        <w:t>).</w:t>
-      </w:r>
-    </w:p>
-    <w:p>
-      <w:pPr>
-        <w:pStyle w:val="Heading1"/>
-      </w:pPr>
-      <w:r>
-        <w:t>Slide 15</w:t>
-      </w:r>
-    </w:p>
-    <w:p>
-      <w:r>
-        <w:rPr>
-          <w:b/>
-          <w:sz w:val="36"/>
-        </w:rPr>
-        <w:t>One Drive, Four Vocabularies</w:t>
-      </w:r>
-    </w:p>
-    <w:p>
-      <w:pPr>
-        <w:pStyle w:val="Heading2"/>
-      </w:pPr>
-      <w:r>
-        <w:t>Delivering the slide</w:t>
-      </w:r>
-    </w:p>
-    <w:p>
-      <w:r>
-        <w:t>Let me consolidate, because this tradition uses four different vocabularies for what is fundamentally one thing, and mixing them up is the commonest way to get lost in it.</w:t>
-      </w:r>
-    </w:p>
-    <w:p>
-      <w:r>
-        <w:t>There is one drive: nature saturated in state-complete Omnipresence, oriented toward development and awakening until realisation. Everything on this table is a way of describing where something stands in that drive.</w:t>
-      </w:r>
-    </w:p>
-    <w:p>
-      <w:r>
-        <w:rPr>
-          <w:b/>
-        </w:rPr>
-        <w:t>Orders</w:t>
-      </w:r>
-      <w:r>
-        <w:t xml:space="preserve"> — material, bio, animal, knowledge — say what </w:t>
-      </w:r>
-      <w:r>
-        <w:rPr>
-          <w:i/>
-        </w:rPr>
-        <w:t>kind</w:t>
-      </w:r>
-      <w:r>
-        <w:t xml:space="preserve"> of thing a unit is: its organisation, its essential nature, its innateness. Four orders.</w:t>
-      </w:r>
-    </w:p>
-    <w:p>
-      <w:r>
-        <w:rPr>
-          <w:b/>
-        </w:rPr>
-        <w:t>Order and development</w:t>
-      </w:r>
-      <w:r>
-        <w:t xml:space="preserve"> are described by four terms: existential progression, way of existence, development progression, and awakening progression. The first names the definite order in which the orders become manifest; the second, the conformance by which each order keeps its conduct; the third, physicochemical and atomic development up to T1; the fourth, qualitative development inside a complete sentient unit toward T2 and T3.</w:t>
-      </w:r>
-    </w:p>
-    <w:p>
-      <w:r>
-        <w:rPr>
-          <w:b/>
-        </w:rPr>
-        <w:t>Planes</w:t>
-      </w:r>
-      <w:r>
-        <w:t xml:space="preserve"> — physicochemical, delusional, deific, divine — say how </w:t>
-      </w:r>
-      <w:r>
-        <w:rPr>
-          <w:i/>
-        </w:rPr>
-        <w:t>far</w:t>
-      </w:r>
-      <w:r>
-        <w:t xml:space="preserve"> something has come. These are the four we just saw across the top of the last slide. Before T1; T1 only; T2; T3.</w:t>
-      </w:r>
-    </w:p>
-    <w:p>
-      <w:r>
-        <w:rPr>
-          <w:b/>
-        </w:rPr>
-        <w:t>Human types</w:t>
-      </w:r>
-      <w:r>
-        <w:t xml:space="preserve"> — animalistic, demonic, humane or discerning, deific, divine — say how a human </w:t>
-      </w:r>
-      <w:r>
-        <w:rPr>
-          <w:i/>
-        </w:rPr>
-        <w:t>life is oriented</w:t>
-      </w:r>
-      <w:r>
-        <w:t>. Five of them, and they classify modes of consciousness and conduct. Not biological species. Not social classes. Not castes.</w:t>
-      </w:r>
-    </w:p>
-    <w:p>
-      <w:r>
-        <w:t>The one caution worth stating out loud: an order is not a plane. The knowledge order spans more than one plane — most human beings are in the knowledge order and on the delusional plane at the same time, and there is nothing insulting in that; it just means realisation has not happened yet. T1 separates physicochemical from sentient standing. T2 and T3 are completeness within an awakened sentient unit, and no fifth plane is added beyond them.</w:t>
-      </w:r>
-    </w:p>
-    <w:p>
-      <w:pPr>
-        <w:pStyle w:val="Heading2"/>
-      </w:pPr>
-      <w:r>
-        <w:t>Primary-text background</w:t>
-      </w:r>
-    </w:p>
-    <w:p>
-      <w:r>
-        <w:t>Study §§1.7, 1.11 (the completeness drive), §1.12.1 (terms for order and development), §1.12.2 (four planes, five human types), and the conceptual map's classification key.</w:t>
-      </w:r>
-    </w:p>
-    <w:p>
-      <w:r>
-        <w:t xml:space="preserve">The four terms for order and development are </w:t>
-      </w:r>
-      <w:r>
-        <w:rPr>
-          <w:i/>
-        </w:rPr>
-        <w:t>niyati-kram</w:t>
-      </w:r>
-      <w:r>
-        <w:t xml:space="preserve"> (existential progression), </w:t>
-      </w:r>
-      <w:r>
-        <w:rPr>
-          <w:i/>
-        </w:rPr>
-        <w:t>niyati-vidhi</w:t>
-      </w:r>
-      <w:r>
-        <w:t xml:space="preserve"> (way of existence), </w:t>
-      </w:r>
-      <w:r>
-        <w:rPr>
-          <w:i/>
-        </w:rPr>
-        <w:t>vikas-kram</w:t>
-      </w:r>
-      <w:r>
-        <w:t xml:space="preserve"> (development progression), and </w:t>
-      </w:r>
-      <w:r>
-        <w:rPr>
-          <w:i/>
-        </w:rPr>
-        <w:t>jagriti-kram</w:t>
-      </w:r>
-      <w:r>
-        <w:t xml:space="preserve"> (awakening progression): MVD, pp. 13–14; study §1.12.1.</w:t>
-      </w:r>
-    </w:p>
-    <w:p>
-      <w:r>
-        <w:t>The four planes are physicochemical, delusional, deific, and divine or complete: study §1.12.2. Order vs plane asymmetry: SB, p. 52 — two orders can share one plane; one order can span three planes.</w:t>
-      </w:r>
-    </w:p>
-    <w:p>
-      <w:r>
-        <w:t>The five human types are animalistic-human, demonic-human, humane or discerning human, deific-human, and divine-human: MVD, p. 160; study §1.12.2.</w:t>
-      </w:r>
-    </w:p>
-    <w:p>
-      <w:r>
-        <w:t>Note for the presenter: an earlier version of this slide had the plane and progression labels swapped, and listed a set of “planes” (substance, life, intellectual, experiential) that appears nowhere in the study — those are the four orders under another naming. It also ended the human-type list with “transcendental,” which is not a term in this corpus. The table now follows §1.12.1–§1.12.2 exactly. If you have delivered the old version, this is the correction to flag.</w:t>
-      </w:r>
-    </w:p>
-    <w:p>
-      <w:pPr>
-        <w:pStyle w:val="Heading2"/>
-      </w:pPr>
-      <w:r>
-        <w:t>Likely questions from the audience</w:t>
-      </w:r>
-    </w:p>
-    <w:p>
-      <w:r>
-        <w:rPr>
-          <w:b/>
-        </w:rPr>
-        <w:t>Q: Why keep four overlapping vocabularies at all?</w:t>
-      </w:r>
-    </w:p>
-    <w:p>
-      <w:r>
-        <w:t>Because collapsing them produces false equations — “animal order = delusional plane = incomplete atom” is the classic one, and every part of it is wrong. Each vocabulary answers a different question, and the drive they describe is single.</w:t>
-      </w:r>
-    </w:p>
-    <w:p>
-      <w:r>
-        <w:rPr>
-          <w:b/>
-        </w:rPr>
-        <w:t>Q: Where do the five human types sit?</w:t>
-      </w:r>
-    </w:p>
-    <w:p>
-      <w:r>
-        <w:t>They mark orientation within human living, distributed across planes (MVD, p. 160) — not a fifth ontology beside coexistence, and not a ranking of persons by birth.</w:t>
-      </w:r>
-    </w:p>
-    <w:p>
-      <w:r>
-        <w:rPr>
-          <w:b/>
-        </w:rPr>
-        <w:t>Q: Is the delusional plane an insult?</w:t>
-      </w:r>
-    </w:p>
-    <w:p>
-      <w:r>
-        <w:t>No, and it is worth saying so. It is the technical name for sentient standing before realisation: the body taken as the self. It names a condition that awakening addresses, not a defect of character. Note also that an animal's narrower expression is a limitation of its bodily medium, not the specifically human error of body-identification.</w:t>
-      </w:r>
-    </w:p>
-    <w:p>
-      <w:pPr>
-        <w:pStyle w:val="Heading1"/>
-      </w:pPr>
-      <w:r>
-        <w:t>Slide 16</w:t>
-      </w:r>
-    </w:p>
-    <w:p>
-      <w:r>
-        <w:rPr>
-          <w:b/>
-          <w:sz w:val="36"/>
-        </w:rPr>
-        <w:t>Sentience — The Constitutional Threshold</w:t>
-      </w:r>
-    </w:p>
-    <w:p>
-      <w:pPr>
-        <w:pStyle w:val="Heading2"/>
-      </w:pPr>
-      <w:r>
-        <w:t>Delivering the slide</w:t>
-      </w:r>
-    </w:p>
-    <w:p>
-      <w:r>
-        <w:t>This is the claimed sentience threshold. The technical transitions slide names it T1; here the audience-facing question is how the texts say sentience enters.</w:t>
-      </w:r>
-    </w:p>
-    <w:p>
-      <w:r>
-        <w:t>According to the primary texts, sentience appears when one developing atom reaches constitutional completeness — not through neural complexity, molecular size, or the material-to-biological order change.</w:t>
-      </w:r>
-    </w:p>
-    <w:p>
-      <w:r>
-        <w:t>The described process begins with particle exchange. Hungry atoms can incorporate particles; overfull or undigested atoms seek to expel them. Under suitable mutuality, a developing atom integrates the full count required by its constitution. When that requirement is satisfied, the constitution closes and particle count no longer increases or decreases.</w:t>
-      </w:r>
-    </w:p>
-    <w:p>
-      <w:r>
-        <w:t xml:space="preserve">The slide shows the before and after. Before sentience, the constitution remains open: particles are absorbed or expelled, molecular and weight bondage continue, and kind, capacity, and qualitative change track particle count. At the sentience threshold, all required particles are integrated. The count becomes fixed, molecular and weight bondage end, and qualitative activity continues. The texts classify that closed unit as sentient </w:t>
-      </w:r>
-      <w:r>
-        <w:rPr>
-          <w:i/>
-        </w:rPr>
-        <w:t>jeevan</w:t>
-      </w:r>
-      <w:r>
-        <w:t>.</w:t>
-      </w:r>
-    </w:p>
-    <w:p>
-      <w:r>
-        <w:t>That separation of qualitative from quantitative change is the stated criterion. MVD adds the visible signs of release from the molecular group, liberation from molecular- and weight-bondage, and establishment in hope-bondage.</w:t>
-      </w:r>
-    </w:p>
-    <w:p>
-      <w:r>
-        <w:t xml:space="preserve">The transition to sentience is therefore a claim of reclassification at atomic closure: one atom becomes </w:t>
-      </w:r>
-      <w:r>
-        <w:rPr>
-          <w:i/>
-        </w:rPr>
-        <w:t>jeevan</w:t>
-      </w:r>
-      <w:r>
-        <w:t>; a body does not become conscious by becoming more complex. The texts give a process and a criterion, but not an accepted physical measurement of this threshold or a causal explanation of why closure is sentience. We will return to that open bridge under method and evidence.</w:t>
-      </w:r>
-    </w:p>
-    <w:p>
-      <w:pPr>
-        <w:pStyle w:val="Heading2"/>
-      </w:pPr>
-      <w:r>
-        <w:t>Primary-text background</w:t>
-      </w:r>
-    </w:p>
-    <w:p>
-      <w:r>
-        <w:t>MVD, p. 91 (increased contraction-expansion, release from the molecular group, and the bondage shift). Closed particle constitution: SB, p. 55. Particle inclusion and expulsion as the route to completeness: SB, pp. 58, 71; KD 3.3. Qualitative change tied to quantitative change in matter, and the separation of the two at completeness: SB, p. 86 — this is the criterion stated in the script. Irreversibility: SB, p. 92. Not neural/molecular size: SB, p. 52.</w:t>
-      </w:r>
-    </w:p>
-    <w:p>
-      <w:r>
-        <w:t xml:space="preserve">Continuity beyond the body and later association with another body: study §§1.7.1, 1.9; JV as cited there. The study keeps this apart from general indestructibility (slide 7): constitutional completeness is MD's </w:t>
-      </w:r>
-      <w:r>
-        <w:rPr>
-          <w:i/>
-        </w:rPr>
-        <w:t>additional</w:t>
-      </w:r>
-      <w:r>
-        <w:t xml:space="preserve"> reason for identifying </w:t>
-      </w:r>
-      <w:r>
-        <w:rPr>
-          <w:i/>
-        </w:rPr>
-        <w:t>jeevan</w:t>
-      </w:r>
-      <w:r>
-        <w:t xml:space="preserve"> as a persistent individual, not a corollary of quantity conservation.</w:t>
-      </w:r>
-    </w:p>
-    <w:p>
-      <w:pPr>
-        <w:pStyle w:val="Heading2"/>
-      </w:pPr>
-      <w:r>
-        <w:t>Likely questions from the audience</w:t>
-      </w:r>
-    </w:p>
-    <w:p>
-      <w:r>
-        <w:rPr>
-          <w:b/>
-        </w:rPr>
-        <w:t>Q: Is the jeevan atom in the periodic table?</w:t>
-      </w:r>
-    </w:p>
-    <w:p>
-      <w:r>
-        <w:t xml:space="preserve">No — identifying </w:t>
-      </w:r>
-      <w:r>
-        <w:rPr>
-          <w:i/>
-        </w:rPr>
-        <w:t>gathanpurna parmanu</w:t>
-      </w:r>
-      <w:r>
-        <w:t xml:space="preserve"> with chemistry's elements is a category error (study).</w:t>
-      </w:r>
-    </w:p>
-    <w:p>
-      <w:r>
-        <w:rPr>
-          <w:b/>
-        </w:rPr>
-        <w:t>Q: Can science detect constitutional completeness?</w:t>
-      </w:r>
-    </w:p>
-    <w:p>
-      <w:r>
-        <w:t>Not presently — say so plainly (§6.2.1). Realisation and conduct are warrants within the darshan; public science needs operational criteria that do not yet exist.</w:t>
-      </w:r>
-    </w:p>
-    <w:p>
-      <w:r>
-        <w:rPr>
-          <w:b/>
-        </w:rPr>
-        <w:t>Q: Does the text explain why closure creates sentience?</w:t>
-      </w:r>
-    </w:p>
-    <w:p>
-      <w:r>
-        <w:t>It identifies closure with the sentient status and describes the before/after criteria. It does not derive sentience from a particle configuration in a way that supplies a contemporary causal model. Calling the sentience threshold a textual transition criterion is more accurate than calling it an empirically established mechanism.</w:t>
-      </w:r>
-    </w:p>
-    <w:p>
-      <w:r>
-        <w:rPr>
-          <w:b/>
-        </w:rPr>
-        <w:t>Q: Isn't this just panpsychism?</w:t>
-      </w:r>
-    </w:p>
-    <w:p>
-      <w:r>
-        <w:t xml:space="preserve">The views differ. Some forms of panpsychism attribute experience to fundamental physical entities; other versions locate it at a wider scale. MD assigns sentience to constitutionally complete atoms. Its pervasive </w:t>
-      </w:r>
-      <w:r>
-        <w:rPr>
-          <w:i/>
-        </w:rPr>
-        <w:t>satta</w:t>
-      </w:r>
-      <w:r>
-        <w:t xml:space="preserve"> is actionless, rather than a collection of minds.</w:t>
-      </w:r>
-    </w:p>
-    <w:p>
-      <w:pPr>
-        <w:pStyle w:val="Heading1"/>
-      </w:pPr>
-      <w:r>
-        <w:t>Slide 17</w:t>
-      </w:r>
-    </w:p>
-    <w:p>
-      <w:r>
-        <w:rPr>
-          <w:b/>
-          <w:sz w:val="36"/>
-        </w:rPr>
-        <w:t>Body and Jeevan: One Joint Form</w:t>
-      </w:r>
-    </w:p>
-    <w:p>
-      <w:pPr>
-        <w:pStyle w:val="Heading2"/>
-      </w:pPr>
-      <w:r>
-        <w:t>Delivering the slide</w:t>
-      </w:r>
-    </w:p>
-    <w:p>
-      <w:r>
-        <w:t>We now turn to human living — movement three.</w:t>
-      </w:r>
-    </w:p>
-    <w:p>
-      <w:r>
-        <w:t>Animal and human living is a joint form. The sentient unit brings the full set of faculties and activities. The body supplies the species-specific medium.</w:t>
-      </w:r>
-    </w:p>
-    <w:p>
-      <w:r>
-        <w:t>On one side: the body — living composition, sense organs, the brain (</w:t>
-      </w:r>
-      <w:r>
-        <w:rPr>
-          <w:i/>
-        </w:rPr>
-        <w:t>medhas</w:t>
-      </w:r>
-      <w:r>
-        <w:t>), physical expression; decomposable. The brain receives and translates signals; it is the medium, not the knower. On the other: the sentient unit — constitutionally complete; faculties inherent; continuing when the joint form ends.</w:t>
-      </w:r>
-    </w:p>
-    <w:p>
-      <w:r>
-        <w:t>Animal bodily development limits expression. The human medium can support the full range, while mistaking the body for the self can still misdirect evaluation.</w:t>
-      </w:r>
-    </w:p>
-    <w:p>
-      <w:r>
-        <w:t>The body gates expression. The sentient unit is seer, doer, and enjoyer through the body. Animal limitation belongs to the medium. Human mis-evaluation belongs to that confusion. The body does not produce sentience, and those two problems are not the same problem.</w:t>
-      </w:r>
-    </w:p>
-    <w:p>
-      <w:pPr>
-        <w:pStyle w:val="Heading2"/>
-      </w:pPr>
-      <w:r>
-        <w:t>Primary-text background</w:t>
-      </w:r>
-    </w:p>
-    <w:p>
-      <w:r>
-        <w:t>MVD pp. 13, 115, 288–289; SB pp. 91–92; JV PDF pp. 20, 55 (printed pp. 19, 54). “Jeevan continues to exist even after death as it does while driving a body.” — JV, PDF p. 20</w:t>
-      </w:r>
-    </w:p>
-    <w:p>
-      <w:pPr>
-        <w:pStyle w:val="Heading2"/>
-      </w:pPr>
-      <w:r>
-        <w:t>Likely questions from the audience</w:t>
-      </w:r>
-    </w:p>
-    <w:p>
-      <w:r>
-        <w:rPr>
-          <w:b/>
-        </w:rPr>
-        <w:t>Q: What is the relationship between jeevan and the brain?</w:t>
-      </w:r>
-    </w:p>
-    <w:p>
-      <w:r>
-        <w:t>The brain (</w:t>
-      </w:r>
-      <w:r>
-        <w:rPr>
-          <w:i/>
-        </w:rPr>
-        <w:t>medhas</w:t>
-      </w:r>
-      <w:r>
-        <w:t xml:space="preserve">) is a physical interface for expression within the joint form; the knower is always </w:t>
-      </w:r>
-      <w:r>
-        <w:rPr>
-          <w:i/>
-        </w:rPr>
-        <w:t>jeevan</w:t>
-      </w:r>
-      <w:r>
-        <w:t>. How this squares with physical causal closure is an open comparative question the study treats candidly.</w:t>
-      </w:r>
-    </w:p>
-    <w:p>
-      <w:r>
-        <w:rPr>
-          <w:b/>
-        </w:rPr>
-        <w:t>Q: Do animals have the same jeevan kind?</w:t>
-      </w:r>
-    </w:p>
-    <w:p>
-      <w:r>
-        <w:t>Same kind of constitutionally complete unit; different bodily medium and therefore different expressible range. Full awakening requires the human medium (MVD, p. 115; JV, pp. 79, 93).</w:t>
-      </w:r>
-    </w:p>
-    <w:p>
-      <w:pPr>
-        <w:pStyle w:val="Heading1"/>
-      </w:pPr>
-      <w:r>
-        <w:t>Slide 18</w:t>
-      </w:r>
-    </w:p>
-    <w:p>
-      <w:r>
-        <w:rPr>
-          <w:b/>
-          <w:sz w:val="36"/>
-        </w:rPr>
-        <w:t>Jeevan: Five Faculties, Ten Activities</w:t>
-      </w:r>
-    </w:p>
-    <w:p>
-      <w:pPr>
-        <w:pStyle w:val="Heading2"/>
-      </w:pPr>
-      <w:r>
-        <w:t>Delivering the slide</w:t>
-      </w:r>
-    </w:p>
-    <w:p>
-      <w:r>
-        <w:t>The sentient unit — jeevan — is a constitutionally complete atom.</w:t>
-      </w:r>
-    </w:p>
-    <w:p>
-      <w:r>
-        <w:t>Structurally, atma is the centre. Four faculties surround it: buddhi, chitta, vritti, and mun. The texts distinguish these faculties from their characteristic powers: evidence, resoluteness, desire, thought, and hope.</w:t>
-      </w:r>
-    </w:p>
-    <w:p>
-      <w:r>
-        <w:t>Each characteristic power has outward and inward activities. Mun selects and tastes; vritti analyses and deliberates; chitta visualises and contemplates, including direct apprehension; buddhi resolves and comprehends; atma evidences authenticity and realises. Tasting at mun has three orientations: sensory, value-based, and goal-based. Awakening changes which governs what is accepted. Projection expresses understanding through authenticity, resolve, visualisation, analysis, and selection into living conduct.</w:t>
-      </w:r>
-    </w:p>
-    <w:p>
-      <w:r>
-        <w:t>Here, reflection means pratyavartan, the inward activity of knowing. It differs from pratibimban, the imaging between units introduced on slides 8 and 9. Guidance can descend from the core self through the faculties, while sensory drive can press inward from the body. In awakening, cognisance regulates sensitivity.</w:t>
-      </w:r>
-    </w:p>
-    <w:p>
-      <w:r>
-        <w:t>All five faculties and ten activities belong to the sentient unit. Presence is not the same as expression or effective organisation. Animal bodies limit expression. Humans have the medium for the full range, yet under body-confusion only part of that range may be effectively organised.</w:t>
-      </w:r>
-    </w:p>
-    <w:p>
-      <w:r>
-        <w:t>Study brings understanding. Practice tests and stabilises it. Practice does not manufacture faculties that were missing.</w:t>
-      </w:r>
-    </w:p>
-    <w:p>
-      <w:pPr>
-        <w:pStyle w:val="Heading2"/>
-      </w:pPr>
-      <w:r>
-        <w:t>Primary-text background</w:t>
-      </w:r>
-    </w:p>
-    <w:p>
-      <w:r>
-        <w:t>MVD, p. 78; JV, p. 92; MVD, pp. 13, 82–83, 93, 126, 207–208, 278–279, 286–287. Faculties, characteristic powers, and their paired activities: SB p. 63. Atma's characteristic power, evidence (</w:t>
-      </w:r>
-      <w:r>
-        <w:rPr>
-          <w:i/>
-        </w:rPr>
-        <w:t>praman</w:t>
-      </w:r>
-      <w:r>
-        <w:t>), is distinguished from authenticity (</w:t>
-      </w:r>
-      <w:r>
-        <w:rPr>
-          <w:i/>
-        </w:rPr>
-        <w:t>pramanikta</w:t>
-      </w:r>
-      <w:r>
-        <w:t xml:space="preserve">) as its projection activity. At the activity level, </w:t>
-      </w:r>
-      <w:r>
-        <w:rPr>
-          <w:i/>
-        </w:rPr>
-        <w:t>bal</w:t>
-      </w:r>
-      <w:r>
-        <w:t xml:space="preserve"> names state and </w:t>
-      </w:r>
-      <w:r>
-        <w:rPr>
-          <w:i/>
-        </w:rPr>
-        <w:t>shakti</w:t>
-      </w:r>
-      <w:r>
-        <w:t xml:space="preserve"> motion; KD §3.8, printed p. 84 supplies the orientation, which the AVD English appendix headings reverse. Body mistaken for self: SB, pp. 91–92; JV, p. 93. The study renders </w:t>
-      </w:r>
-      <w:r>
-        <w:rPr>
-          <w:i/>
-        </w:rPr>
-        <w:t>bodh</w:t>
-      </w:r>
-      <w:r>
-        <w:t xml:space="preserve"> as comprehension and </w:t>
-      </w:r>
-      <w:r>
-        <w:rPr>
-          <w:i/>
-        </w:rPr>
-        <w:t>sakshatkar</w:t>
-      </w:r>
-      <w:r>
-        <w:t xml:space="preserve"> as direct apprehension. Tasting forms: PS pp. 40–41; Axiology §1.2.</w:t>
-      </w:r>
-    </w:p>
-    <w:p>
-      <w:r>
-        <w:t>The koshas in MVD pp. 49–50 describe manifestations across the orders: annamaya/pranamaya already in material nature, manomaya in pranic nature, anandamaya in animal and deluded human living, and vigyanmaya in awakened human living. They are distinct from these five faculties and from the four planes (study §1.6).</w:t>
-      </w:r>
-    </w:p>
-    <w:p>
-      <w:pPr>
-        <w:pStyle w:val="Heading2"/>
-      </w:pPr>
-      <w:r>
-        <w:t>Likely questions from the audience</w:t>
-      </w:r>
-    </w:p>
-    <w:p>
-      <w:r>
-        <w:rPr>
-          <w:b/>
-        </w:rPr>
-        <w:t>Q: Is atma the same as Vedanta's Atman?</w:t>
-      </w:r>
-    </w:p>
-    <w:p>
-      <w:r>
-        <w:t xml:space="preserve">They rhyme but differ: Advaita's Atman is ultimately identical with one Brahman; MD's </w:t>
-      </w:r>
-      <w:r>
-        <w:rPr>
-          <w:i/>
-        </w:rPr>
-        <w:t>atma</w:t>
-      </w:r>
-      <w:r>
-        <w:t xml:space="preserve"> is the nucleus of one among countless permanently distinct </w:t>
-      </w:r>
-      <w:r>
-        <w:rPr>
-          <w:i/>
-        </w:rPr>
-        <w:t>jeevan</w:t>
-      </w:r>
-      <w:r>
-        <w:t xml:space="preserve"> units.</w:t>
-      </w:r>
-    </w:p>
-    <w:p>
-      <w:r>
-        <w:rPr>
-          <w:b/>
-        </w:rPr>
-        <w:t>Q: What does ‘jeevan does not sleep’ mean?</w:t>
-      </w:r>
-    </w:p>
-    <w:p>
-      <w:r>
-        <w:t xml:space="preserve">Sleep belongs to the body; </w:t>
-      </w:r>
-      <w:r>
-        <w:rPr>
-          <w:i/>
-        </w:rPr>
-        <w:t>jeevan</w:t>
-      </w:r>
-      <w:r>
-        <w:t xml:space="preserve">'s activities continue. Values and evaluation are </w:t>
-      </w:r>
-      <w:r>
-        <w:rPr>
-          <w:i/>
-        </w:rPr>
-        <w:t>jeevan</w:t>
-      </w:r>
-      <w:r>
-        <w:t>'s practical purpose.</w:t>
-      </w:r>
-    </w:p>
-    <w:p>
-      <w:pPr>
-        <w:pStyle w:val="Heading1"/>
-      </w:pPr>
-      <w:r>
-        <w:t>Slide 19</w:t>
-      </w:r>
-    </w:p>
-    <w:p>
-      <w:r>
-        <w:rPr>
-          <w:b/>
-          <w:sz w:val="36"/>
-        </w:rPr>
-        <w:t>Four Harmonies Within Jeevan</w:t>
-      </w:r>
-    </w:p>
-    <w:p>
-      <w:pPr>
-        <w:pStyle w:val="Heading2"/>
-      </w:pPr>
-      <w:r>
-        <w:t>Delivering the slide</w:t>
-      </w:r>
-    </w:p>
-    <w:p>
-      <w:r>
-        <w:t>Happiness, peace, contentment, and bliss are not passing moods, and they are not a fourth milestone after T1, T2, and T3.</w:t>
-      </w:r>
-    </w:p>
-    <w:p>
-      <w:r>
-        <w:t>They name harmonies within the sentient unit. Happiness: harmony of hope and thought. Peace: thought and desire. Contentment: desire and resolve. Bliss: resolve and the core self.</w:t>
-      </w:r>
-    </w:p>
-    <w:p>
-      <w:r>
-        <w:t>These four harmonies belong to the knowledge-order account of awakening. Animal living expresses hope to live through its bodily medium. We should therefore keep animal sensory satisfaction distinct from the human development of these harmonies. Within the human account, bliss is borne at buddhi through harmony with atma. Realisation at atma is named ultimate bliss, or paramanand, whose effect reaches the remaining faculties.</w:t>
-      </w:r>
-    </w:p>
-    <w:p>
-      <w:r>
-        <w:t>Their fulfilment is cumulative: resolution; resolution with prosperity; these with fearlessness; and all three in coexistence. Each fuller fulfilment retains the preceding content. These are principal correspondences within one life, not separate compartments or a promise that acquiring goods automatically produces peace.</w:t>
-      </w:r>
-    </w:p>
-    <w:p>
-      <w:r>
-        <w:t>The living cycle is: reflection feeds projection, and projection feeds deeper reflection — that is what living means here. Continuous happiness is harmony evidenced in resolved living, not a sensory spike.</w:t>
-      </w:r>
-    </w:p>
-    <w:p>
-      <w:r>
-        <w:t>The next two slides examine how understanding comes to guide evaluation, work, and relationships.</w:t>
-      </w:r>
-    </w:p>
-    <w:p>
-      <w:pPr>
-        <w:pStyle w:val="Heading2"/>
-      </w:pPr>
-      <w:r>
-        <w:t>Primary-text background</w:t>
-      </w:r>
-    </w:p>
-    <w:p>
-      <w:r>
-        <w:t>JV, PDF p. 138 (four harmonies), PDF p. 61 (experienced values and their evidence). KD §3.12, printed p. 112 gives cumulative fulfilment; pp. 110–113 develops projection–reflection. SB pairs values with practical routes through justice, orderliness, and realisation. MVD, p. 77 (channelling energies toward awakening).</w:t>
-      </w:r>
-    </w:p>
-    <w:p>
-      <w:r>
-        <w:t>Study §1.9 locates happiness at mun, peace at vritti, contentment at chitta, and bliss at buddhi, each through harmony with the inward faculty. MVD pp. 100–101 distinguishes ultimate bliss at realised atma; MVD pp. 328–346 enumerates the faculty activities. The knowledge-order ladder should not be extended to animals merely from the presence of the same faculties.</w:t>
-      </w:r>
-    </w:p>
-    <w:p>
-      <w:pPr>
-        <w:pStyle w:val="Heading2"/>
-      </w:pPr>
-      <w:r>
-        <w:t>Likely questions from the audience</w:t>
-      </w:r>
-    </w:p>
-    <w:p>
-      <w:r>
-        <w:rPr>
-          <w:b/>
-        </w:rPr>
-        <w:t>Q: Are these only for the fully awakened?</w:t>
-      </w:r>
-    </w:p>
-    <w:p>
-      <w:r>
-        <w:t>They register progressively — milestones of awakening, not a distant prize (JV, p. 61).</w:t>
-      </w:r>
-    </w:p>
-    <w:p>
-      <w:r>
-        <w:rPr>
-          <w:b/>
-        </w:rPr>
-        <w:t>Q: Why can't sensory pleasure provide continuous happiness?</w:t>
-      </w:r>
-    </w:p>
-    <w:p>
-      <w:r>
-        <w:t xml:space="preserve">Comforts and accumulation aim at happiness but carry momentariness and fragility (AVD). Continuity is harmony within </w:t>
-      </w:r>
-      <w:r>
-        <w:rPr>
-          <w:i/>
-        </w:rPr>
-        <w:t>jeevan</w:t>
-      </w:r>
-      <w:r>
-        <w:t>.</w:t>
-      </w:r>
-    </w:p>
-    <w:p>
-      <w:pPr>
-        <w:pStyle w:val="Heading1"/>
-      </w:pPr>
-      <w:r>
-        <w:t>Slide 20</w:t>
-      </w:r>
-    </w:p>
-    <w:p>
-      <w:r>
-        <w:rPr>
-          <w:b/>
-          <w:sz w:val="36"/>
-        </w:rPr>
-        <w:t>What Makes Me Happy?</w:t>
-      </w:r>
-    </w:p>
-    <w:p>
-      <w:pPr>
-        <w:pStyle w:val="Heading2"/>
-      </w:pPr>
-      <w:r>
-        <w:t>Delivering the slide</w:t>
-      </w:r>
-    </w:p>
-    <w:p>
-      <w:r>
-        <w:t>Every sentient unit bears the same five faculties and the same ten activities. What differs is the medium and what the unit does with it.</w:t>
-      </w:r>
-    </w:p>
-    <w:p>
-      <w:r>
-        <w:t>Take the animal case first. An animal jeevan has all five faculties, but its bodily medium limits their expression. Its dharma is hope to live, expressed through sensory selection under species-conformance. The human medium supports the full range of activity and the possibility of awakening.</w:t>
-      </w:r>
-    </w:p>
-    <w:p>
-      <w:r>
-        <w:t xml:space="preserve">Now the human case. The human body </w:t>
-      </w:r>
-      <w:r>
-        <w:rPr>
-          <w:i/>
-        </w:rPr>
-        <w:t>can</w:t>
-      </w:r>
-      <w:r>
-        <w:t xml:space="preserve"> express all ten activities — that is what the developed nervous system is for. And yet, by default, human </w:t>
-      </w:r>
-      <w:r>
-        <w:rPr>
-          <w:i/>
-        </w:rPr>
-        <w:t>jeevan</w:t>
-      </w:r>
-      <w:r>
-        <w:t xml:space="preserve"> goes on evaluating by exactly the same sensory criteria the animal used. The equipment changed; the habit did not. That is the fork this slide names, and it answers one practical question — what makes me happy?</w:t>
-      </w:r>
-    </w:p>
-    <w:p>
-      <w:r>
-        <w:t>Under confusion, the body is mistaken for the self. Selection and evaluation organise around pleasure, health, and profit.</w:t>
-      </w:r>
-    </w:p>
-    <w:p>
-      <w:r>
-        <w:t>Under awakening, clear knowing regulates sensory life. Knowing and believing guide recognition and fulfilment toward justice, innateness, truth, and coexistence.</w:t>
-      </w:r>
-    </w:p>
-    <w:p>
-      <w:r>
-        <w:t>No faculty is missing, and sensation is not rejected. Confusion lets sensory criteria rule; awakening balances sensation with understanding, so understanding guides conduct.</w:t>
-      </w:r>
-    </w:p>
-    <w:p>
-      <w:r>
-        <w:t>When the same fork is resolved in a person and sustained across a tradition, it shows as resolution, prosperity, fearlessness, and coexistence.</w:t>
-      </w:r>
-    </w:p>
-    <w:p>
-      <w:r>
-        <w:t>Awakening requires more than preferring the right things or having an insight that does not guide conduct. The next slide explains how understanding becomes effective in living.</w:t>
-      </w:r>
-    </w:p>
-    <w:p>
-      <w:pPr>
-        <w:pStyle w:val="Heading2"/>
-      </w:pPr>
-      <w:r>
-        <w:t>Primary-text background</w:t>
-      </w:r>
-    </w:p>
-    <w:p>
-      <w:r>
-        <w:t>SB, p. 64 (cognisance–sensitivity balance); JV, pp. 73–74, 92–94 (four-and-a-half activities); MVD, pp. 274–275; study §§1.8–1.9, 1.13, 1.15.</w:t>
-      </w:r>
-    </w:p>
-    <w:p>
-      <w:r>
-        <w:t xml:space="preserve">The animal case: hope to live is the animal-order </w:t>
-      </w:r>
-      <w:r>
-        <w:rPr>
-          <w:i/>
-        </w:rPr>
-        <w:t>dharma</w:t>
-      </w:r>
-      <w:r>
-        <w:t xml:space="preserve">, expressed through </w:t>
-      </w:r>
-      <w:r>
-        <w:rPr>
-          <w:i/>
-        </w:rPr>
-        <w:t>mun</w:t>
-      </w:r>
-      <w:r>
-        <w:t>; the animal body provides for hope-bound, species-conformant expression without providing for the complete evidence of understanding (study §§1.6, 1.8). The four-and-a-half activities organised around bodily sensitivity in deluded human living: study §1.8; JV, pp. 73–74, 92–94.</w:t>
-      </w:r>
-    </w:p>
-    <w:p>
-      <w:pPr>
-        <w:pStyle w:val="Heading2"/>
-      </w:pPr>
-      <w:r>
-        <w:t>Likely questions from the audience</w:t>
-      </w:r>
-    </w:p>
-    <w:p>
-      <w:r>
-        <w:rPr>
-          <w:b/>
-        </w:rPr>
-        <w:t>Q: Is delusion moral blame?</w:t>
-      </w:r>
-    </w:p>
-    <w:p>
-      <w:r>
-        <w:t>It is a developmental and evaluative condition — body mistaken for self — not an insult. The remedy path is study, practice, and realisation, not shaming.</w:t>
-      </w:r>
-    </w:p>
-    <w:p>
-      <w:r>
-        <w:rPr>
-          <w:b/>
-        </w:rPr>
-        <w:t>Q: Can someone be partly awake?</w:t>
-      </w:r>
-    </w:p>
-    <w:p>
-      <w:r>
-        <w:t>Awakening progression is graded (planes and human types). The slide's fork names the organising refuge, not a binary personality test.</w:t>
-      </w:r>
-    </w:p>
-    <w:p>
-      <w:pPr>
-        <w:pStyle w:val="Heading1"/>
-      </w:pPr>
-      <w:r>
-        <w:t>Slide 21</w:t>
-      </w:r>
-    </w:p>
-    <w:p>
-      <w:r>
-        <w:rPr>
-          <w:b/>
-          <w:sz w:val="36"/>
-        </w:rPr>
-        <w:t>The Structure of Karma</w:t>
-      </w:r>
-    </w:p>
-    <w:p>
-      <w:pPr>
-        <w:pStyle w:val="Heading2"/>
-      </w:pPr>
-      <w:r>
-        <w:t>Delivering the slide</w:t>
-      </w:r>
-    </w:p>
-    <w:p>
-      <w:r>
-        <w:t>So: peace, contentment, bliss. How does a person actually get them?</w:t>
-      </w:r>
-    </w:p>
-    <w:p>
-      <w:r>
-        <w:t xml:space="preserve">Let me put the shape of the answer first, because it is the hinge of this whole movement. Below the human order, fulfilment is definite — it needs no deciding. A molecule does not choose. A plant does not deliberate. Even the animal, which has a complete sentient unit, is carried by species-conformance to the fulfilment available through its body. Nothing there has to be </w:t>
-      </w:r>
-      <w:r>
-        <w:rPr>
-          <w:i/>
-        </w:rPr>
-        <w:t>worked out</w:t>
-      </w:r>
-      <w:r>
-        <w:t>.</w:t>
-      </w:r>
-    </w:p>
-    <w:p>
-      <w:r>
-        <w:t xml:space="preserve">The human order is the one place where complementarity has to be fulfilled </w:t>
-      </w:r>
-      <w:r>
-        <w:rPr>
-          <w:i/>
-        </w:rPr>
-        <w:t>knowingly</w:t>
-      </w:r>
-      <w:r>
-        <w:t xml:space="preserve"> — where the higher harmonies are on offer and nothing delivers them automatically. Study introduces the account; understanding must become coherent activity. Knowing is itself an activity of jeevan, and its authenticity is evidenced in work and behaviour. Book knowledge alone does not establish that completed coherence.</w:t>
-      </w:r>
-    </w:p>
-    <w:p>
-      <w:r>
-        <w:t>Understanding is evidenced as relationships are fulfilled. We study, practise, evaluate the result, and bring work and behaviour into alignment with what we understand. The harmony within jeevan and its evidence in living belong together.</w:t>
-      </w:r>
-    </w:p>
-    <w:p>
-      <w:r>
-        <w:t xml:space="preserve">That is why the text bothers with the anatomy of action at all. </w:t>
-      </w:r>
-      <w:r>
-        <w:rPr>
-          <w:i/>
-        </w:rPr>
-        <w:t>Kriyā</w:t>
-      </w:r>
-      <w:r>
-        <w:t xml:space="preserve"> names activity throughout nature; it is not thereby </w:t>
-      </w:r>
-      <w:r>
-        <w:rPr>
-          <w:i/>
-        </w:rPr>
-        <w:t>karma</w:t>
-      </w:r>
-      <w:r>
-        <w:t xml:space="preserve">. Human activity joined to aspiration has five limbs: doer, cause, objective, result, and effect. Effect means the act's reach or consequence — not a separate ledger of destiny. Desire is the aspiration; karma is the doing, activity together with aspiration; result is the fruit. And the text's own criterion: desire, doing, and result must </w:t>
-      </w:r>
-      <w:r>
-        <w:rPr>
-          <w:i/>
-        </w:rPr>
-        <w:t>balance</w:t>
-      </w:r>
-      <w:r>
-        <w:t xml:space="preserve"> for the desire to be truly accomplished. Wanting without doing is not accomplishment. Doing that misses the result is not accomplishment either.</w:t>
-      </w:r>
-    </w:p>
-    <w:p>
-      <w:r>
-        <w:t>The intended result is accomplished through doing. Understanding guides that doing, and its authenticity is evidenced in conduct that fulfils relationships.</w:t>
-      </w:r>
-    </w:p>
-    <w:p>
-      <w:r>
-        <w:t>Hold this beside the earlier triad of effort, motion, and result. This is the desire-laden human framing of the same activity ontology. The next slides show how desire and doing get reorganised under justice, innateness, and truth.</w:t>
-      </w:r>
-    </w:p>
-    <w:p>
-      <w:pPr>
-        <w:pStyle w:val="Heading2"/>
-      </w:pPr>
-      <w:r>
-        <w:t>Primary-text background</w:t>
-      </w:r>
-    </w:p>
-    <w:p>
-      <w:r>
-        <w:t>“Activity together with aspiration is karma itself … it is the balance of desire, karma, and result that is the accomplishment of the desire.” — KD Ch. 1, pp. 1–2</w:t>
-      </w:r>
-    </w:p>
-    <w:p>
-      <w:r>
-        <w:t xml:space="preserve">Five limbs as on the slide. Relate to effort–motion–result (slide 12) without collapsing the vocabularies — </w:t>
-      </w:r>
-      <w:r>
-        <w:rPr>
-          <w:i/>
-        </w:rPr>
-        <w:t>kriyā</w:t>
-      </w:r>
-      <w:r>
-        <w:t xml:space="preserve"> names activity throughout nature, while karma names human activity together with aspiration.</w:t>
-      </w:r>
-    </w:p>
-    <w:p>
-      <w:r>
-        <w:t xml:space="preserve">Why this slide sits here: the four harmonies are </w:t>
-      </w:r>
-      <w:r>
-        <w:rPr>
-          <w:i/>
-        </w:rPr>
-        <w:t>jeevan</w:t>
-      </w:r>
-      <w:r>
-        <w:t xml:space="preserve"> values (study §1.9), and the study is explicit that they correspond to widening fields of </w:t>
-      </w:r>
-      <w:r>
-        <w:rPr>
-          <w:i/>
-        </w:rPr>
-        <w:t>evidence</w:t>
-      </w:r>
-      <w:r>
-        <w:t xml:space="preserve"> — resolution in the person, peace tested in family prosperity, contentment in fearless social participation, bliss in the living and communicating of coexistence. Evidence requires projection, and projection is conduct. Hence KD's insistence that book knowledge is not the completion of the process: “Study, practice, work, behaviour, result, and purpose must become coherent” (study §1.9). Definite fulfilment below the human order: study §§1.13.1, 1.6.1 — recognition and fulfilment are definite according to structural, seed, and species conformance.</w:t>
-      </w:r>
-    </w:p>
-    <w:p>
-      <w:r>
-        <w:t>Also relevant: “Living proof requires understanding to become conduct; insight that does not regulate action has not completed the projection–reflection cycle” (study §1.10).</w:t>
-      </w:r>
-    </w:p>
-    <w:p>
-      <w:pPr>
-        <w:pStyle w:val="Heading2"/>
-      </w:pPr>
-      <w:r>
-        <w:t>Likely questions from the audience</w:t>
-      </w:r>
-    </w:p>
-    <w:p>
-      <w:r>
-        <w:rPr>
-          <w:b/>
-        </w:rPr>
-        <w:t>Q: Is this karmic cosmology with rebirth accounting?</w:t>
-      </w:r>
-    </w:p>
-    <w:p>
-      <w:r>
-        <w:t>KD here analyses the structure of intentional activity. Post-body continuity is argued from T1 elsewhere; do not smuggle a popular karma-punishment story into this slide.</w:t>
-      </w:r>
-    </w:p>
-    <w:p>
-      <w:r>
-        <w:rPr>
-          <w:b/>
-        </w:rPr>
-        <w:t>Q: How does this relate to effort–motion–result?</w:t>
-      </w:r>
-    </w:p>
-    <w:p>
-      <w:r>
-        <w:t>Same underlying activity ontology; karma names human activity-with-aspiration and its fruit in the desire register. Keep the five limbs available for Q&amp;A on responsibility and result.</w:t>
-      </w:r>
-    </w:p>
-    <w:p>
-      <w:r>
-        <w:rPr>
-          <w:b/>
-        </w:rPr>
-        <w:t>Q: If action is what matters, why spend so long on the ontology?</w:t>
-      </w:r>
-    </w:p>
-    <w:p>
-      <w:r>
-        <w:t>Because action without truthful understanding reproduces the confusion it came from — the study's phrase is that projection without truthful understanding can reproduce delusion (§1.11.2). The claim is not that study is unnecessary. It is that study is half. Reflection without projection remains unevidenced; projection without reflection goes wrong.</w:t>
-      </w:r>
-    </w:p>
-    <w:p>
-      <w:r>
-        <w:rPr>
-          <w:b/>
-        </w:rPr>
-        <w:t>Q: Can't I just be a good person without any of this?</w:t>
-      </w:r>
-    </w:p>
-    <w:p>
-      <w:r>
-        <w:t>Good conduct is valuable, but conduct completeness means the individual's continuous expression of realised understanding. MVD pp. 15–16 distinguishes completeness in an individual from completeness in society. A person's humane participation helps establish and transmit an awakened tradition; it does not require an already completed universal society. The claim is assessed through understanding, fulfilled relationships and continuity of conduct (§1.11.2, §1.15).</w:t>
-      </w:r>
-    </w:p>
-    <w:p>
-      <w:pPr>
-        <w:pStyle w:val="Heading1"/>
-      </w:pPr>
-      <w:r>
-        <w:t>Slide 22</w:t>
-      </w:r>
-    </w:p>
-    <w:p>
-      <w:r>
-        <w:rPr>
-          <w:b/>
-          <w:sz w:val="36"/>
-        </w:rPr>
-        <w:t>The Regulation Endowment</w:t>
-      </w:r>
-    </w:p>
-    <w:p>
-      <w:pPr>
-        <w:pStyle w:val="Heading2"/>
-      </w:pPr>
-      <w:r>
-        <w:t>Delivering the slide</w:t>
-      </w:r>
-    </w:p>
-    <w:p>
-      <w:r>
-        <w:t>This slide explains the name Madhyasth — and it cashes a cheque I wrote back on slide 6.</w:t>
-      </w:r>
-    </w:p>
-    <w:p>
-      <w:r>
-        <w:t>Remember the third of the three terms: surrounded. Regulation is what surroundedness establishes. Because the formless reality stands between units, each is held at a definite distance from the others. Orderliness is self-regulation inherent in saturated units — not dispensed by a cosmic governor. That mediative regulation, which regulates and conserves every unit, gives the darshan its name.</w:t>
-      </w:r>
-    </w:p>
-    <w:p>
-      <w:r>
-        <w:t>The account works at three levels, and it is worth naming them: Omnipresence is the sustaining condition; within an atom, the nucleus is the mediative organisation that regulates generative and degenerative activity and conserves relative powers; and at larger scales, order-specific conformance is the definite conduct you can actually observe.</w:t>
-      </w:r>
-    </w:p>
-    <w:p>
-      <w:r>
-        <w:t xml:space="preserve">Conformance has order-specific modes. Material: structural or result conformance. Bio: seed-conformance. Animal: species-conformance, inherited from gestation. Human: </w:t>
-      </w:r>
-      <w:r>
-        <w:rPr>
-          <w:i/>
-        </w:rPr>
-        <w:t>sanskar</w:t>
-      </w:r>
-      <w:r>
-        <w:t>-conformance — conduct follows acquired acceptances and dispositions. These can express delusion or awakened understanding. That is why education and tradition matter: they can reproduce confusion or support awakening.</w:t>
-      </w:r>
-    </w:p>
-    <w:p>
-      <w:r>
-        <w:t>Material, bio, and animal regulation is definite. An animal body’s expressive limits do not introduce evaluative error. In human living, the sentient unit can judge wrongly when it mistakes the body for the self. Awakening aligns evaluation with coexistence. That is why justice becomes necessary at the human order.</w:t>
-      </w:r>
-    </w:p>
-    <w:p>
-      <w:pPr>
-        <w:pStyle w:val="Heading2"/>
-      </w:pPr>
-      <w:r>
-        <w:t>Primary-text background</w:t>
-      </w:r>
-    </w:p>
-    <w:p>
-      <w:r>
-        <w:t>“Regulation itself becomes clear in the form of law…” — SB, p. 57</w:t>
-      </w:r>
-    </w:p>
-    <w:p>
-      <w:r>
-        <w:t>“Omnipotence is mediative, therefore the nature saturated in it is regulated and conserved…” — MVD, p. 26</w:t>
-      </w:r>
-    </w:p>
-    <w:p>
-      <w:r>
-        <w:t>Surroundedness as the specific ground of regulation: “This very surroundedness itself clarifies the regulation of every unit, because every unit … remains regulated within a definite distance from one another, which itself is formless existence.” — SB, p. 79</w:t>
-      </w:r>
-    </w:p>
-    <w:p>
-      <w:r>
-        <w:t xml:space="preserve">Human conformance is </w:t>
-      </w:r>
-      <w:r>
-        <w:rPr>
-          <w:i/>
-        </w:rPr>
-        <w:t>sanskar</w:t>
-      </w:r>
-      <w:r>
-        <w:t xml:space="preserve">-conformance in the study's table (§1.6.1); human bodily composition remains species-conformant, but human conduct is principally </w:t>
-      </w:r>
-      <w:r>
-        <w:rPr>
-          <w:i/>
-        </w:rPr>
-        <w:t>jeevan</w:t>
-      </w:r>
-      <w:r>
-        <w:t xml:space="preserve">-based and </w:t>
-      </w:r>
-      <w:r>
-        <w:rPr>
-          <w:i/>
-        </w:rPr>
-        <w:t>sanskar</w:t>
-      </w:r>
-      <w:r>
-        <w:t>-conformant. The three levels of the account — sustaining condition, mediative nucleus, order-specific conformance — are set out in §1.6.1.</w:t>
-      </w:r>
-    </w:p>
-    <w:p>
-      <w:r>
-        <w:t>KD, p. 14 (law across family, nation, world). Justice definition reserved for next slides: MVD, p. 311.</w:t>
-      </w:r>
-    </w:p>
-    <w:p>
-      <w:pPr>
-        <w:pStyle w:val="Heading2"/>
-      </w:pPr>
-      <w:r>
-        <w:t>Likely questions from the audience</w:t>
-      </w:r>
-    </w:p>
-    <w:p>
-      <w:r>
-        <w:rPr>
-          <w:b/>
-        </w:rPr>
-        <w:t>Q: If there's no cosmic enforcer, why do units obey law?</w:t>
-      </w:r>
-    </w:p>
-    <w:p>
-      <w:r>
-        <w:t>Law is the form regulation takes in saturated units — provisioned from within. Below the human order, conformance cannot fail; at the human order it must be achieved.</w:t>
-      </w:r>
-    </w:p>
-    <w:p>
-      <w:r>
-        <w:rPr>
-          <w:b/>
-        </w:rPr>
-        <w:t>Q: Is animal limitation the same as human error?</w:t>
-      </w:r>
-    </w:p>
-    <w:p>
-      <w:r>
-        <w:t>No — animals have definite fulfilment with limited expression; humans can mis-evaluate under body-delusion. That is why justice becomes necessary at the knowledge order.</w:t>
-      </w:r>
-    </w:p>
-    <w:p>
-      <w:pPr>
-        <w:pStyle w:val="Heading1"/>
-      </w:pPr>
-      <w:r>
-        <w:t>Slide 23</w:t>
-      </w:r>
-    </w:p>
-    <w:p>
-      <w:r>
-        <w:rPr>
-          <w:b/>
-          <w:sz w:val="36"/>
-        </w:rPr>
-        <w:t>Six Evaluative Perspectives</w:t>
-      </w:r>
-    </w:p>
-    <w:p>
-      <w:pPr>
-        <w:pStyle w:val="Heading2"/>
-      </w:pPr>
-      <w:r>
-        <w:t>Delivering the slide</w:t>
-      </w:r>
-    </w:p>
-    <w:p>
-      <w:r>
-        <w:t>Human evaluation widens across six perspectives: pleasant, healthy, profit, justice, innateness or dharma as an evaluative lens, and truth. They move from sensation, body, and gain to relationship, orderliness, and coexistence.</w:t>
-      </w:r>
-    </w:p>
-    <w:p>
-      <w:r>
-        <w:t>Justice is both one of the six and the principle of fulfilled relationship. Dharma here means fitting the wider pattern — discipline in thought, not only outer conduct. Truth means alignment with the whole, grounded in realisation, not in liking or gain.</w:t>
-      </w:r>
-    </w:p>
-    <w:p>
-      <w:r>
-        <w:t>The graduated chain is: rule itself is justice; justice itself is dharma; dharma itself is truth; truth itself is coexistence.</w:t>
-      </w:r>
-    </w:p>
-    <w:p>
-      <w:r>
-        <w:t>Pleasure, health, and profit are not condemned. They remain legitimate in their domain. Awakening changes the organising refuge: they are subordinated under justice, dharma, and truth — not abandoned.</w:t>
-      </w:r>
-    </w:p>
-    <w:p>
-      <w:r>
-        <w:t>Keep this distinct from unit-innateness earlier. One word, two levels: what a unit cannot be separated from, versus how we evaluate thought and resolution.</w:t>
-      </w:r>
-    </w:p>
-    <w:p>
-      <w:pPr>
-        <w:pStyle w:val="Heading2"/>
-      </w:pPr>
-      <w:r>
-        <w:t>Primary-text background</w:t>
-      </w:r>
-    </w:p>
-    <w:p>
-      <w:r>
-        <w:t xml:space="preserve">KD, pp. 10, 13, 60, 86; study §§1.13.2–1.13.3. MVD, p. 67 (six perspectives); MVD, p. 137 (justice regulates behaviour, </w:t>
-      </w:r>
-      <w:r>
-        <w:rPr>
-          <w:i/>
-        </w:rPr>
-        <w:t>dharma</w:t>
-      </w:r>
-      <w:r>
-        <w:t xml:space="preserve"> disciplines thought, realisation only through truth); MVD, p. 311 (justice as recognising relationships, fulfilling values, evaluating, mutual satisfaction). JV, pp. 138–139 (deliberation bases).</w:t>
-      </w:r>
-    </w:p>
-    <w:p>
-      <w:pPr>
-        <w:pStyle w:val="Heading2"/>
-      </w:pPr>
-      <w:r>
-        <w:t>Likely questions from the audience</w:t>
-      </w:r>
-    </w:p>
-    <w:p>
-      <w:r>
-        <w:rPr>
-          <w:b/>
-        </w:rPr>
-        <w:t>Q: Are pleasure, health, and profit condemned?</w:t>
-      </w:r>
-    </w:p>
-    <w:p>
-      <w:r>
-        <w:t>No — legitimate in their domain; awakening changes the organising refuge.</w:t>
-      </w:r>
-    </w:p>
-    <w:p>
-      <w:r>
-        <w:rPr>
-          <w:b/>
-        </w:rPr>
-        <w:t>Q: How does this relate to courts?</w:t>
-      </w:r>
-    </w:p>
-    <w:p>
-      <w:r>
-        <w:t>Distinguish inherent regulation, justice as relational closure, and statutory law. Statute can be legal and unjust.</w:t>
-      </w:r>
-    </w:p>
-    <w:p>
-      <w:pPr>
-        <w:pStyle w:val="Heading1"/>
-      </w:pPr>
-      <w:r>
-        <w:t>Slide 24</w:t>
-      </w:r>
-    </w:p>
-    <w:p>
-      <w:r>
-        <w:rPr>
-          <w:b/>
-          <w:sz w:val="36"/>
-        </w:rPr>
-        <w:t>The Epistemic Ladder</w:t>
-      </w:r>
-    </w:p>
-    <w:p>
-      <w:pPr>
-        <w:pStyle w:val="Heading2"/>
-      </w:pPr>
-      <w:r>
-        <w:t>Delivering the slide</w:t>
-      </w:r>
-    </w:p>
-    <w:p>
-      <w:r>
-        <w:t>We turn now to knowing — how understanding widens, and how it happens in the sentient unit.</w:t>
-      </w:r>
-    </w:p>
-    <w:p>
-      <w:r>
-        <w:t>On the left: what must be understood as mutual context widens. Form is real structure encountered in mutual facing. Capacities show as effects between units. Essential nature needs state, order, and context. Innateness is evidenced in whole-order fulfilment. Relationships are shared expectations weighed by justice, dharma, and truth. At the top is coexistence itself — not another observed detail, but the aim of knowing.</w:t>
-      </w:r>
-    </w:p>
-    <w:p>
-      <w:r>
-        <w:t>On the right: how knowing happens within the sentient unit. Mun tastes and selects. Vritti deliberates. Chitta contemplates and directly apprehends. Buddhi comprehends and resolves. Atma realises in truth. Happiness, peace, contentment, and bliss name harmonies between paired faculties. Realisation at atma is named ultimate bliss.</w:t>
-      </w:r>
-    </w:p>
-    <w:p>
-      <w:r>
-        <w:t>Every unit is already manifest with all four aspects. The left-hand steps describe widening human understanding of that unit; they do not describe successive additions to its image. Inward reflection deepens knowing, and projection makes understanding evident through conduct. Bliss names the harmony of buddhi and atma; coexistence realised at atma is ultimate bliss.</w:t>
-      </w:r>
-    </w:p>
-    <w:p>
-      <w:pPr>
-        <w:pStyle w:val="Heading2"/>
-      </w:pPr>
-      <w:r>
-        <w:t>Primary-text background</w:t>
-      </w:r>
-    </w:p>
-    <w:p>
-      <w:r>
-        <w:t xml:space="preserve">JV, p. 120 (triad epistemic bases); JV, p. 121; SB, p. 50 (ultimate </w:t>
-      </w:r>
-      <w:r>
-        <w:rPr>
-          <w:i/>
-        </w:rPr>
-        <w:t>dharma</w:t>
-      </w:r>
-      <w:r>
-        <w:t xml:space="preserve">); JV, p. 120 (understanding of existence, </w:t>
-      </w:r>
-      <w:r>
-        <w:rPr>
-          <w:i/>
-        </w:rPr>
-        <w:t>jeevan</w:t>
-      </w:r>
-      <w:r>
-        <w:t>, and humane conduct); MVD, pp. 78, 101, 137; JV, p. 61; study §§1.3, 1.8–1.9, 1.13–1.14.</w:t>
-      </w:r>
-    </w:p>
-    <w:p>
-      <w:pPr>
-        <w:pStyle w:val="Heading2"/>
-      </w:pPr>
-      <w:r>
-        <w:t>Likely questions from the audience</w:t>
-      </w:r>
-    </w:p>
-    <w:p>
-      <w:r>
-        <w:rPr>
-          <w:b/>
-        </w:rPr>
-        <w:t>Q: Why is dharma on the top rung when atma is at the centre of the atom diagram?</w:t>
-      </w:r>
-    </w:p>
-    <w:p>
-      <w:r>
-        <w:t>Different geometries: atom diagram is structural (inward = deeper); ladder is epistemic (higher = wider context needed). All four aspects are equally present in every unit.</w:t>
-      </w:r>
-    </w:p>
-    <w:p>
-      <w:r>
-        <w:rPr>
-          <w:b/>
-        </w:rPr>
-        <w:t>Q: Is this ladder stated verbatim in the texts?</w:t>
-      </w:r>
-    </w:p>
-    <w:p>
-      <w:r>
-        <w:t>The ladder is an analytical arrangement of the definitions and their contexts, as explained in the study. All four aspects belong to the manifest unit. Imaging supplies a basis of recognition, while human understanding develops through jeevan’s knowing activities; the rungs should not be taught as a source-enumerated sequence of images.</w:t>
-      </w:r>
-    </w:p>
-    <w:p>
-      <w:pPr>
-        <w:pStyle w:val="Heading1"/>
-      </w:pPr>
-      <w:r>
-        <w:t>Slide 25</w:t>
-      </w:r>
-    </w:p>
-    <w:p>
-      <w:r>
-        <w:rPr>
-          <w:b/>
-          <w:sz w:val="36"/>
-        </w:rPr>
-        <w:t>Realisation in Coexistence</w:t>
-      </w:r>
-    </w:p>
-    <w:p>
-      <w:pPr>
-        <w:pStyle w:val="Heading2"/>
-      </w:pPr>
-      <w:r>
-        <w:t>Delivering the slide</w:t>
-      </w:r>
-    </w:p>
-    <w:p>
-      <w:r>
-        <w:t>This is where the developmental drive comes to rest: realisation in coexistence.</w:t>
-      </w:r>
-    </w:p>
-    <w:p>
-      <w:r>
-        <w:t>The drive settles when relationships across nature are fulfilled and made evident — not because the ground becomes a knower, but because the awakened sentient unit realises and evidences the coexistence in which it has always existed.</w:t>
-      </w:r>
-    </w:p>
-    <w:p>
-      <w:r>
-        <w:t>Realisation at atma is named ultimate bliss. Bliss names the harmony of buddhi and atma. What is known is existence as coexistence: nature saturated in Omnipresence. Understanding becomes evident as authenticity in work, behaviour, and participation. The next slide examines how it is presented, communicated, and expressed.</w:t>
-      </w:r>
-    </w:p>
-    <w:p>
-      <w:r>
-        <w:t>Three roles stay distinct: the sentient unit remains the knower; existence as coexistence remains the known; knowledge becomes evident as authentic conduct. They become coherent without becoming identical. The individual knower is not dissolved into a single universal Self.</w:t>
-      </w:r>
-    </w:p>
-    <w:p>
-      <w:pPr>
-        <w:pStyle w:val="Heading2"/>
-      </w:pPr>
-      <w:r>
-        <w:t>Primary-text background</w:t>
-      </w:r>
-    </w:p>
-    <w:p>
-      <w:r>
-        <w:t>“The goal of development is for nature, saturated in Omnipotence, to be realised in Omnipotence…” — SB, p. 81</w:t>
-      </w:r>
-    </w:p>
-    <w:p>
-      <w:r>
-        <w:t>SB, p. 116 and MVD, p. 126 (threefold knowledge); KD §§3.17–3.18 (knowledge, knower, and known); MVD, pp. 14–15, 286–287. Study §1.14.</w:t>
-      </w:r>
-    </w:p>
-    <w:p>
-      <w:r>
-        <w:t>MVD pp. 100–101 distinguishes ultimate bliss at atma; MVD p. 328 connects realisation-based expression, communication, and exposition with ultimate bliss. Study §§1.9 and 1.14 preserves both this placement and bliss as buddhi–atma harmony.</w:t>
-      </w:r>
-    </w:p>
-    <w:p>
-      <w:pPr>
-        <w:pStyle w:val="Heading2"/>
-      </w:pPr>
-      <w:r>
-        <w:t>Likely questions from the audience</w:t>
-      </w:r>
-    </w:p>
-    <w:p>
-      <w:r>
-        <w:rPr>
-          <w:b/>
-        </w:rPr>
-        <w:t>Q: If satta is Knowledge, doesn't it know everything?</w:t>
-      </w:r>
-    </w:p>
-    <w:p>
-      <w:r>
-        <w:t xml:space="preserve">No — </w:t>
-      </w:r>
-      <w:r>
-        <w:rPr>
-          <w:i/>
-        </w:rPr>
-        <w:t>gyan</w:t>
-      </w:r>
-      <w:r>
-        <w:t xml:space="preserve"> as </w:t>
-      </w:r>
-      <w:r>
-        <w:rPr>
-          <w:i/>
-        </w:rPr>
-        <w:t>satta</w:t>
-      </w:r>
-      <w:r>
-        <w:t xml:space="preserve"> names intelligibility, not cognition. The knowing act belongs only to </w:t>
-      </w:r>
-      <w:r>
-        <w:rPr>
-          <w:i/>
-        </w:rPr>
-        <w:t>jeevan</w:t>
-      </w:r>
-      <w:r>
-        <w:t>.</w:t>
-      </w:r>
-    </w:p>
-    <w:p>
-      <w:r>
-        <w:rPr>
-          <w:b/>
-        </w:rPr>
-        <w:t>Q: How is this different from moksha as merger?</w:t>
-      </w:r>
-    </w:p>
-    <w:p>
-      <w:r>
-        <w:t xml:space="preserve">MD denies merger into a single Self. Realisation evidences coexistence; individuality of </w:t>
-      </w:r>
-      <w:r>
-        <w:rPr>
-          <w:i/>
-        </w:rPr>
-        <w:t>jeevan</w:t>
-      </w:r>
-      <w:r>
-        <w:t xml:space="preserve"> remains ontologically real.</w:t>
-      </w:r>
-    </w:p>
-    <w:p>
-      <w:pPr>
-        <w:pStyle w:val="Heading1"/>
-      </w:pPr>
-      <w:r>
-        <w:t>Slide 26</w:t>
-      </w:r>
-    </w:p>
-    <w:p>
-      <w:r>
-        <w:rPr>
-          <w:b/>
-          <w:sz w:val="36"/>
-        </w:rPr>
-        <w:t>Understanding in Expression</w:t>
-      </w:r>
-    </w:p>
-    <w:p>
-      <w:pPr>
-        <w:pStyle w:val="Heading2"/>
-      </w:pPr>
-      <w:r>
-        <w:t>Delivering the slide</w:t>
-      </w:r>
-    </w:p>
-    <w:p>
-      <w:r>
-        <w:t>How does understanding become available in living? The primary texts use three connected terms: presentation, communication, and expression.</w:t>
-      </w:r>
-    </w:p>
-    <w:p>
-      <w:r>
-        <w:t>Presentation, prakashan, makes actuality evident through an accomplished and meaningful form. Something understood takes a form another can attend to.</w:t>
-      </w:r>
-    </w:p>
-    <w:p>
-      <w:r>
-        <w:t>Communication, sampreshana, indicates completeness. The definition names constitutional completeness, activity completeness, and conduct completeness. Communication serves understanding and enabling another to understand. Words direct attention to the activity of units and its inherent meaning, including their properties, essential nature, and dharma.</w:t>
-      </w:r>
-    </w:p>
-    <w:p>
-      <w:r>
-        <w:t>Expression, abhivyakti, is the mental, verbal, and bodily activity through which our existence is evidenced for all-round resolution, called abhyudaya. Understanding is expressed in speech, work, and humane behaviour.</w:t>
-      </w:r>
-    </w:p>
-    <w:p>
-      <w:r>
-        <w:t>Art, kala, concerns how these activities take an accomplished form. It makes qualities evident and expression meaningful, bringing usefulness together with beauty. In making an object, art value enhances usefulness. In communicating understanding, art serves intelligibility and the purpose of resolution.</w:t>
-      </w:r>
-    </w:p>
-    <w:p>
-      <w:r>
-        <w:t>These activities belong together in the participation of jeevan through the body. They carry understanding into the awakened human tradition on the next slide.</w:t>
+        <w:t>Presentation, communication and expression have a scope throughout nature. Every unit makes its characteristic contribution evident according to its state, activity and order. In human living, the same vocabulary also describes the purposeful expression of understanding.</w:t>
+      </w:r>
+    </w:p>
+    <w:p>
+      <w:r>
+        <w:t>Presentation, prakashan, makes actuality evident through an accomplished and meaningful form. Something understood becomes available for another to attend to.</w:t>
+      </w:r>
+    </w:p>
+    <w:p>
+      <w:r>
+        <w:t>Communication, sampreshana, indicates completeness. The definition names constitutional completeness, activity completeness and conduct completeness. In human communication, words direct attention to the activity of units and its inherent meaning, serving understanding and enabling another to understand.</w:t>
+      </w:r>
+    </w:p>
+    <w:p>
+      <w:r>
+        <w:t>Expression, abhivyakti, is the mental, verbal and bodily activity through which one's existence is evidenced for all-round resolution, called abhyudaya. Understanding becomes evident in speech, work and humane behaviour.</w:t>
+      </w:r>
+    </w:p>
+    <w:p>
+      <w:r>
+        <w:t>Art, kala, is skilful expressive activity: it makes qualities evident and expression meaningful, joining usefulness with beauty. Art value, kala-mulya, is the value realised in an object when meaningful convenience and beauty enhance its usefulness. A well-made object can evidence that value; a clear explanation can evidence art in making understanding intelligible.</w:t>
+      </w:r>
+    </w:p>
+    <w:p>
+      <w:r>
+        <w:t>These activities overlap and work together. In awakened human living they involve jeevan through the body, carrying understanding into conduct and the humane tradition.</w:t>
       </w:r>
     </w:p>
     <w:p>
@@ -4579,7 +4399,7 @@
     </w:p>
     <w:p>
       <w:r>
-        <w:t>The reviewed definitions do not establish that exclusive assignment. MVD p. 328 uses all three together for realisation-based ultimate bliss, and abhivyakti involves the full activity of jeevan through the body. The faculty harmonies on slide 19 remain distinct definitions.</w:t>
+        <w:t>The reviewed definitions do not establish that exclusive assignment. MVD p. 328 uses all three together for realisation-based ultimate bliss, and abhivyakti involves the full activity of jeevan through the body. The faculty harmonies on slide 17 remain distinct definitions.</w:t>
       </w:r>
     </w:p>
     <w:p>
@@ -4604,11 +4424,10 @@
       </w:r>
     </w:p>
     <w:p>
-      <w:r>
-        <w:rPr>
-          <w:b/>
-          <w:sz w:val="36"/>
-        </w:rPr>
+      <w:pPr>
+        <w:pStyle w:val="Heading1"/>
+      </w:pPr>
+      <w:r>
         <w:t>An Awakened Human Tradition</w:t>
       </w:r>
     </w:p>
@@ -4720,11 +4539,10 @@
       </w:r>
     </w:p>
     <w:p>
-      <w:r>
-        <w:rPr>
-          <w:b/>
-          <w:sz w:val="36"/>
-        </w:rPr>
+      <w:pPr>
+        <w:pStyle w:val="Heading1"/>
+      </w:pPr>
+      <w:r>
         <w:t>Method and Evidence</w:t>
       </w:r>
     </w:p>
@@ -4738,37 +4556,32 @@
     </w:p>
     <w:p>
       <w:r>
-        <w:t>Before the closing summary, I owe you an accounting of what kind of thing each part of this has been.</w:t>
-      </w:r>
-    </w:p>
-    <w:p>
-      <w:r>
-        <w:t>Different methods establish different things. They can support one another, but they are not interchangeable.</w:t>
-      </w:r>
-    </w:p>
-    <w:p>
-      <w:r>
-        <w:t>Logical exposition can show internal coherence. It cannot by itself prove empirical fact.</w:t>
-      </w:r>
-    </w:p>
-    <w:p>
-      <w:r>
-        <w:t>Study and self-examination can show intelligibility and first-person recognition. They cannot by themselves physically identify the sentient unit.</w:t>
-      </w:r>
-    </w:p>
-    <w:p>
-      <w:r>
-        <w:t>Practice and conduct-evidence can show effects in work, behaviour, and mutual satisfaction. They cannot by themselves measure the sentience threshold or the unit–body interface.</w:t>
-      </w:r>
-    </w:p>
-    <w:p>
-      <w:r>
-        <w:t>Realisation is this tradition’s claimed completion of knowing. It does not force agreement from other methods.</w:t>
-      </w:r>
-    </w:p>
-    <w:p>
-      <w:r>
-        <w:t>Publicly measurable physical claims remain answerable to instrument-based science. No accepted measurement currently identifies the sentience threshold, the unit–body interface, or post-body reassociation — the last of those being the claim I flagged on slide 16, that the sentient unit continues when a body ends and may later associate with another. Stating that plainly is part of responsible presentation.</w:t>
+        <w:t>The account we have examined uses several modes of inquiry and evidence. Each answers a different question.</w:t>
+      </w:r>
+    </w:p>
+    <w:p>
+      <w:r>
+        <w:t>Logical exposition tests whether definitions and relationships form a coherent account. Study and self-examination test whether the proposal and the activities of knowing can be understood and recognised.</w:t>
+      </w:r>
+    </w:p>
+    <w:p>
+      <w:r>
+        <w:t>Experiment and practice in work and behaviour test whether understanding regulates action. Conduct-evidence makes relational consequences — fulfilled values, mutual satisfaction and participation — visible to others.</w:t>
+      </w:r>
+    </w:p>
+    <w:p>
+      <w:r>
+        <w:t>Realisation is Madhyasth Darshan's claimed completion of knowing coexistence, jeevan and humane conduct. Its status as first-person completion differs from publicly measurable physical evidence.</w:t>
+      </w:r>
+    </w:p>
+    <w:p>
+      <w:r>
+        <w:t>The sentience threshold, the jeevan–body interface, and post-body reassociation raise physical questions. No accepted measurement currently identifies them. The survival and reassociation account introduced with the joint form remains a claim to examine under that further standard.</w:t>
+      </w:r>
+    </w:p>
+    <w:p>
+      <w:r>
+        <w:t>These methods can support one another while retaining their different scope. Evidence of humane conduct does not by itself identify the sentient atom, just as internal coherence alone does not establish that a physical claim is true.</w:t>
       </w:r>
     </w:p>
     <w:p>
@@ -4781,12 +4594,12 @@
     </w:p>
     <w:p>
       <w:r>
-        <w:t>Study §1.15–§1.16. Staged method from MVD, p. 88 and SB, p. 44: study → experiment and practice → realisation with evidence. Open problems: study §§6.1–6.2.</w:t>
-      </w:r>
-    </w:p>
-    <w:p>
-      <w:r>
-        <w:t>Note on placement: this slide now sits immediately before the closing summary, so the honesty about warrant lands as the last word on method rather than interrupting the ascent through realisation and tradition. Every claim it names as unmeasured has actually been made earlier in the deck — T1 on slide 16, the interface on slide 17, reassociation on slide 16 — so nothing here is a caveat about a claim the audience has not heard.</w:t>
+        <w:t>Study §1.16. Staged method from MVD, p. 88 and SB, p. 44: study → experiment and practice → realisation with evidence. Open problems: study §§6.1–6.2.</w:t>
+      </w:r>
+    </w:p>
+    <w:p>
+      <w:r>
+        <w:t>T1 is introduced on slide 14. The joint form, interface, post-body persistence and later reassociation are introduced on slide 15. The method slide distinguishes their physical evidential questions from the first-person and conduct-based methods described in study §1.16.</w:t>
       </w:r>
     </w:p>
     <w:p>
@@ -4832,11 +4645,10 @@
       </w:r>
     </w:p>
     <w:p>
-      <w:r>
-        <w:rPr>
-          <w:b/>
-          <w:sz w:val="36"/>
-        </w:rPr>
+      <w:pPr>
+        <w:pStyle w:val="Heading1"/>
+      </w:pPr>
+      <w:r>
         <w:t>The Questions, Answered</w:t>
       </w:r>
     </w:p>

--- a/Studies/The-Ontology-of-Coexistence/Presenters-Companion-Ontology-of-Existence.docx
+++ b/Studies/The-Ontology-of-Coexistence/Presenters-Companion-Ontology-of-Existence.docx
@@ -250,7 +250,7 @@
     </w:p>
     <w:p>
       <w:r>
-        <w:t>Coverage claims are scoped to the translated corpus (MVD, SB, JV), KD as cited, and the selected Hindi PS definitions identified in this guide. Other Hindi works may develop these subjects further.</w:t>
+        <w:t>Coverage claims are scoped to the translated corpus (MVD, SB, JV, AVD), KD as cited, and the selected Hindi PS definitions identified in this guide. Other Hindi works may develop these subjects further.</w:t>
       </w:r>
     </w:p>
     <w:p>
@@ -808,7 +808,7 @@
     </w:p>
     <w:p>
       <w:r>
-        <w:t>First, the ground — Omnipresence. Formless, all-pervasive, transparent, permeating, non-transforming, immeasurable. Actionless energy: it acts not at all, yet every unit is energised and regulated in it. There is no place where it is absent.</w:t>
+        <w:t>First, the ground — Omnipresence. Formless, all-pervasive, transparent, permeating, non-transforming, immeasurable. Actionless energy: it acts not at all, yet every unit is energised and regulated in it. There is no place where it is absent. The same pervasive reality is also named jyoti, light; realisation in it is described as enduring prakash.</w:t>
       </w:r>
     </w:p>
     <w:p>
@@ -879,7 +879,7 @@
     </w:p>
     <w:p>
       <w:r>
-        <w:t xml:space="preserve">Source-defined names and translation risks: MVD p. 35 and Editorial Notes in the study. Inter-unit distance held in </w:t>
+        <w:t xml:space="preserve">Source-defined names and translation risks: MVD p. 35 and Editorial Notes in the study. PS p. 137 names Brahm as pervasive reality, uniform satta, knowledge and jyoti; p. 80 defines jyoti through realisation in the pervasive as enduring prakash. This is the source basis of the light vocabulary for the ground. These are connected passages, rather than a verbatim definition equating satta and prakash. Inter-unit distance held in </w:t>
       </w:r>
       <w:r>
         <w:rPr>
@@ -1051,7 +1051,7 @@
     </w:p>
     <w:p>
       <w:r>
-        <w:t>These are connected aspects of one saturation. Energy becomes evident in activity, recognition in mutuality, and regulation in definite conduct. The unit is also manifest to others: the texts connect its manifestness with being force-endowed in Omnipresence.</w:t>
+        <w:t>These are connected aspects of one saturation. Energy becomes evident in activity, recognition in mutuality, and regulation in definite conduct. The ground is named jyoti, light; each unit saturated in it is prakashman, manifest. The texts explicitly connect this manifestness with satta permeating the unit and its being endowed with force. Manifestness belongs to all units, including sentient jeevan.</w:t>
       </w:r>
     </w:p>
     <w:p>
@@ -1118,7 +1118,7 @@
     </w:p>
     <w:p>
       <w:r>
-        <w:t>SB p. 57 associates soakedness with forcefulness, submersion with activeness, and surroundedness with regulation. PS p. 114 associates soakedness with energy-endowment, submersion with mutual recognition, and surroundedness with regulation. These overlap rather than establishing exclusive compartments. SB p. 248 grounds manifestness in force-endowment under saturation. PS p. 121 identifies the image as a basis of mutual recognition. See study §§1.1–1.3 and Editorial Notes.</w:t>
+        <w:t>SB p. 57 associates soakedness with forcefulness, submersion with activeness, and surroundedness with regulation. PS p. 114 associates soakedness with energy-endowment, submersion with mutual recognition, and surroundedness with regulation. These overlap rather than establishing exclusive compartments. AVD pp. 115–116 derives units’ force-endowment, activity and manifestness from satta permeating them; SB p. 248 independently grounds manifestness in force-endowment under saturation. PS pp. 80, 137 supply the connected jyoti/prakash vocabulary for the ground. PS p. 121 identifies the image as a basis of mutual recognition. See study §§1.1–1.3 and Editorial Notes.</w:t>
       </w:r>
     </w:p>
     <w:p>
@@ -1455,7 +1455,7 @@
     </w:p>
     <w:p>
       <w:r>
-        <w:t>The whole unit is manifest, or prakashman, with all four aspects. Imaging is central to prakash. This is a claim about how units are manifest to one another; completed human understanding also requires knowing their relations and fulfilment. An image alone does not deliver that understanding. Animal recognition of essential nature becomes evident in friendliness and opposition; human living brings the exchange of values and evaluation of dharma.</w:t>
+        <w:t>The whole unit is manifest, or prakashman, with all four aspects, grounded in its saturation in satta. In the context of mutuality, prakash names a unit’s imaging. This describes how units are manifest to one another within the wider account of light and manifestness; completed human understanding also requires knowing their relations and fulfilment. An image alone does not deliver that understanding. Animal recognition of essential nature becomes evident in friendliness and opposition; human living brings the exchange of values and evaluation of dharma.</w:t>
       </w:r>
     </w:p>
     <w:p>
@@ -1522,7 +1522,7 @@
     </w:p>
     <w:p>
       <w:r>
-        <w:t>Imaging and prakash: MVD p. 45. Bimb, pratibimb, and pratibimban: PS pp. 121, 135. Being manifest with all four aspects: PS p. 119. Imaging, influence, animal recognition, and human evaluation: SB pp. 248–252. Bearer/property distinction: SB pp. 256–257. SB p. 179 describes entities as manifest, communicated, and expressed according to state, motion, plane, and order. Slide 26 develops the human definitions. The study’s Editorial Notes retain the contextual heated-body definition of prakash in PS p. 119 alongside MVD’s broader imaging formulation.</w:t>
+        <w:t>Prakash in the imaging context: MVD p. 45. The ground’s light vocabulary and the grounding of unit manifestness are established on slides 5–6 from PS pp. 80, 137; AVD pp. 115–116; SB p. 248. Bimb, pratibimb, and pratibimban: PS pp. 121, 135. Being manifest with all four aspects: PS p. 119. Imaging, influence, animal recognition, and human evaluation: SB pp. 248–252. Bearer/property distinction: SB pp. 256–257. SB p. 179 describes entities as manifest, communicated, and expressed according to state, motion, plane, and order. Slide 26 develops the human definitions. The study’s Editorial Notes distinguish the ground’s jyoti/prakash vocabulary, MVD’s imaging formulation and PS p. 119’s heated-body definition. The imaging definition is one context of prakash, not an exhaustive account of the light vocabulary.</w:t>
       </w:r>
     </w:p>
     <w:p>
@@ -4317,7 +4317,7 @@
     </w:p>
     <w:p>
       <w:r>
-        <w:t>Presentation, communication and expression have a scope throughout nature. Every unit makes its characteristic contribution evident according to its state, activity and order. In human living, the same vocabulary also describes the purposeful expression of understanding.</w:t>
+        <w:t>Every unit is prakashman, manifest through its form, properties, essential nature and dharma. Presentation, communication and expression describe this participation throughout nature. In sentient jeevan, manifestness includes its active faculties and the capacities it expresses through the body. Humans already communicate and express their capacities during awakening progression. With awakening, these activities carry realised understanding into meaningful presentation, communication and conduct. The three definitions here describe that fuller human fulfilment.</w:t>
       </w:r>
     </w:p>
     <w:p>
@@ -4342,7 +4342,7 @@
     </w:p>
     <w:p>
       <w:r>
-        <w:t>These activities overlap and work together. In awakened human living they involve jeevan through the body, carrying understanding into conduct and the humane tradition.</w:t>
+        <w:t>These are connected, overlapping aspects of sentient manifestation. Their fulfilment in awakened human living carries realised understanding through the body into conduct and the humane tradition.</w:t>
       </w:r>
     </w:p>
     <w:p>
@@ -4355,7 +4355,7 @@
     </w:p>
     <w:p>
       <w:r>
-        <w:t>The general scope is unit expression according to state, motion, developmental plane, and order (SB p. 179), and all units’ expressions as activity saturated in Omnipresence (MVD p. 109). The human definitions are PS p. 119 for prakashan, p. 206 for sampreshana, and p. 22 for abhivyakti. The definition of abhivyakti itself includes prakashan and the participation of hope, thought, desire, resolve, experience, and bodily activity.</w:t>
+        <w:t>The general scope is unit expression according to state, motion, developmental plane, and order (SB p. 179), and all units’ expressions as activity saturated in Omnipresence (MVD p. 109). The sentient connection is explicit in SB pp. 52, 63, 66, 90–92: jeevan manifests through the body, its faculties are active and manifest, and communication/expression during awakening progression is itself a meaning of prakashmanata (p. 66). The fuller human definitions are PS p. 119 for prakashan, p. 206 for sampreshana, and p. 22 for abhivyakti. The definition of abhivyakti itself includes prakashan and the participation of hope, thought, desire, resolve, experience, and bodily activity.</w:t>
       </w:r>
     </w:p>
     <w:p>
@@ -4374,6 +4374,19 @@
       </w:pPr>
       <w:r>
         <w:t>Likely questions from the audience</w:t>
+      </w:r>
+    </w:p>
+    <w:p>
+      <w:r>
+        <w:rPr>
+          <w:b/>
+        </w:rPr>
+        <w:t>Q: Does sentient expression begin only after awakening?</w:t>
+      </w:r>
+    </w:p>
+    <w:p>
+      <w:r>
+        <w:t>SB p. 66 explicitly describes communication and expression during awakening progression as prakashmanata. Awakening brings their fulfilment as realised understanding and humane conduct. SB p. 179 also preserves the wider use of expression vocabulary across all four orders.</w:t>
       </w:r>
     </w:p>
     <w:p>

--- a/Studies/The-Ontology-of-Coexistence/Presenters-Companion-Ontology-of-Existence.docx
+++ b/Studies/The-Ontology-of-Coexistence/Presenters-Companion-Ontology-of-Existence.docx
@@ -808,7 +808,7 @@
     </w:p>
     <w:p>
       <w:r>
-        <w:t>First, the ground — Omnipresence. Formless, all-pervasive, transparent, permeating, non-transforming, immeasurable. Actionless energy: it acts not at all, yet every unit is energised and regulated in it. There is no place where it is absent. The same pervasive reality is also named jyoti, light; realisation in it is described as enduring prakash.</w:t>
+        <w:t>First, the ground — Omnipresence. Formless, all-pervasive, transparent, permeating, non-transforming, immeasurable. Actionless energy: it acts not at all, yet every unit is energised and regulated in it. There is no place where it is absent. The pervasive ground is prakash, light; realisation in it is described as enduring prakash.</w:t>
       </w:r>
     </w:p>
     <w:p>
@@ -879,7 +879,7 @@
     </w:p>
     <w:p>
       <w:r>
-        <w:t xml:space="preserve">Source-defined names and translation risks: MVD p. 35 and Editorial Notes in the study. PS p. 137 names Brahm as pervasive reality, uniform satta, knowledge and jyoti; p. 80 defines jyoti through realisation in the pervasive as enduring prakash. This is the source basis of the light vocabulary for the ground. These are connected passages, rather than a verbatim definition equating satta and prakash. Inter-unit distance held in </w:t>
+        <w:t xml:space="preserve">Source-defined names and translation risks: MVD p. 35 and Editorial Notes in the study. Prakash (Light) is the term used for the pervasive ground in this study. PS p. 137 includes jyoti among the names of Brahm, alongside pervasive reality, uniform satta and knowledge; p. 80 describes realisation in the pervasive as enduring prakash and gives it the name jyoti. Jyoti is retained here to identify the source's wording. These are connected passages, rather than a verbatim definition equating satta and prakash. Inter-unit distance held in </w:t>
       </w:r>
       <w:r>
         <w:rPr>
@@ -1051,7 +1051,7 @@
     </w:p>
     <w:p>
       <w:r>
-        <w:t>These are connected aspects of one saturation. Energy becomes evident in activity, recognition in mutuality, and regulation in definite conduct. The ground is named jyoti, light; each unit saturated in it is prakashman, manifest. The texts explicitly connect this manifestness with satta permeating the unit and its being endowed with force. Manifestness belongs to all units, including sentient jeevan.</w:t>
+        <w:t>These are connected aspects of one saturation. Energy becomes evident in activity, recognition in mutuality, and regulation in definite conduct. The ground is prakash, light; each unit saturated in it is prakashman, manifest. The texts explicitly connect this manifestness with satta permeating the unit and its being endowed with force. Manifestness belongs to all units, including sentient jeevan.</w:t>
       </w:r>
     </w:p>
     <w:p>
@@ -1118,7 +1118,7 @@
     </w:p>
     <w:p>
       <w:r>
-        <w:t>SB p. 57 associates soakedness with forcefulness, submersion with activeness, and surroundedness with regulation. PS p. 114 associates soakedness with energy-endowment, submersion with mutual recognition, and surroundedness with regulation. These overlap rather than establishing exclusive compartments. AVD pp. 115–116 derives units’ force-endowment, activity and manifestness from satta permeating them; SB p. 248 independently grounds manifestness in force-endowment under saturation. PS pp. 80, 137 supply the connected jyoti/prakash vocabulary for the ground. PS p. 121 identifies the image as a basis of mutual recognition. See study §§1.1–1.3 and Editorial Notes.</w:t>
+        <w:t>SB p. 57 associates soakedness with forcefulness, submersion with activeness, and surroundedness with regulation. PS p. 114 associates soakedness with energy-endowment, submersion with mutual recognition, and surroundedness with regulation. These overlap rather than establishing exclusive compartments. AVD pp. 115–116 derives units’ force-endowment, activity and manifestness from satta permeating them; SB p. 248 independently grounds manifestness in force-endowment under saturation. PS pp. 80, 137 supply the connected light vocabulary discussed in slide 5's background; the ground is termed prakash in the teaching account. PS p. 121 identifies the image as a basis of mutual recognition. See study §§1.1–1.3 and Editorial Notes.</w:t>
       </w:r>
     </w:p>
     <w:p>
@@ -1522,7 +1522,7 @@
     </w:p>
     <w:p>
       <w:r>
-        <w:t>Prakash in the imaging context: MVD p. 45. The ground’s light vocabulary and the grounding of unit manifestness are established on slides 5–6 from PS pp. 80, 137; AVD pp. 115–116; SB p. 248. Bimb, pratibimb, and pratibimban: PS pp. 121, 135. Being manifest with all four aspects: PS p. 119. Imaging, influence, animal recognition, and human evaluation: SB pp. 248–252. Bearer/property distinction: SB pp. 256–257. SB p. 179 describes entities as manifest, communicated, and expressed according to state, motion, plane, and order. Slide 26 develops the human definitions. The study’s Editorial Notes distinguish the ground’s jyoti/prakash vocabulary, MVD’s imaging formulation and PS p. 119’s heated-body definition. The imaging definition is one context of prakash, not an exhaustive account of the light vocabulary.</w:t>
+        <w:t>Prakash in the imaging context: MVD p. 45. The ground’s light vocabulary and the grounding of unit manifestness are established on slides 5–6 from PS pp. 80, 137; AVD pp. 115–116; SB p. 248. Bimb, pratibimb, and pratibimban: PS pp. 121, 135. Being manifest with all four aspects: PS p. 119. Imaging, influence, animal recognition, and human evaluation: SB pp. 248–252. Bearer/property distinction: SB pp. 256–257. SB p. 179 describes entities as manifest, communicated, and expressed according to state, motion, plane, and order. Slide 26 develops the human definitions. The study’s Editorial Notes distinguish prakash as Light in the ground-level account, MVD’s imaging formulation and PS p. 119’s heated-body definition. The imaging definition is one context of prakash, not an exhaustive account of the light vocabulary.</w:t>
       </w:r>
     </w:p>
     <w:p>
